--- a/Manuel/Idée de projet carnet de voyages.docx
+++ b/Manuel/Idée de projet carnet de voyages.docx
@@ -83,12 +83,56 @@
       <w:pPr>
         <w:numPr>
           <w:ilvl w:val="0"/>
-          <w:numId w:val="4"/>
+          <w:numId w:val="3"/>
         </w:numPr>
         <w:jc w:val="both"/>
       </w:pPr>
       <w:r>
         <w:t>Installer et configurer son environnement de travail en fonction du projet web ou web mobile</w:t>
+      </w:r>
+    </w:p>
+    <w:p>
+      <w:pPr>
+        <w:numPr>
+          <w:ilvl w:val="0"/>
+          <w:numId w:val="3"/>
+        </w:numPr>
+        <w:jc w:val="both"/>
+      </w:pPr>
+      <w:r>
+        <w:t>Maquetter des interfaces utilisateur web ou web mobile</w:t>
+      </w:r>
+    </w:p>
+    <w:p>
+      <w:pPr>
+        <w:numPr>
+          <w:ilvl w:val="0"/>
+          <w:numId w:val="3"/>
+        </w:numPr>
+        <w:jc w:val="both"/>
+      </w:pPr>
+      <w:r>
+        <w:t>Réaliser des interfaces utilisateur statiques web ou web mobile</w:t>
+      </w:r>
+    </w:p>
+    <w:p>
+      <w:pPr>
+        <w:numPr>
+          <w:ilvl w:val="0"/>
+          <w:numId w:val="3"/>
+        </w:numPr>
+        <w:jc w:val="both"/>
+      </w:pPr>
+      <w:r>
+        <w:t>Développer la partie dynamique des interfaces utilisateur web ou web mobile</w:t>
+      </w:r>
+    </w:p>
+    <w:p>
+      <w:pPr>
+        <w:jc w:val="both"/>
+      </w:pPr>
+      <w:r>
+        <w:t>2. Développer la partie back-end d'une application web ou web mobile sécurisée</w:t>
       </w:r>
     </w:p>
     <w:p>
@@ -100,7 +144,7 @@
         <w:jc w:val="both"/>
       </w:pPr>
       <w:r>
-        <w:t>Maquetter des interfaces utilisateur web ou web mobile</w:t>
+        <w:t>Mettre en place une base de données relationnelle</w:t>
       </w:r>
     </w:p>
     <w:p>
@@ -112,7 +156,7 @@
         <w:jc w:val="both"/>
       </w:pPr>
       <w:r>
-        <w:t>Réaliser des interfaces utilisateur statiques web ou web mobile</w:t>
+        <w:t>Développer des composants d'accès aux données SQL et NoSQL</w:t>
       </w:r>
     </w:p>
     <w:p>
@@ -124,58 +168,14 @@
         <w:jc w:val="both"/>
       </w:pPr>
       <w:r>
-        <w:t>Développer la partie dynamique des interfaces utilisateur web ou web mobile</w:t>
-      </w:r>
-    </w:p>
-    <w:p>
-      <w:pPr>
-        <w:jc w:val="both"/>
-      </w:pPr>
-      <w:r>
-        <w:t>2. Développer la partie back-end d'une application web ou web mobile sécurisée</w:t>
+        <w:t>Développer des composants métier coté serveur</w:t>
       </w:r>
     </w:p>
     <w:p>
       <w:pPr>
         <w:numPr>
           <w:ilvl w:val="0"/>
-          <w:numId w:val="5"/>
-        </w:numPr>
-        <w:jc w:val="both"/>
-      </w:pPr>
-      <w:r>
-        <w:t>Mettre en place une base de données relationnelle</w:t>
-      </w:r>
-    </w:p>
-    <w:p>
-      <w:pPr>
-        <w:numPr>
-          <w:ilvl w:val="0"/>
-          <w:numId w:val="5"/>
-        </w:numPr>
-        <w:jc w:val="both"/>
-      </w:pPr>
-      <w:r>
-        <w:t>Développer des composants d'accès aux données SQL et NoSQL</w:t>
-      </w:r>
-    </w:p>
-    <w:p>
-      <w:pPr>
-        <w:numPr>
-          <w:ilvl w:val="0"/>
-          <w:numId w:val="5"/>
-        </w:numPr>
-        <w:jc w:val="both"/>
-      </w:pPr>
-      <w:r>
-        <w:t>Développer des composants métier coté serveur</w:t>
-      </w:r>
-    </w:p>
-    <w:p>
-      <w:pPr>
-        <w:numPr>
-          <w:ilvl w:val="0"/>
-          <w:numId w:val="5"/>
+          <w:numId w:val="4"/>
         </w:numPr>
         <w:jc w:val="both"/>
       </w:pPr>
@@ -212,7 +212,7 @@
         <w:pStyle w:val="Paragraphedeliste"/>
         <w:numPr>
           <w:ilvl w:val="0"/>
-          <w:numId w:val="3"/>
+          <w:numId w:val="2"/>
         </w:numPr>
         <w:jc w:val="both"/>
       </w:pPr>
@@ -225,7 +225,7 @@
         <w:pStyle w:val="Paragraphedeliste"/>
         <w:numPr>
           <w:ilvl w:val="0"/>
-          <w:numId w:val="3"/>
+          <w:numId w:val="2"/>
         </w:numPr>
         <w:jc w:val="both"/>
       </w:pPr>
@@ -238,7 +238,7 @@
         <w:pStyle w:val="Paragraphedeliste"/>
         <w:numPr>
           <w:ilvl w:val="0"/>
-          <w:numId w:val="3"/>
+          <w:numId w:val="2"/>
         </w:numPr>
         <w:jc w:val="both"/>
       </w:pPr>
@@ -251,7 +251,7 @@
         <w:pStyle w:val="Paragraphedeliste"/>
         <w:numPr>
           <w:ilvl w:val="0"/>
-          <w:numId w:val="3"/>
+          <w:numId w:val="2"/>
         </w:numPr>
         <w:jc w:val="both"/>
       </w:pPr>
@@ -264,7 +264,7 @@
         <w:pStyle w:val="Paragraphedeliste"/>
         <w:numPr>
           <w:ilvl w:val="0"/>
-          <w:numId w:val="3"/>
+          <w:numId w:val="2"/>
         </w:numPr>
         <w:jc w:val="both"/>
       </w:pPr>
@@ -322,7 +322,7 @@
         <w:pStyle w:val="Paragraphedeliste"/>
         <w:numPr>
           <w:ilvl w:val="0"/>
-          <w:numId w:val="3"/>
+          <w:numId w:val="2"/>
         </w:numPr>
         <w:jc w:val="both"/>
       </w:pPr>
@@ -335,7 +335,7 @@
         <w:pStyle w:val="Paragraphedeliste"/>
         <w:numPr>
           <w:ilvl w:val="0"/>
-          <w:numId w:val="3"/>
+          <w:numId w:val="2"/>
         </w:numPr>
         <w:jc w:val="both"/>
       </w:pPr>
@@ -673,11 +673,11 @@
         <w:tblLook w:val="04A0" w:firstRow="1" w:lastRow="0" w:firstColumn="1" w:lastColumn="0" w:noHBand="0" w:noVBand="1"/>
       </w:tblPr>
       <w:tblGrid>
-        <w:gridCol w:w="391"/>
-        <w:gridCol w:w="2747"/>
-        <w:gridCol w:w="2372"/>
-        <w:gridCol w:w="1554"/>
-        <w:gridCol w:w="3392"/>
+        <w:gridCol w:w="387"/>
+        <w:gridCol w:w="2658"/>
+        <w:gridCol w:w="2072"/>
+        <w:gridCol w:w="2501"/>
+        <w:gridCol w:w="2838"/>
       </w:tblGrid>
       <w:tr>
         <w:trPr>
@@ -1250,7 +1250,14 @@
               <w:rPr>
                 <w:rFonts w:ascii="Aptos" w:hAnsi="Aptos"/>
               </w:rPr>
-              <w:t>En tant qu'utilisateur connecté, je veux pouvoir accéder à mon profil personnel pour gérer mes informations et voir ma bibliothèque de carnets de voyage.</w:t>
+              <w:t xml:space="preserve">En tant qu'utilisateur connecté, je veux pouvoir accéder à mon profil personnel pour gérer mes informations et voir ma </w:t>
+            </w:r>
+            <w:r>
+              <w:rPr>
+                <w:rFonts w:ascii="Aptos" w:hAnsi="Aptos"/>
+              </w:rPr>
+              <w:lastRenderedPageBreak/>
+              <w:t>bibliothèque de carnets de voyage.</w:t>
             </w:r>
           </w:p>
         </w:tc>
@@ -1271,7 +1278,15 @@
               <w:rPr>
                 <w:rFonts w:ascii="Aptos" w:hAnsi="Aptos"/>
               </w:rPr>
-              <w:t>- Développer la partie dynamique des interfaces utilisateur- Développer des composants d'accès aux données SQL et NoSQL</w:t>
+              <w:lastRenderedPageBreak/>
+              <w:t xml:space="preserve">- Développer la partie dynamique des interfaces utilisateur- Développer des composants d'accès </w:t>
+            </w:r>
+            <w:r>
+              <w:rPr>
+                <w:rFonts w:ascii="Aptos" w:hAnsi="Aptos"/>
+              </w:rPr>
+              <w:lastRenderedPageBreak/>
+              <w:t>aux données SQL et NoSQL</w:t>
             </w:r>
           </w:p>
         </w:tc>
@@ -1292,6 +1307,7 @@
               <w:rPr>
                 <w:rFonts w:ascii="Aptos" w:hAnsi="Aptos"/>
               </w:rPr>
+              <w:lastRenderedPageBreak/>
               <w:t>PHP, MySQL, SCSS, Bootstrap</w:t>
             </w:r>
           </w:p>
@@ -1335,7 +1351,14 @@
               <w:rPr>
                 <w:rFonts w:ascii="Aptos" w:hAnsi="Aptos"/>
               </w:rPr>
-              <w:t xml:space="preserve"> : La bibliothèque des carnets est visible sous forme de liste chronologique, avec possibilité de créer un nouveau carnet.</w:t>
+              <w:t xml:space="preserve"> : La bibliothèque des carnets est </w:t>
+            </w:r>
+            <w:r>
+              <w:rPr>
+                <w:rFonts w:ascii="Aptos" w:hAnsi="Aptos"/>
+              </w:rPr>
+              <w:lastRenderedPageBreak/>
+              <w:t>visible sous forme de liste chronologique, avec possibilité de créer un nouveau carnet.</w:t>
             </w:r>
           </w:p>
         </w:tc>
@@ -1361,6 +1384,7 @@
               <w:rPr>
                 <w:rFonts w:ascii="Aptos" w:hAnsi="Aptos"/>
               </w:rPr>
+              <w:lastRenderedPageBreak/>
               <w:t>5</w:t>
             </w:r>
           </w:p>
@@ -1382,14 +1406,7 @@
               <w:rPr>
                 <w:rFonts w:ascii="Aptos" w:hAnsi="Aptos"/>
               </w:rPr>
-              <w:t xml:space="preserve">En tant qu'utilisateur connecté, je veux pouvoir </w:t>
-            </w:r>
-            <w:r>
-              <w:rPr>
-                <w:rFonts w:ascii="Aptos" w:hAnsi="Aptos"/>
-              </w:rPr>
-              <w:lastRenderedPageBreak/>
-              <w:t>créer un carnet de voyage pour planifier mes activités.</w:t>
+              <w:t>En tant qu'utilisateur connecté, je veux pouvoir créer un carnet de voyage pour planifier mes activités.</w:t>
             </w:r>
           </w:p>
         </w:tc>
@@ -1410,15 +1427,7 @@
               <w:rPr>
                 <w:rFonts w:ascii="Aptos" w:hAnsi="Aptos"/>
               </w:rPr>
-              <w:lastRenderedPageBreak/>
-              <w:t xml:space="preserve">- Maquetter des interfaces utilisateur- Développer des </w:t>
-            </w:r>
-            <w:r>
-              <w:rPr>
-                <w:rFonts w:ascii="Aptos" w:hAnsi="Aptos"/>
-              </w:rPr>
-              <w:lastRenderedPageBreak/>
-              <w:t>composants métier côté serveur- Mettre en place une base de données relationnelle</w:t>
+              <w:t>- Maquetter des interfaces utilisateur- Développer des composants métier côté serveur- Mettre en place une base de données relationnelle</w:t>
             </w:r>
           </w:p>
         </w:tc>
@@ -1441,7 +1450,6 @@
                 <w:rFonts w:ascii="Aptos" w:hAnsi="Aptos"/>
                 <w:lang w:val="en-US"/>
               </w:rPr>
-              <w:lastRenderedPageBreak/>
               <w:t>PHP, MySQL, HTML, CSS, Bootstrap</w:t>
             </w:r>
           </w:p>
@@ -1471,14 +1479,7 @@
               <w:rPr>
                 <w:rFonts w:ascii="Aptos" w:hAnsi="Aptos"/>
               </w:rPr>
-              <w:t xml:space="preserve"> : L’utilisateur clique sur "Créer un carnet", remplit les informations demandées (dates, </w:t>
-            </w:r>
-            <w:r>
-              <w:rPr>
-                <w:rFonts w:ascii="Aptos" w:hAnsi="Aptos"/>
-              </w:rPr>
-              <w:lastRenderedPageBreak/>
-              <w:t xml:space="preserve">lieux, vols) et valide. </w:t>
+              <w:t xml:space="preserve"> : L’utilisateur clique sur "Créer un carnet", remplit les informations demandées (dates, lieux, vols) et valide. </w:t>
             </w:r>
             <w:r>
               <w:rPr>
@@ -1518,7 +1519,6 @@
               <w:rPr>
                 <w:rFonts w:ascii="Aptos" w:hAnsi="Aptos"/>
               </w:rPr>
-              <w:lastRenderedPageBreak/>
               <w:t>6</w:t>
             </w:r>
           </w:p>
@@ -1952,7 +1952,14 @@
               <w:rPr>
                 <w:rFonts w:ascii="Aptos" w:hAnsi="Aptos"/>
               </w:rPr>
-              <w:t>En tant qu'utilisateur connecté, je veux pouvoir ajouter une liste de souvenirs à ramener dans un carnet pour ne rien oublier.</w:t>
+              <w:t xml:space="preserve">En tant qu'utilisateur connecté, je veux pouvoir ajouter une liste de </w:t>
+            </w:r>
+            <w:r>
+              <w:rPr>
+                <w:rFonts w:ascii="Aptos" w:hAnsi="Aptos"/>
+              </w:rPr>
+              <w:lastRenderedPageBreak/>
+              <w:t>souvenirs à ramener dans un carnet pour ne rien oublier.</w:t>
             </w:r>
           </w:p>
         </w:tc>
@@ -1973,6 +1980,7 @@
               <w:rPr>
                 <w:rFonts w:ascii="Aptos" w:hAnsi="Aptos"/>
               </w:rPr>
+              <w:lastRenderedPageBreak/>
               <w:t>- Développer des composants métier côté serveur</w:t>
             </w:r>
           </w:p>
@@ -2023,7 +2031,14 @@
               <w:rPr>
                 <w:rFonts w:ascii="Aptos" w:hAnsi="Aptos"/>
               </w:rPr>
-              <w:t xml:space="preserve"> : L’utilisateur entre une liste d'objets (nom, description) dans un champ dédié. </w:t>
+              <w:t xml:space="preserve"> : L’utilisateur entre une liste d'objets (nom, description) dans un champ </w:t>
+            </w:r>
+            <w:r>
+              <w:rPr>
+                <w:rFonts w:ascii="Aptos" w:hAnsi="Aptos"/>
+              </w:rPr>
+              <w:lastRenderedPageBreak/>
+              <w:t xml:space="preserve">dédié. </w:t>
             </w:r>
             <w:r>
               <w:rPr>
@@ -2063,6 +2078,7 @@
               <w:rPr>
                 <w:rFonts w:ascii="Aptos" w:hAnsi="Aptos"/>
               </w:rPr>
+              <w:lastRenderedPageBreak/>
               <w:t>10</w:t>
             </w:r>
           </w:p>
@@ -2216,14 +2232,7 @@
               <w:rPr>
                 <w:rFonts w:ascii="Aptos" w:hAnsi="Aptos"/>
               </w:rPr>
-              <w:t xml:space="preserve">En tant qu'utilisateur connecté, je veux pouvoir </w:t>
-            </w:r>
-            <w:r>
-              <w:rPr>
-                <w:rFonts w:ascii="Aptos" w:hAnsi="Aptos"/>
-              </w:rPr>
-              <w:lastRenderedPageBreak/>
-              <w:t>voir ma bibliothèque de carnets de voyage triée par ordre chronologique pour retrouver facilement mes voyages.</w:t>
+              <w:t>En tant qu'utilisateur connecté, je veux pouvoir voir ma bibliothèque de carnets de voyage triée par ordre chronologique pour retrouver facilement mes voyages.</w:t>
             </w:r>
           </w:p>
         </w:tc>
@@ -2244,15 +2253,7 @@
               <w:rPr>
                 <w:rFonts w:ascii="Aptos" w:hAnsi="Aptos"/>
               </w:rPr>
-              <w:lastRenderedPageBreak/>
-              <w:t xml:space="preserve">- Développer des composants d'accès </w:t>
-            </w:r>
-            <w:r>
-              <w:rPr>
-                <w:rFonts w:ascii="Aptos" w:hAnsi="Aptos"/>
-              </w:rPr>
-              <w:lastRenderedPageBreak/>
-              <w:t>aux données SQL et NoSQL- Réaliser des interfaces utilisateur statiques</w:t>
+              <w:t>- Développer des composants d'accès aux données SQL et NoSQL- Réaliser des interfaces utilisateur statiques</w:t>
             </w:r>
           </w:p>
         </w:tc>
@@ -2273,7 +2274,6 @@
               <w:rPr>
                 <w:rFonts w:ascii="Aptos" w:hAnsi="Aptos"/>
               </w:rPr>
-              <w:lastRenderedPageBreak/>
               <w:t>PHP, MySQL, Bootstrap</w:t>
             </w:r>
           </w:p>
@@ -2311,7 +2311,6 @@
                 <w:b/>
                 <w:bCs/>
               </w:rPr>
-              <w:lastRenderedPageBreak/>
               <w:t>Critères</w:t>
             </w:r>
             <w:r>
@@ -2344,7 +2343,6 @@
               <w:rPr>
                 <w:rFonts w:ascii="Aptos" w:hAnsi="Aptos"/>
               </w:rPr>
-              <w:lastRenderedPageBreak/>
               <w:t>12</w:t>
             </w:r>
           </w:p>
@@ -2651,7 +2649,14 @@
               <w:rPr>
                 <w:rFonts w:ascii="Aptos" w:hAnsi="Aptos"/>
               </w:rPr>
-              <w:t>- Développer des composants métier côté serveur- Documenter le déploiement d'une application dynamique</w:t>
+              <w:t xml:space="preserve">- Développer des composants métier côté serveur- Documenter le déploiement d'une </w:t>
+            </w:r>
+            <w:r>
+              <w:rPr>
+                <w:rFonts w:ascii="Aptos" w:hAnsi="Aptos"/>
+              </w:rPr>
+              <w:lastRenderedPageBreak/>
+              <w:t>application dynamique</w:t>
             </w:r>
           </w:p>
         </w:tc>
@@ -2672,6 +2677,7 @@
               <w:rPr>
                 <w:rFonts w:ascii="Aptos" w:hAnsi="Aptos"/>
               </w:rPr>
+              <w:lastRenderedPageBreak/>
               <w:t>PHP, MySQL, JavaScript</w:t>
             </w:r>
           </w:p>
@@ -2715,7 +2721,14 @@
               <w:rPr>
                 <w:rFonts w:ascii="Aptos" w:hAnsi="Aptos"/>
               </w:rPr>
-              <w:t xml:space="preserve"> : Notifications programmées, affichage clair et non intrusif.</w:t>
+              <w:t xml:space="preserve"> : Notifications </w:t>
+            </w:r>
+            <w:r>
+              <w:rPr>
+                <w:rFonts w:ascii="Aptos" w:hAnsi="Aptos"/>
+              </w:rPr>
+              <w:lastRenderedPageBreak/>
+              <w:t>programmées, affichage clair et non intrusif.</w:t>
             </w:r>
           </w:p>
         </w:tc>
@@ -2741,6 +2754,7 @@
               <w:rPr>
                 <w:rFonts w:ascii="Aptos" w:hAnsi="Aptos"/>
               </w:rPr>
+              <w:lastRenderedPageBreak/>
               <w:t>15</w:t>
             </w:r>
           </w:p>
@@ -2849,6 +2863,154 @@
               </w:rPr>
               <w:t xml:space="preserve"> : Mise en page adaptée à toutes tailles d’écran, navigation fluide.</w:t>
             </w:r>
+          </w:p>
+        </w:tc>
+      </w:tr>
+      <w:tr>
+        <w:trPr>
+          <w:tblCellSpacing w:w="15" w:type="dxa"/>
+        </w:trPr>
+        <w:tc>
+          <w:tcPr>
+            <w:tcW w:w="0" w:type="auto"/>
+            <w:vAlign w:val="center"/>
+          </w:tcPr>
+          <w:p>
+            <w:pPr>
+              <w:jc w:val="both"/>
+              <w:rPr>
+                <w:rFonts w:ascii="Aptos" w:hAnsi="Aptos"/>
+              </w:rPr>
+            </w:pPr>
+            <w:r>
+              <w:rPr>
+                <w:rFonts w:ascii="Aptos" w:hAnsi="Aptos"/>
+              </w:rPr>
+              <w:t>16</w:t>
+            </w:r>
+          </w:p>
+        </w:tc>
+        <w:tc>
+          <w:tcPr>
+            <w:tcW w:w="0" w:type="auto"/>
+            <w:vAlign w:val="center"/>
+          </w:tcPr>
+          <w:p>
+            <w:pPr>
+              <w:jc w:val="both"/>
+              <w:rPr>
+                <w:rFonts w:ascii="Aptos" w:hAnsi="Aptos"/>
+              </w:rPr>
+            </w:pPr>
+            <w:r>
+              <w:rPr>
+                <w:rFonts w:ascii="Aptos" w:hAnsi="Aptos"/>
+              </w:rPr>
+              <w:t>En tant que visiteur ou utilisateur, je veux pouvoir accéder à un onglet "Contact" afin de soumettre des questions, des suggestions ou signaler des problèmes via un formulaire</w:t>
+            </w:r>
+            <w:r>
+              <w:rPr>
+                <w:rFonts w:ascii="Aptos" w:hAnsi="Aptos"/>
+              </w:rPr>
+              <w:t xml:space="preserve"> (avec un nom, email, sujet et message)</w:t>
+            </w:r>
+            <w:r>
+              <w:rPr>
+                <w:rFonts w:ascii="Aptos" w:hAnsi="Aptos"/>
+              </w:rPr>
+              <w:t>.</w:t>
+            </w:r>
+          </w:p>
+        </w:tc>
+        <w:tc>
+          <w:tcPr>
+            <w:tcW w:w="0" w:type="auto"/>
+            <w:vAlign w:val="center"/>
+          </w:tcPr>
+          <w:p>
+            <w:pPr>
+              <w:jc w:val="both"/>
+              <w:rPr>
+                <w:rFonts w:ascii="Aptos" w:hAnsi="Aptos"/>
+              </w:rPr>
+            </w:pPr>
+            <w:r>
+              <w:rPr>
+                <w:rFonts w:ascii="Aptos" w:hAnsi="Aptos"/>
+              </w:rPr>
+              <w:t xml:space="preserve">- Maquetter des interfaces utilisateur web ou web mobile </w:t>
+            </w:r>
+            <w:r>
+              <w:rPr>
+                <w:rFonts w:ascii="Aptos" w:hAnsi="Aptos"/>
+              </w:rPr>
+              <w:br/>
+              <w:t xml:space="preserve">- Réaliser des interfaces utilisateur statiques web ou web mobile </w:t>
+            </w:r>
+            <w:r>
+              <w:rPr>
+                <w:rFonts w:ascii="Aptos" w:hAnsi="Aptos"/>
+              </w:rPr>
+              <w:br/>
+              <w:t xml:space="preserve">- Développer la partie dynamique des interfaces utilisateur web ou web mobile </w:t>
+            </w:r>
+            <w:r>
+              <w:rPr>
+                <w:rFonts w:ascii="Aptos" w:hAnsi="Aptos"/>
+              </w:rPr>
+              <w:br/>
+              <w:t>- Documenter le déploiement d'une application dynamique web ou web mobile</w:t>
+            </w:r>
+          </w:p>
+        </w:tc>
+        <w:tc>
+          <w:tcPr>
+            <w:tcW w:w="0" w:type="auto"/>
+            <w:vAlign w:val="center"/>
+          </w:tcPr>
+          <w:p>
+            <w:pPr>
+              <w:jc w:val="both"/>
+              <w:rPr>
+                <w:rFonts w:ascii="Aptos" w:hAnsi="Aptos"/>
+              </w:rPr>
+            </w:pPr>
+            <w:r>
+              <w:rPr>
+                <w:rFonts w:ascii="Aptos" w:hAnsi="Aptos"/>
+              </w:rPr>
+              <w:t>HTML, CSS, SCSS, Bootstrap, PHP (pour validation et envoi), SQL (pour sauvegarder les messages dans une table "</w:t>
+            </w:r>
+            <w:proofErr w:type="spellStart"/>
+            <w:r>
+              <w:rPr>
+                <w:rFonts w:ascii="Aptos" w:hAnsi="Aptos"/>
+              </w:rPr>
+              <w:t>ContactMessages</w:t>
+            </w:r>
+            <w:proofErr w:type="spellEnd"/>
+            <w:r>
+              <w:rPr>
+                <w:rFonts w:ascii="Aptos" w:hAnsi="Aptos"/>
+              </w:rPr>
+              <w:t>")</w:t>
+            </w:r>
+          </w:p>
+        </w:tc>
+        <w:tc>
+          <w:tcPr>
+            <w:tcW w:w="0" w:type="auto"/>
+            <w:vAlign w:val="center"/>
+          </w:tcPr>
+          <w:p>
+            <w:pPr>
+              <w:jc w:val="both"/>
+              <w:rPr>
+                <w:rFonts w:ascii="Aptos" w:hAnsi="Aptos"/>
+                <w:b/>
+                <w:bCs/>
+              </w:rPr>
+            </w:pPr>
           </w:p>
         </w:tc>
       </w:tr>
@@ -2953,7 +3115,7 @@
           <w:rFonts w:ascii="Aptos" w:hAnsi="Aptos"/>
         </w:rPr>
         <w:pict w14:anchorId="3CBF0411">
-          <v:rect id="_x0000_i1091" style="width:0;height:1.5pt" o:hralign="center" o:hrstd="t" o:hr="t" fillcolor="#a0a0a0" stroked="f"/>
+          <v:rect id="_x0000_i1027" style="width:0;height:1.5pt" o:hralign="center" o:hrstd="t" o:hr="t" fillcolor="#a0a0a0" stroked="f"/>
         </w:pict>
       </w:r>
     </w:p>
@@ -3018,9 +3180,9 @@
         <w:tblLook w:val="04A0" w:firstRow="1" w:lastRow="0" w:firstColumn="1" w:lastColumn="0" w:noHBand="0" w:noVBand="1"/>
       </w:tblPr>
       <w:tblGrid>
-        <w:gridCol w:w="1606"/>
-        <w:gridCol w:w="6344"/>
-        <w:gridCol w:w="2506"/>
+        <w:gridCol w:w="1902"/>
+        <w:gridCol w:w="6099"/>
+        <w:gridCol w:w="2455"/>
       </w:tblGrid>
       <w:tr>
         <w:trPr>
@@ -3051,7 +3213,6 @@
                 <w:bCs/>
                 <w:lang w:eastAsia="fr-FR"/>
               </w:rPr>
-              <w:lastRenderedPageBreak/>
               <w:t>Entité</w:t>
             </w:r>
           </w:p>
@@ -3329,6 +3490,13 @@
                 <w:lang w:val="en-US" w:eastAsia="fr-FR"/>
               </w:rPr>
               <w:br/>
+            </w:r>
+            <w:r>
+              <w:rPr>
+                <w:rFonts w:ascii="Aptos" w:eastAsia="Times New Roman" w:hAnsi="Aptos" w:cs="Times New Roman"/>
+                <w:lang w:val="en-US" w:eastAsia="fr-FR"/>
+              </w:rPr>
+              <w:lastRenderedPageBreak/>
               <w:t xml:space="preserve">- </w:t>
             </w:r>
             <w:proofErr w:type="spellStart"/>
@@ -3406,6 +3574,7 @@
               <w:rPr>
                 <w:rFonts w:ascii="Aptos" w:hAnsi="Aptos"/>
               </w:rPr>
+              <w:lastRenderedPageBreak/>
               <w:t xml:space="preserve">1:N avec Carnet (un utilisateur peut créer plusieurs carnets) </w:t>
             </w:r>
           </w:p>
@@ -3421,7 +3590,14 @@
               <w:rPr>
                 <w:rFonts w:ascii="Aptos" w:hAnsi="Aptos"/>
               </w:rPr>
-              <w:t>1:N avec Session (un utilisateur peut avoir plusieurs sessions actives)</w:t>
+              <w:t xml:space="preserve">1:N avec Session (un utilisateur peut avoir </w:t>
+            </w:r>
+            <w:r>
+              <w:rPr>
+                <w:rFonts w:ascii="Aptos" w:hAnsi="Aptos"/>
+              </w:rPr>
+              <w:lastRenderedPageBreak/>
+              <w:t>plusieurs sessions actives)</w:t>
             </w:r>
           </w:p>
         </w:tc>
@@ -3453,6 +3629,7 @@
                 <w:bCs/>
                 <w:lang w:eastAsia="fr-FR"/>
               </w:rPr>
+              <w:lastRenderedPageBreak/>
               <w:t>Role</w:t>
             </w:r>
             <w:proofErr w:type="spellEnd"/>
@@ -3555,21 +3732,7 @@
                 <w:rFonts w:ascii="Aptos" w:eastAsia="Times New Roman" w:hAnsi="Aptos" w:cs="Times New Roman"/>
                 <w:lang w:val="en-US" w:eastAsia="fr-FR"/>
               </w:rPr>
-              <w:t xml:space="preserve"> </w:t>
-            </w:r>
-            <w:r>
-              <w:rPr>
-                <w:rFonts w:ascii="Aptos" w:eastAsia="Times New Roman" w:hAnsi="Aptos" w:cs="Times New Roman"/>
-                <w:lang w:val="en-US" w:eastAsia="fr-FR"/>
-              </w:rPr>
-              <w:t>avec</w:t>
-            </w:r>
-            <w:r>
-              <w:rPr>
-                <w:rFonts w:ascii="Aptos" w:eastAsia="Times New Roman" w:hAnsi="Aptos" w:cs="Times New Roman"/>
-                <w:lang w:val="en-US" w:eastAsia="fr-FR"/>
-              </w:rPr>
-              <w:t xml:space="preserve"> User</w:t>
+              <w:t xml:space="preserve"> avec User</w:t>
             </w:r>
           </w:p>
         </w:tc>
@@ -4893,13 +5056,6 @@
                 <w:lang w:val="en-US" w:eastAsia="fr-FR"/>
               </w:rPr>
               <w:br/>
-            </w:r>
-            <w:r>
-              <w:rPr>
-                <w:rFonts w:ascii="Aptos" w:eastAsia="Times New Roman" w:hAnsi="Aptos" w:cs="Times New Roman"/>
-                <w:lang w:val="en-US" w:eastAsia="fr-FR"/>
-              </w:rPr>
-              <w:lastRenderedPageBreak/>
               <w:t xml:space="preserve">- </w:t>
             </w:r>
             <w:proofErr w:type="spellStart"/>
@@ -4987,7 +5143,6 @@
               <w:rPr>
                 <w:rFonts w:ascii="Aptos" w:hAnsi="Aptos"/>
               </w:rPr>
-              <w:lastRenderedPageBreak/>
               <w:t>Aucun lien direct, mais l’administrateur gère toutes les entités via l’interface admin</w:t>
             </w:r>
           </w:p>
@@ -5074,6 +5229,13 @@
                 <w:lang w:val="en-US" w:eastAsia="fr-FR"/>
               </w:rPr>
               <w:br/>
+            </w:r>
+            <w:r>
+              <w:rPr>
+                <w:rFonts w:ascii="Aptos" w:eastAsia="Times New Roman" w:hAnsi="Aptos" w:cs="Times New Roman"/>
+                <w:lang w:val="en-US" w:eastAsia="fr-FR"/>
+              </w:rPr>
+              <w:lastRenderedPageBreak/>
               <w:t xml:space="preserve">- value: INT, int </w:t>
             </w:r>
             <w:r>
@@ -5129,7 +5291,15 @@
               <w:rPr>
                 <w:rFonts w:ascii="Aptos" w:hAnsi="Aptos"/>
               </w:rPr>
-              <w:t>Associée indirectement aux administrateurs pour affichage dans le tableau de bord</w:t>
+              <w:lastRenderedPageBreak/>
+              <w:t xml:space="preserve">Associée indirectement aux administrateurs </w:t>
+            </w:r>
+            <w:r>
+              <w:rPr>
+                <w:rFonts w:ascii="Aptos" w:hAnsi="Aptos"/>
+              </w:rPr>
+              <w:lastRenderedPageBreak/>
+              <w:t>pour affichage dans le tableau de bord</w:t>
             </w:r>
           </w:p>
         </w:tc>
@@ -5160,6 +5330,7 @@
                 <w:bCs/>
                 <w:lang w:eastAsia="fr-FR"/>
               </w:rPr>
+              <w:lastRenderedPageBreak/>
               <w:t>ActivityLog</w:t>
             </w:r>
             <w:proofErr w:type="spellEnd"/>
@@ -5500,6 +5671,260 @@
           </w:p>
         </w:tc>
       </w:tr>
+      <w:tr>
+        <w:trPr>
+          <w:tblCellSpacing w:w="15" w:type="dxa"/>
+        </w:trPr>
+        <w:tc>
+          <w:tcPr>
+            <w:tcW w:w="1561" w:type="dxa"/>
+            <w:vAlign w:val="center"/>
+          </w:tcPr>
+          <w:p>
+            <w:pPr>
+              <w:spacing w:after="0" w:line="240" w:lineRule="auto"/>
+              <w:rPr>
+                <w:rFonts w:ascii="Aptos" w:eastAsia="Times New Roman" w:hAnsi="Aptos" w:cs="Times New Roman"/>
+                <w:b/>
+                <w:bCs/>
+                <w:lang w:eastAsia="fr-FR"/>
+              </w:rPr>
+            </w:pPr>
+            <w:proofErr w:type="spellStart"/>
+            <w:r>
+              <w:rPr>
+                <w:rFonts w:ascii="Aptos" w:eastAsia="Times New Roman" w:hAnsi="Aptos" w:cs="Times New Roman"/>
+                <w:b/>
+                <w:bCs/>
+                <w:lang w:eastAsia="fr-FR"/>
+              </w:rPr>
+              <w:t>ContactMessages</w:t>
+            </w:r>
+            <w:proofErr w:type="spellEnd"/>
+          </w:p>
+        </w:tc>
+        <w:tc>
+          <w:tcPr>
+            <w:tcW w:w="6314" w:type="dxa"/>
+            <w:vAlign w:val="center"/>
+          </w:tcPr>
+          <w:p>
+            <w:pPr>
+              <w:spacing w:after="0" w:line="240" w:lineRule="auto"/>
+              <w:rPr>
+                <w:rFonts w:ascii="Aptos" w:eastAsia="Times New Roman" w:hAnsi="Aptos" w:cs="Times New Roman"/>
+                <w:lang w:val="en-US" w:eastAsia="fr-FR"/>
+              </w:rPr>
+            </w:pPr>
+            <w:r>
+              <w:rPr>
+                <w:rFonts w:ascii="Aptos" w:eastAsia="Times New Roman" w:hAnsi="Aptos" w:cs="Times New Roman"/>
+                <w:lang w:val="en-US" w:eastAsia="fr-FR"/>
+              </w:rPr>
+              <w:t xml:space="preserve">- </w:t>
+            </w:r>
+            <w:proofErr w:type="gramStart"/>
+            <w:r>
+              <w:rPr>
+                <w:rFonts w:ascii="Aptos" w:eastAsia="Times New Roman" w:hAnsi="Aptos" w:cs="Times New Roman"/>
+                <w:lang w:val="en-US" w:eastAsia="fr-FR"/>
+              </w:rPr>
+              <w:t>id :</w:t>
+            </w:r>
+            <w:proofErr w:type="gramEnd"/>
+            <w:r>
+              <w:rPr>
+                <w:rFonts w:ascii="Aptos" w:eastAsia="Times New Roman" w:hAnsi="Aptos" w:cs="Times New Roman"/>
+                <w:lang w:val="en-US" w:eastAsia="fr-FR"/>
+              </w:rPr>
+              <w:t xml:space="preserve"> INT (PK, AUTO_INCREMENT)</w:t>
+            </w:r>
+          </w:p>
+          <w:p>
+            <w:pPr>
+              <w:spacing w:after="0" w:line="240" w:lineRule="auto"/>
+              <w:rPr>
+                <w:rFonts w:ascii="Aptos" w:eastAsia="Times New Roman" w:hAnsi="Aptos" w:cs="Times New Roman"/>
+                <w:lang w:val="en-US" w:eastAsia="fr-FR"/>
+              </w:rPr>
+            </w:pPr>
+            <w:r>
+              <w:rPr>
+                <w:rFonts w:ascii="Aptos" w:eastAsia="Times New Roman" w:hAnsi="Aptos" w:cs="Times New Roman"/>
+                <w:lang w:val="en-US" w:eastAsia="fr-FR"/>
+              </w:rPr>
+              <w:t xml:space="preserve">- </w:t>
+            </w:r>
+            <w:proofErr w:type="gramStart"/>
+            <w:r>
+              <w:rPr>
+                <w:rFonts w:ascii="Aptos" w:eastAsia="Times New Roman" w:hAnsi="Aptos" w:cs="Times New Roman"/>
+                <w:lang w:val="en-US" w:eastAsia="fr-FR"/>
+              </w:rPr>
+              <w:t>name :</w:t>
+            </w:r>
+            <w:proofErr w:type="gramEnd"/>
+            <w:r>
+              <w:rPr>
+                <w:rFonts w:ascii="Aptos" w:eastAsia="Times New Roman" w:hAnsi="Aptos" w:cs="Times New Roman"/>
+                <w:lang w:val="en-US" w:eastAsia="fr-FR"/>
+              </w:rPr>
+              <w:t xml:space="preserve"> VARCHAR(100)</w:t>
+            </w:r>
+          </w:p>
+          <w:p>
+            <w:pPr>
+              <w:spacing w:after="0" w:line="240" w:lineRule="auto"/>
+              <w:rPr>
+                <w:rFonts w:ascii="Aptos" w:eastAsia="Times New Roman" w:hAnsi="Aptos" w:cs="Times New Roman"/>
+                <w:lang w:val="en-US" w:eastAsia="fr-FR"/>
+              </w:rPr>
+            </w:pPr>
+            <w:r>
+              <w:rPr>
+                <w:rFonts w:ascii="Aptos" w:eastAsia="Times New Roman" w:hAnsi="Aptos" w:cs="Times New Roman"/>
+                <w:lang w:val="en-US" w:eastAsia="fr-FR"/>
+              </w:rPr>
+              <w:t xml:space="preserve">- </w:t>
+            </w:r>
+            <w:proofErr w:type="gramStart"/>
+            <w:r>
+              <w:rPr>
+                <w:rFonts w:ascii="Aptos" w:eastAsia="Times New Roman" w:hAnsi="Aptos" w:cs="Times New Roman"/>
+                <w:lang w:val="en-US" w:eastAsia="fr-FR"/>
+              </w:rPr>
+              <w:t>email :</w:t>
+            </w:r>
+            <w:proofErr w:type="gramEnd"/>
+            <w:r>
+              <w:rPr>
+                <w:rFonts w:ascii="Aptos" w:eastAsia="Times New Roman" w:hAnsi="Aptos" w:cs="Times New Roman"/>
+                <w:lang w:val="en-US" w:eastAsia="fr-FR"/>
+              </w:rPr>
+              <w:t xml:space="preserve"> VARCHAR(150)</w:t>
+            </w:r>
+          </w:p>
+          <w:p>
+            <w:pPr>
+              <w:spacing w:after="0" w:line="240" w:lineRule="auto"/>
+              <w:rPr>
+                <w:rFonts w:ascii="Aptos" w:eastAsia="Times New Roman" w:hAnsi="Aptos" w:cs="Times New Roman"/>
+                <w:lang w:val="en-US" w:eastAsia="fr-FR"/>
+              </w:rPr>
+            </w:pPr>
+            <w:r>
+              <w:rPr>
+                <w:rFonts w:ascii="Aptos" w:eastAsia="Times New Roman" w:hAnsi="Aptos" w:cs="Times New Roman"/>
+                <w:lang w:val="en-US" w:eastAsia="fr-FR"/>
+              </w:rPr>
+              <w:t xml:space="preserve">- </w:t>
+            </w:r>
+            <w:proofErr w:type="gramStart"/>
+            <w:r>
+              <w:rPr>
+                <w:rFonts w:ascii="Aptos" w:eastAsia="Times New Roman" w:hAnsi="Aptos" w:cs="Times New Roman"/>
+                <w:lang w:val="en-US" w:eastAsia="fr-FR"/>
+              </w:rPr>
+              <w:t>subject :</w:t>
+            </w:r>
+            <w:proofErr w:type="gramEnd"/>
+            <w:r>
+              <w:rPr>
+                <w:rFonts w:ascii="Aptos" w:eastAsia="Times New Roman" w:hAnsi="Aptos" w:cs="Times New Roman"/>
+                <w:lang w:val="en-US" w:eastAsia="fr-FR"/>
+              </w:rPr>
+              <w:t xml:space="preserve"> VARCHAR(255)</w:t>
+            </w:r>
+          </w:p>
+          <w:p>
+            <w:pPr>
+              <w:spacing w:after="0" w:line="240" w:lineRule="auto"/>
+              <w:rPr>
+                <w:rFonts w:ascii="Aptos" w:eastAsia="Times New Roman" w:hAnsi="Aptos" w:cs="Times New Roman"/>
+                <w:lang w:val="en-US" w:eastAsia="fr-FR"/>
+              </w:rPr>
+            </w:pPr>
+            <w:r>
+              <w:rPr>
+                <w:rFonts w:ascii="Aptos" w:eastAsia="Times New Roman" w:hAnsi="Aptos" w:cs="Times New Roman"/>
+                <w:lang w:val="en-US" w:eastAsia="fr-FR"/>
+              </w:rPr>
+              <w:t xml:space="preserve">- </w:t>
+            </w:r>
+            <w:proofErr w:type="gramStart"/>
+            <w:r>
+              <w:rPr>
+                <w:rFonts w:ascii="Aptos" w:eastAsia="Times New Roman" w:hAnsi="Aptos" w:cs="Times New Roman"/>
+                <w:lang w:val="en-US" w:eastAsia="fr-FR"/>
+              </w:rPr>
+              <w:t>message :</w:t>
+            </w:r>
+            <w:proofErr w:type="gramEnd"/>
+            <w:r>
+              <w:rPr>
+                <w:rFonts w:ascii="Aptos" w:eastAsia="Times New Roman" w:hAnsi="Aptos" w:cs="Times New Roman"/>
+                <w:lang w:val="en-US" w:eastAsia="fr-FR"/>
+              </w:rPr>
+              <w:t xml:space="preserve"> TEXT</w:t>
+            </w:r>
+          </w:p>
+          <w:p>
+            <w:pPr>
+              <w:spacing w:after="0" w:line="240" w:lineRule="auto"/>
+              <w:rPr>
+                <w:rFonts w:ascii="Aptos" w:eastAsia="Times New Roman" w:hAnsi="Aptos" w:cs="Times New Roman"/>
+                <w:lang w:val="en-US" w:eastAsia="fr-FR"/>
+              </w:rPr>
+            </w:pPr>
+            <w:r>
+              <w:rPr>
+                <w:rFonts w:ascii="Aptos" w:eastAsia="Times New Roman" w:hAnsi="Aptos" w:cs="Times New Roman"/>
+                <w:lang w:val="en-US" w:eastAsia="fr-FR"/>
+              </w:rPr>
+              <w:t xml:space="preserve">- </w:t>
+            </w:r>
+            <w:proofErr w:type="spellStart"/>
+            <w:proofErr w:type="gramStart"/>
+            <w:r>
+              <w:rPr>
+                <w:rFonts w:ascii="Aptos" w:eastAsia="Times New Roman" w:hAnsi="Aptos" w:cs="Times New Roman"/>
+                <w:lang w:val="en-US" w:eastAsia="fr-FR"/>
+              </w:rPr>
+              <w:t>sentAt</w:t>
+            </w:r>
+            <w:proofErr w:type="spellEnd"/>
+            <w:r>
+              <w:rPr>
+                <w:rFonts w:ascii="Aptos" w:eastAsia="Times New Roman" w:hAnsi="Aptos" w:cs="Times New Roman"/>
+                <w:lang w:val="en-US" w:eastAsia="fr-FR"/>
+              </w:rPr>
+              <w:t xml:space="preserve"> :</w:t>
+            </w:r>
+            <w:proofErr w:type="gramEnd"/>
+            <w:r>
+              <w:rPr>
+                <w:rFonts w:ascii="Aptos" w:eastAsia="Times New Roman" w:hAnsi="Aptos" w:cs="Times New Roman"/>
+                <w:lang w:val="en-US" w:eastAsia="fr-FR"/>
+              </w:rPr>
+              <w:t xml:space="preserve"> DATETIME</w:t>
+            </w:r>
+          </w:p>
+        </w:tc>
+        <w:tc>
+          <w:tcPr>
+            <w:tcW w:w="2461" w:type="dxa"/>
+            <w:vAlign w:val="center"/>
+          </w:tcPr>
+          <w:p>
+            <w:pPr>
+              <w:spacing w:after="0" w:line="240" w:lineRule="auto"/>
+              <w:rPr>
+                <w:rFonts w:ascii="Aptos" w:hAnsi="Aptos"/>
+              </w:rPr>
+            </w:pPr>
+          </w:p>
+        </w:tc>
+      </w:tr>
     </w:tbl>
     <w:p>
       <w:pPr>
@@ -5526,7 +5951,6 @@
         <w:jc w:val="both"/>
         <w:rPr>
           <w:rFonts w:ascii="Aptos" w:hAnsi="Aptos"/>
-          <w:lang w:val="en-US"/>
         </w:rPr>
       </w:pPr>
     </w:p>
@@ -5542,7 +5966,7 @@
           <w:rFonts w:ascii="Aptos" w:hAnsi="Aptos"/>
         </w:rPr>
         <w:pict w14:anchorId="070BE329">
-          <v:rect id="_x0000_i1092" style="width:0;height:1.5pt" o:hralign="center" o:hrstd="t" o:hr="t" fillcolor="#a0a0a0" stroked="f"/>
+          <v:rect id="_x0000_i1028" style="width:0;height:1.5pt" o:hralign="center" o:hrstd="t" o:hr="t" fillcolor="#a0a0a0" stroked="f"/>
         </w:pict>
       </w:r>
     </w:p>
@@ -5568,7 +5992,7 @@
       <w:pPr>
         <w:numPr>
           <w:ilvl w:val="0"/>
-          <w:numId w:val="61"/>
+          <w:numId w:val="25"/>
         </w:numPr>
         <w:jc w:val="both"/>
         <w:rPr>
@@ -5594,7 +6018,7 @@
       <w:pPr>
         <w:numPr>
           <w:ilvl w:val="0"/>
-          <w:numId w:val="61"/>
+          <w:numId w:val="25"/>
         </w:numPr>
         <w:jc w:val="both"/>
         <w:rPr>
@@ -5620,7 +6044,7 @@
       <w:pPr>
         <w:numPr>
           <w:ilvl w:val="0"/>
-          <w:numId w:val="61"/>
+          <w:numId w:val="25"/>
         </w:numPr>
         <w:jc w:val="both"/>
         <w:rPr>
@@ -5660,7 +6084,7 @@
       <w:pPr>
         <w:numPr>
           <w:ilvl w:val="0"/>
-          <w:numId w:val="61"/>
+          <w:numId w:val="25"/>
         </w:numPr>
         <w:jc w:val="both"/>
         <w:rPr>
@@ -5686,7 +6110,7 @@
       <w:pPr>
         <w:numPr>
           <w:ilvl w:val="0"/>
-          <w:numId w:val="61"/>
+          <w:numId w:val="25"/>
         </w:numPr>
         <w:jc w:val="both"/>
         <w:rPr>
@@ -5712,7 +6136,7 @@
       <w:pPr>
         <w:numPr>
           <w:ilvl w:val="0"/>
-          <w:numId w:val="61"/>
+          <w:numId w:val="25"/>
         </w:numPr>
         <w:jc w:val="both"/>
         <w:rPr>
@@ -5738,7 +6162,7 @@
       <w:pPr>
         <w:numPr>
           <w:ilvl w:val="0"/>
-          <w:numId w:val="61"/>
+          <w:numId w:val="25"/>
         </w:numPr>
         <w:jc w:val="both"/>
         <w:rPr>
@@ -5764,7 +6188,7 @@
       <w:pPr>
         <w:numPr>
           <w:ilvl w:val="0"/>
-          <w:numId w:val="61"/>
+          <w:numId w:val="25"/>
         </w:numPr>
         <w:jc w:val="both"/>
         <w:rPr>
@@ -5891,7 +6315,7 @@
           <w:rFonts w:ascii="Aptos" w:hAnsi="Aptos"/>
         </w:rPr>
         <w:pict w14:anchorId="6E9A444B">
-          <v:rect id="_x0000_i1027" style="width:0;height:1.5pt" o:hralign="center" o:hrstd="t" o:hr="t" fillcolor="#a0a0a0" stroked="f"/>
+          <v:rect id="_x0000_i1029" style="width:0;height:1.5pt" o:hralign="center" o:hrstd="t" o:hr="t" fillcolor="#a0a0a0" stroked="f"/>
         </w:pict>
       </w:r>
     </w:p>
@@ -5911,6 +6335,224 @@
           <w:bCs/>
         </w:rPr>
         <w:t>Durée et organisation globale</w:t>
+      </w:r>
+    </w:p>
+    <w:p>
+      <w:pPr>
+        <w:numPr>
+          <w:ilvl w:val="0"/>
+          <w:numId w:val="5"/>
+        </w:numPr>
+        <w:jc w:val="both"/>
+        <w:rPr>
+          <w:rFonts w:ascii="Aptos" w:hAnsi="Aptos"/>
+        </w:rPr>
+      </w:pPr>
+      <w:r>
+        <w:rPr>
+          <w:rFonts w:ascii="Aptos" w:hAnsi="Aptos"/>
+          <w:b/>
+          <w:bCs/>
+        </w:rPr>
+        <w:t>Durée totale du projet</w:t>
+      </w:r>
+      <w:r>
+        <w:rPr>
+          <w:rFonts w:ascii="Aptos" w:hAnsi="Aptos"/>
+        </w:rPr>
+        <w:t xml:space="preserve"> : 6 semaines (4 Sprints de 2 semaines chacun, avec une Sprint </w:t>
+      </w:r>
+      <w:proofErr w:type="spellStart"/>
+      <w:r>
+        <w:rPr>
+          <w:rFonts w:ascii="Aptos" w:hAnsi="Aptos"/>
+        </w:rPr>
+        <w:t>Review</w:t>
+      </w:r>
+      <w:proofErr w:type="spellEnd"/>
+      <w:r>
+        <w:rPr>
+          <w:rFonts w:ascii="Aptos" w:hAnsi="Aptos"/>
+        </w:rPr>
+        <w:t xml:space="preserve"> et une </w:t>
+      </w:r>
+      <w:proofErr w:type="spellStart"/>
+      <w:r>
+        <w:rPr>
+          <w:rFonts w:ascii="Aptos" w:hAnsi="Aptos"/>
+        </w:rPr>
+        <w:t>Retrospective</w:t>
+      </w:r>
+      <w:proofErr w:type="spellEnd"/>
+      <w:r>
+        <w:rPr>
+          <w:rFonts w:ascii="Aptos" w:hAnsi="Aptos"/>
+        </w:rPr>
+        <w:t xml:space="preserve"> à la fin de chaque sprint).</w:t>
+      </w:r>
+    </w:p>
+    <w:p>
+      <w:pPr>
+        <w:numPr>
+          <w:ilvl w:val="0"/>
+          <w:numId w:val="5"/>
+        </w:numPr>
+        <w:jc w:val="both"/>
+        <w:rPr>
+          <w:rFonts w:ascii="Aptos" w:hAnsi="Aptos"/>
+        </w:rPr>
+      </w:pPr>
+      <w:r>
+        <w:rPr>
+          <w:rFonts w:ascii="Aptos" w:hAnsi="Aptos"/>
+          <w:b/>
+          <w:bCs/>
+        </w:rPr>
+        <w:t>Outils suggérés</w:t>
+      </w:r>
+      <w:r>
+        <w:rPr>
+          <w:rFonts w:ascii="Aptos" w:hAnsi="Aptos"/>
+        </w:rPr>
+        <w:t xml:space="preserve"> : </w:t>
+      </w:r>
+    </w:p>
+    <w:p>
+      <w:pPr>
+        <w:numPr>
+          <w:ilvl w:val="1"/>
+          <w:numId w:val="5"/>
+        </w:numPr>
+        <w:jc w:val="both"/>
+        <w:rPr>
+          <w:rFonts w:ascii="Aptos" w:hAnsi="Aptos"/>
+        </w:rPr>
+      </w:pPr>
+      <w:r>
+        <w:rPr>
+          <w:rFonts w:ascii="Aptos" w:hAnsi="Aptos"/>
+          <w:b/>
+          <w:bCs/>
+        </w:rPr>
+        <w:t>Trello/Jira</w:t>
+      </w:r>
+      <w:r>
+        <w:rPr>
+          <w:rFonts w:ascii="Aptos" w:hAnsi="Aptos"/>
+        </w:rPr>
+        <w:t xml:space="preserve"> pour le suivi des tâches.</w:t>
+      </w:r>
+    </w:p>
+    <w:p>
+      <w:pPr>
+        <w:numPr>
+          <w:ilvl w:val="1"/>
+          <w:numId w:val="5"/>
+        </w:numPr>
+        <w:jc w:val="both"/>
+        <w:rPr>
+          <w:rFonts w:ascii="Aptos" w:hAnsi="Aptos"/>
+        </w:rPr>
+      </w:pPr>
+      <w:proofErr w:type="spellStart"/>
+      <w:r>
+        <w:rPr>
+          <w:rFonts w:ascii="Aptos" w:hAnsi="Aptos"/>
+          <w:b/>
+          <w:bCs/>
+        </w:rPr>
+        <w:t>Figma</w:t>
+      </w:r>
+      <w:proofErr w:type="spellEnd"/>
+      <w:r>
+        <w:rPr>
+          <w:rFonts w:ascii="Aptos" w:hAnsi="Aptos"/>
+        </w:rPr>
+        <w:t xml:space="preserve"> pour le maquettage des interfaces.</w:t>
+      </w:r>
+    </w:p>
+    <w:p>
+      <w:pPr>
+        <w:numPr>
+          <w:ilvl w:val="1"/>
+          <w:numId w:val="5"/>
+        </w:numPr>
+        <w:jc w:val="both"/>
+        <w:rPr>
+          <w:rFonts w:ascii="Aptos" w:hAnsi="Aptos"/>
+        </w:rPr>
+      </w:pPr>
+      <w:r>
+        <w:rPr>
+          <w:rFonts w:ascii="Aptos" w:hAnsi="Aptos"/>
+          <w:b/>
+          <w:bCs/>
+        </w:rPr>
+        <w:t>GitHub/</w:t>
+      </w:r>
+      <w:proofErr w:type="spellStart"/>
+      <w:r>
+        <w:rPr>
+          <w:rFonts w:ascii="Aptos" w:hAnsi="Aptos"/>
+          <w:b/>
+          <w:bCs/>
+        </w:rPr>
+        <w:t>GitLab</w:t>
+      </w:r>
+      <w:proofErr w:type="spellEnd"/>
+      <w:r>
+        <w:rPr>
+          <w:rFonts w:ascii="Aptos" w:hAnsi="Aptos"/>
+        </w:rPr>
+        <w:t xml:space="preserve"> pour la gestion de code.</w:t>
+      </w:r>
+    </w:p>
+    <w:p>
+      <w:pPr>
+        <w:jc w:val="both"/>
+        <w:rPr>
+          <w:rFonts w:ascii="Aptos" w:hAnsi="Aptos"/>
+        </w:rPr>
+      </w:pPr>
+      <w:r>
+        <w:rPr>
+          <w:rFonts w:ascii="Aptos" w:hAnsi="Aptos"/>
+        </w:rPr>
+        <w:pict w14:anchorId="2F3AD0C8">
+          <v:rect id="_x0000_i1030" style="width:0;height:1.5pt" o:hralign="center" o:hrstd="t" o:hr="t" fillcolor="#a0a0a0" stroked="f"/>
+        </w:pict>
+      </w:r>
+    </w:p>
+    <w:p>
+      <w:pPr>
+        <w:jc w:val="both"/>
+        <w:rPr>
+          <w:rFonts w:ascii="Aptos" w:hAnsi="Aptos"/>
+          <w:b/>
+          <w:bCs/>
+        </w:rPr>
+      </w:pPr>
+      <w:r>
+        <w:rPr>
+          <w:rFonts w:ascii="Aptos" w:hAnsi="Aptos"/>
+          <w:b/>
+          <w:bCs/>
+        </w:rPr>
+        <w:t>Backlog initial : priorisation des US</w:t>
+      </w:r>
+    </w:p>
+    <w:p>
+      <w:pPr>
+        <w:jc w:val="both"/>
+        <w:rPr>
+          <w:rFonts w:ascii="Aptos" w:hAnsi="Aptos"/>
+        </w:rPr>
+      </w:pPr>
+      <w:r>
+        <w:rPr>
+          <w:rFonts w:ascii="Aptos" w:hAnsi="Aptos"/>
+        </w:rPr>
+        <w:t>Les User Stories sont réparties en fonction de leur priorité :</w:t>
       </w:r>
     </w:p>
     <w:p>
@@ -5930,41 +6572,13 @@
           <w:b/>
           <w:bCs/>
         </w:rPr>
-        <w:t>Durée totale du projet</w:t>
-      </w:r>
-      <w:r>
-        <w:rPr>
-          <w:rFonts w:ascii="Aptos" w:hAnsi="Aptos"/>
-        </w:rPr>
-        <w:t xml:space="preserve"> : 6 semaines (4 Sprints de 2 semaines chacun, avec une Sprint </w:t>
-      </w:r>
-      <w:proofErr w:type="spellStart"/>
-      <w:r>
-        <w:rPr>
-          <w:rFonts w:ascii="Aptos" w:hAnsi="Aptos"/>
-        </w:rPr>
-        <w:t>Review</w:t>
-      </w:r>
-      <w:proofErr w:type="spellEnd"/>
-      <w:r>
-        <w:rPr>
-          <w:rFonts w:ascii="Aptos" w:hAnsi="Aptos"/>
-        </w:rPr>
-        <w:t xml:space="preserve"> et une </w:t>
-      </w:r>
-      <w:proofErr w:type="spellStart"/>
-      <w:r>
-        <w:rPr>
-          <w:rFonts w:ascii="Aptos" w:hAnsi="Aptos"/>
-        </w:rPr>
-        <w:t>Retrospective</w:t>
-      </w:r>
-      <w:proofErr w:type="spellEnd"/>
-      <w:r>
-        <w:rPr>
-          <w:rFonts w:ascii="Aptos" w:hAnsi="Aptos"/>
-        </w:rPr>
-        <w:t xml:space="preserve"> à la fin de chaque sprint).</w:t>
+        <w:t>Priorité haute</w:t>
+      </w:r>
+      <w:r>
+        <w:rPr>
+          <w:rFonts w:ascii="Aptos" w:hAnsi="Aptos"/>
+        </w:rPr>
+        <w:t xml:space="preserve"> : Inscription, connexion, profil utilisateur, création de carnet.</w:t>
       </w:r>
     </w:p>
     <w:p>
@@ -5984,19 +6598,19 @@
           <w:b/>
           <w:bCs/>
         </w:rPr>
-        <w:t>Outils suggérés</w:t>
-      </w:r>
-      <w:r>
-        <w:rPr>
-          <w:rFonts w:ascii="Aptos" w:hAnsi="Aptos"/>
-        </w:rPr>
-        <w:t xml:space="preserve"> : </w:t>
+        <w:t>Priorité moyenne</w:t>
+      </w:r>
+      <w:r>
+        <w:rPr>
+          <w:rFonts w:ascii="Aptos" w:hAnsi="Aptos"/>
+        </w:rPr>
+        <w:t xml:space="preserve"> : Ajout de lieux, photos, souvenirs et carte interactive.</w:t>
       </w:r>
     </w:p>
     <w:p>
       <w:pPr>
         <w:numPr>
-          <w:ilvl w:val="1"/>
+          <w:ilvl w:val="0"/>
           <w:numId w:val="6"/>
         </w:numPr>
         <w:jc w:val="both"/>
@@ -6010,196 +6624,6 @@
           <w:b/>
           <w:bCs/>
         </w:rPr>
-        <w:t>Trello/Jira</w:t>
-      </w:r>
-      <w:r>
-        <w:rPr>
-          <w:rFonts w:ascii="Aptos" w:hAnsi="Aptos"/>
-        </w:rPr>
-        <w:t xml:space="preserve"> pour le suivi des tâches.</w:t>
-      </w:r>
-    </w:p>
-    <w:p>
-      <w:pPr>
-        <w:numPr>
-          <w:ilvl w:val="1"/>
-          <w:numId w:val="6"/>
-        </w:numPr>
-        <w:jc w:val="both"/>
-        <w:rPr>
-          <w:rFonts w:ascii="Aptos" w:hAnsi="Aptos"/>
-        </w:rPr>
-      </w:pPr>
-      <w:proofErr w:type="spellStart"/>
-      <w:r>
-        <w:rPr>
-          <w:rFonts w:ascii="Aptos" w:hAnsi="Aptos"/>
-          <w:b/>
-          <w:bCs/>
-        </w:rPr>
-        <w:t>Figma</w:t>
-      </w:r>
-      <w:proofErr w:type="spellEnd"/>
-      <w:r>
-        <w:rPr>
-          <w:rFonts w:ascii="Aptos" w:hAnsi="Aptos"/>
-        </w:rPr>
-        <w:t xml:space="preserve"> pour le maquettage des interfaces.</w:t>
-      </w:r>
-    </w:p>
-    <w:p>
-      <w:pPr>
-        <w:numPr>
-          <w:ilvl w:val="1"/>
-          <w:numId w:val="6"/>
-        </w:numPr>
-        <w:jc w:val="both"/>
-        <w:rPr>
-          <w:rFonts w:ascii="Aptos" w:hAnsi="Aptos"/>
-        </w:rPr>
-      </w:pPr>
-      <w:r>
-        <w:rPr>
-          <w:rFonts w:ascii="Aptos" w:hAnsi="Aptos"/>
-          <w:b/>
-          <w:bCs/>
-        </w:rPr>
-        <w:t>GitHub/</w:t>
-      </w:r>
-      <w:proofErr w:type="spellStart"/>
-      <w:r>
-        <w:rPr>
-          <w:rFonts w:ascii="Aptos" w:hAnsi="Aptos"/>
-          <w:b/>
-          <w:bCs/>
-        </w:rPr>
-        <w:t>GitLab</w:t>
-      </w:r>
-      <w:proofErr w:type="spellEnd"/>
-      <w:r>
-        <w:rPr>
-          <w:rFonts w:ascii="Aptos" w:hAnsi="Aptos"/>
-        </w:rPr>
-        <w:t xml:space="preserve"> pour la gestion de code.</w:t>
-      </w:r>
-    </w:p>
-    <w:p>
-      <w:pPr>
-        <w:jc w:val="both"/>
-        <w:rPr>
-          <w:rFonts w:ascii="Aptos" w:hAnsi="Aptos"/>
-        </w:rPr>
-      </w:pPr>
-      <w:r>
-        <w:rPr>
-          <w:rFonts w:ascii="Aptos" w:hAnsi="Aptos"/>
-        </w:rPr>
-        <w:pict w14:anchorId="2F3AD0C8">
-          <v:rect id="_x0000_i1028" style="width:0;height:1.5pt" o:hralign="center" o:hrstd="t" o:hr="t" fillcolor="#a0a0a0" stroked="f"/>
-        </w:pict>
-      </w:r>
-    </w:p>
-    <w:p>
-      <w:pPr>
-        <w:jc w:val="both"/>
-        <w:rPr>
-          <w:rFonts w:ascii="Aptos" w:hAnsi="Aptos"/>
-          <w:b/>
-          <w:bCs/>
-        </w:rPr>
-      </w:pPr>
-      <w:r>
-        <w:rPr>
-          <w:rFonts w:ascii="Aptos" w:hAnsi="Aptos"/>
-          <w:b/>
-          <w:bCs/>
-        </w:rPr>
-        <w:t>Backlog initial : priorisation des US</w:t>
-      </w:r>
-    </w:p>
-    <w:p>
-      <w:pPr>
-        <w:jc w:val="both"/>
-        <w:rPr>
-          <w:rFonts w:ascii="Aptos" w:hAnsi="Aptos"/>
-        </w:rPr>
-      </w:pPr>
-      <w:r>
-        <w:rPr>
-          <w:rFonts w:ascii="Aptos" w:hAnsi="Aptos"/>
-        </w:rPr>
-        <w:t>Les User Stories sont réparties en fonction de leur priorité :</w:t>
-      </w:r>
-    </w:p>
-    <w:p>
-      <w:pPr>
-        <w:numPr>
-          <w:ilvl w:val="0"/>
-          <w:numId w:val="7"/>
-        </w:numPr>
-        <w:jc w:val="both"/>
-        <w:rPr>
-          <w:rFonts w:ascii="Aptos" w:hAnsi="Aptos"/>
-        </w:rPr>
-      </w:pPr>
-      <w:r>
-        <w:rPr>
-          <w:rFonts w:ascii="Aptos" w:hAnsi="Aptos"/>
-          <w:b/>
-          <w:bCs/>
-        </w:rPr>
-        <w:t>Priorité haute</w:t>
-      </w:r>
-      <w:r>
-        <w:rPr>
-          <w:rFonts w:ascii="Aptos" w:hAnsi="Aptos"/>
-        </w:rPr>
-        <w:t xml:space="preserve"> : Inscription, connexion, profil utilisateur, création de carnet.</w:t>
-      </w:r>
-    </w:p>
-    <w:p>
-      <w:pPr>
-        <w:numPr>
-          <w:ilvl w:val="0"/>
-          <w:numId w:val="7"/>
-        </w:numPr>
-        <w:jc w:val="both"/>
-        <w:rPr>
-          <w:rFonts w:ascii="Aptos" w:hAnsi="Aptos"/>
-        </w:rPr>
-      </w:pPr>
-      <w:r>
-        <w:rPr>
-          <w:rFonts w:ascii="Aptos" w:hAnsi="Aptos"/>
-          <w:b/>
-          <w:bCs/>
-        </w:rPr>
-        <w:t>Priorité moyenne</w:t>
-      </w:r>
-      <w:r>
-        <w:rPr>
-          <w:rFonts w:ascii="Aptos" w:hAnsi="Aptos"/>
-        </w:rPr>
-        <w:t xml:space="preserve"> : Ajout de lieux, photos, souvenirs et carte interactive.</w:t>
-      </w:r>
-    </w:p>
-    <w:p>
-      <w:pPr>
-        <w:numPr>
-          <w:ilvl w:val="0"/>
-          <w:numId w:val="7"/>
-        </w:numPr>
-        <w:jc w:val="both"/>
-        <w:rPr>
-          <w:rFonts w:ascii="Aptos" w:hAnsi="Aptos"/>
-        </w:rPr>
-      </w:pPr>
-      <w:r>
-        <w:rPr>
-          <w:rFonts w:ascii="Aptos" w:hAnsi="Aptos"/>
-          <w:b/>
-          <w:bCs/>
-        </w:rPr>
         <w:t>Priorité basse</w:t>
       </w:r>
       <w:r>
@@ -6221,7 +6645,7 @@
           <w:rFonts w:ascii="Aptos" w:hAnsi="Aptos"/>
         </w:rPr>
         <w:pict w14:anchorId="7E6852E8">
-          <v:rect id="_x0000_i1029" style="width:0;height:1.5pt" o:hralign="center" o:hrstd="t" o:hr="t" fillcolor="#a0a0a0" stroked="f"/>
+          <v:rect id="_x0000_i1031" style="width:0;height:1.5pt" o:hralign="center" o:hrstd="t" o:hr="t" fillcolor="#a0a0a0" stroked="f"/>
         </w:pict>
       </w:r>
     </w:p>
@@ -6915,7 +7339,7 @@
           <w:rFonts w:ascii="Aptos" w:hAnsi="Aptos"/>
         </w:rPr>
         <w:pict w14:anchorId="03418EB6">
-          <v:rect id="_x0000_i1030" style="width:0;height:1.5pt" o:hralign="center" o:hrstd="t" o:hr="t" fillcolor="#a0a0a0" stroked="f"/>
+          <v:rect id="_x0000_i1032" style="width:0;height:1.5pt" o:hralign="center" o:hrstd="t" o:hr="t" fillcolor="#a0a0a0" stroked="f"/>
         </w:pict>
       </w:r>
     </w:p>
@@ -7590,7 +8014,7 @@
           <w:rFonts w:ascii="Aptos" w:hAnsi="Aptos"/>
         </w:rPr>
         <w:pict w14:anchorId="050C9C7C">
-          <v:rect id="_x0000_i1031" style="width:0;height:1.5pt" o:hralign="center" o:hrstd="t" o:hr="t" fillcolor="#a0a0a0" stroked="f"/>
+          <v:rect id="_x0000_i1033" style="width:0;height:1.5pt" o:hralign="center" o:hrstd="t" o:hr="t" fillcolor="#a0a0a0" stroked="f"/>
         </w:pict>
       </w:r>
     </w:p>
@@ -8130,7 +8554,7 @@
           <w:rFonts w:ascii="Aptos" w:hAnsi="Aptos"/>
         </w:rPr>
         <w:pict w14:anchorId="4FDBF5A6">
-          <v:rect id="_x0000_i1032" style="width:0;height:1.5pt" o:hralign="center" o:hrstd="t" o:hr="t" fillcolor="#a0a0a0" stroked="f"/>
+          <v:rect id="_x0000_i1034" style="width:0;height:1.5pt" o:hralign="center" o:hrstd="t" o:hr="t" fillcolor="#a0a0a0" stroked="f"/>
         </w:pict>
       </w:r>
     </w:p>
@@ -8723,7 +9147,7 @@
           <w:rFonts w:ascii="Aptos" w:hAnsi="Aptos"/>
         </w:rPr>
         <w:pict w14:anchorId="446BBF68">
-          <v:rect id="_x0000_i1033" style="width:0;height:1.5pt" o:hralign="center" o:hrstd="t" o:hr="t" fillcolor="#a0a0a0" stroked="f"/>
+          <v:rect id="_x0000_i1035" style="width:0;height:1.5pt" o:hralign="center" o:hrstd="t" o:hr="t" fillcolor="#a0a0a0" stroked="f"/>
         </w:pict>
       </w:r>
     </w:p>
@@ -8892,7 +9316,7 @@
       <w:pPr>
         <w:numPr>
           <w:ilvl w:val="0"/>
-          <w:numId w:val="33"/>
+          <w:numId w:val="7"/>
         </w:numPr>
         <w:jc w:val="both"/>
         <w:rPr>
@@ -8936,7 +9360,7 @@
       <w:pPr>
         <w:numPr>
           <w:ilvl w:val="0"/>
-          <w:numId w:val="43"/>
+          <w:numId w:val="9"/>
         </w:numPr>
         <w:jc w:val="both"/>
         <w:rPr>
@@ -8962,7 +9386,7 @@
       <w:pPr>
         <w:numPr>
           <w:ilvl w:val="1"/>
-          <w:numId w:val="43"/>
+          <w:numId w:val="9"/>
         </w:numPr>
         <w:jc w:val="both"/>
         <w:rPr>
@@ -8980,7 +9404,7 @@
       <w:pPr>
         <w:numPr>
           <w:ilvl w:val="0"/>
-          <w:numId w:val="43"/>
+          <w:numId w:val="9"/>
         </w:numPr>
         <w:jc w:val="both"/>
         <w:rPr>
@@ -9008,7 +9432,7 @@
       <w:pPr>
         <w:numPr>
           <w:ilvl w:val="0"/>
-          <w:numId w:val="43"/>
+          <w:numId w:val="9"/>
         </w:numPr>
         <w:jc w:val="both"/>
         <w:rPr>
@@ -9034,7 +9458,7 @@
       <w:pPr>
         <w:numPr>
           <w:ilvl w:val="0"/>
-          <w:numId w:val="43"/>
+          <w:numId w:val="9"/>
         </w:numPr>
         <w:jc w:val="both"/>
         <w:rPr>
@@ -9068,7 +9492,7 @@
           <w:rFonts w:ascii="Aptos" w:hAnsi="Aptos"/>
         </w:rPr>
         <w:pict w14:anchorId="69441FB0">
-          <v:rect id="_x0000_i1034" style="width:0;height:1.5pt" o:hralign="center" o:hrstd="t" o:hr="t" fillcolor="#a0a0a0" stroked="f"/>
+          <v:rect id="_x0000_i1036" style="width:0;height:1.5pt" o:hralign="center" o:hrstd="t" o:hr="t" fillcolor="#a0a0a0" stroked="f"/>
         </w:pict>
       </w:r>
     </w:p>
@@ -9094,7 +9518,7 @@
       <w:pPr>
         <w:numPr>
           <w:ilvl w:val="0"/>
-          <w:numId w:val="44"/>
+          <w:numId w:val="10"/>
         </w:numPr>
         <w:jc w:val="both"/>
         <w:rPr>
@@ -9120,7 +9544,7 @@
       <w:pPr>
         <w:numPr>
           <w:ilvl w:val="1"/>
-          <w:numId w:val="44"/>
+          <w:numId w:val="10"/>
         </w:numPr>
         <w:jc w:val="both"/>
         <w:rPr>
@@ -9138,7 +9562,7 @@
       <w:pPr>
         <w:numPr>
           <w:ilvl w:val="0"/>
-          <w:numId w:val="44"/>
+          <w:numId w:val="10"/>
         </w:numPr>
         <w:jc w:val="both"/>
         <w:rPr>
@@ -9166,7 +9590,7 @@
       <w:pPr>
         <w:numPr>
           <w:ilvl w:val="0"/>
-          <w:numId w:val="44"/>
+          <w:numId w:val="10"/>
         </w:numPr>
         <w:jc w:val="both"/>
         <w:rPr>
@@ -9192,7 +9616,7 @@
       <w:pPr>
         <w:numPr>
           <w:ilvl w:val="0"/>
-          <w:numId w:val="44"/>
+          <w:numId w:val="10"/>
         </w:numPr>
         <w:jc w:val="both"/>
         <w:rPr>
@@ -9226,7 +9650,7 @@
           <w:rFonts w:ascii="Aptos" w:hAnsi="Aptos"/>
         </w:rPr>
         <w:pict w14:anchorId="758098CC">
-          <v:rect id="_x0000_i1035" style="width:0;height:1.5pt" o:hralign="center" o:hrstd="t" o:hr="t" fillcolor="#a0a0a0" stroked="f"/>
+          <v:rect id="_x0000_i1037" style="width:0;height:1.5pt" o:hralign="center" o:hrstd="t" o:hr="t" fillcolor="#a0a0a0" stroked="f"/>
         </w:pict>
       </w:r>
     </w:p>
@@ -9252,7 +9676,7 @@
       <w:pPr>
         <w:numPr>
           <w:ilvl w:val="0"/>
-          <w:numId w:val="45"/>
+          <w:numId w:val="11"/>
         </w:numPr>
         <w:jc w:val="both"/>
         <w:rPr>
@@ -9279,7 +9703,7 @@
       <w:pPr>
         <w:numPr>
           <w:ilvl w:val="1"/>
-          <w:numId w:val="45"/>
+          <w:numId w:val="11"/>
         </w:numPr>
         <w:jc w:val="both"/>
         <w:rPr>
@@ -9297,7 +9721,7 @@
       <w:pPr>
         <w:numPr>
           <w:ilvl w:val="0"/>
-          <w:numId w:val="45"/>
+          <w:numId w:val="11"/>
         </w:numPr>
         <w:jc w:val="both"/>
         <w:rPr>
@@ -9325,7 +9749,7 @@
       <w:pPr>
         <w:numPr>
           <w:ilvl w:val="0"/>
-          <w:numId w:val="45"/>
+          <w:numId w:val="11"/>
         </w:numPr>
         <w:jc w:val="both"/>
         <w:rPr>
@@ -9351,7 +9775,7 @@
       <w:pPr>
         <w:numPr>
           <w:ilvl w:val="0"/>
-          <w:numId w:val="45"/>
+          <w:numId w:val="11"/>
         </w:numPr>
         <w:jc w:val="both"/>
         <w:rPr>
@@ -9385,7 +9809,7 @@
           <w:rFonts w:ascii="Aptos" w:hAnsi="Aptos"/>
         </w:rPr>
         <w:pict w14:anchorId="6172BF98">
-          <v:rect id="_x0000_i1036" style="width:0;height:1.5pt" o:hralign="center" o:hrstd="t" o:hr="t" fillcolor="#a0a0a0" stroked="f"/>
+          <v:rect id="_x0000_i1038" style="width:0;height:1.5pt" o:hralign="center" o:hrstd="t" o:hr="t" fillcolor="#a0a0a0" stroked="f"/>
         </w:pict>
       </w:r>
     </w:p>
@@ -9411,7 +9835,7 @@
       <w:pPr>
         <w:numPr>
           <w:ilvl w:val="0"/>
-          <w:numId w:val="46"/>
+          <w:numId w:val="12"/>
         </w:numPr>
         <w:jc w:val="both"/>
         <w:rPr>
@@ -9437,7 +9861,7 @@
       <w:pPr>
         <w:numPr>
           <w:ilvl w:val="1"/>
-          <w:numId w:val="46"/>
+          <w:numId w:val="12"/>
         </w:numPr>
         <w:jc w:val="both"/>
         <w:rPr>
@@ -9455,7 +9879,7 @@
       <w:pPr>
         <w:numPr>
           <w:ilvl w:val="0"/>
-          <w:numId w:val="46"/>
+          <w:numId w:val="12"/>
         </w:numPr>
         <w:jc w:val="both"/>
         <w:rPr>
@@ -9483,7 +9907,7 @@
       <w:pPr>
         <w:numPr>
           <w:ilvl w:val="0"/>
-          <w:numId w:val="46"/>
+          <w:numId w:val="12"/>
         </w:numPr>
         <w:jc w:val="both"/>
         <w:rPr>
@@ -9509,7 +9933,7 @@
       <w:pPr>
         <w:numPr>
           <w:ilvl w:val="0"/>
-          <w:numId w:val="46"/>
+          <w:numId w:val="12"/>
         </w:numPr>
         <w:jc w:val="both"/>
         <w:rPr>
@@ -9543,7 +9967,7 @@
           <w:rFonts w:ascii="Aptos" w:hAnsi="Aptos"/>
         </w:rPr>
         <w:pict w14:anchorId="0A2D233B">
-          <v:rect id="_x0000_i1037" style="width:0;height:1.5pt" o:hralign="center" o:hrstd="t" o:hr="t" fillcolor="#a0a0a0" stroked="f"/>
+          <v:rect id="_x0000_i1039" style="width:0;height:1.5pt" o:hralign="center" o:hrstd="t" o:hr="t" fillcolor="#a0a0a0" stroked="f"/>
         </w:pict>
       </w:r>
     </w:p>
@@ -9569,7 +9993,7 @@
       <w:pPr>
         <w:numPr>
           <w:ilvl w:val="0"/>
-          <w:numId w:val="47"/>
+          <w:numId w:val="13"/>
         </w:numPr>
         <w:jc w:val="both"/>
         <w:rPr>
@@ -9595,7 +10019,7 @@
       <w:pPr>
         <w:numPr>
           <w:ilvl w:val="1"/>
-          <w:numId w:val="47"/>
+          <w:numId w:val="13"/>
         </w:numPr>
         <w:jc w:val="both"/>
         <w:rPr>
@@ -9613,7 +10037,7 @@
       <w:pPr>
         <w:numPr>
           <w:ilvl w:val="0"/>
-          <w:numId w:val="47"/>
+          <w:numId w:val="13"/>
         </w:numPr>
         <w:jc w:val="both"/>
         <w:rPr>
@@ -9641,7 +10065,7 @@
       <w:pPr>
         <w:numPr>
           <w:ilvl w:val="0"/>
-          <w:numId w:val="47"/>
+          <w:numId w:val="13"/>
         </w:numPr>
         <w:jc w:val="both"/>
         <w:rPr>
@@ -9667,7 +10091,7 @@
       <w:pPr>
         <w:numPr>
           <w:ilvl w:val="0"/>
-          <w:numId w:val="47"/>
+          <w:numId w:val="13"/>
         </w:numPr>
         <w:jc w:val="both"/>
         <w:rPr>
@@ -9701,7 +10125,7 @@
           <w:rFonts w:ascii="Aptos" w:hAnsi="Aptos"/>
         </w:rPr>
         <w:pict w14:anchorId="00AD4F53">
-          <v:rect id="_x0000_i1038" style="width:0;height:1.5pt" o:hralign="center" o:hrstd="t" o:hr="t" fillcolor="#a0a0a0" stroked="f"/>
+          <v:rect id="_x0000_i1040" style="width:0;height:1.5pt" o:hralign="center" o:hrstd="t" o:hr="t" fillcolor="#a0a0a0" stroked="f"/>
         </w:pict>
       </w:r>
     </w:p>
@@ -9727,7 +10151,7 @@
       <w:pPr>
         <w:numPr>
           <w:ilvl w:val="0"/>
-          <w:numId w:val="48"/>
+          <w:numId w:val="14"/>
         </w:numPr>
         <w:jc w:val="both"/>
         <w:rPr>
@@ -9753,7 +10177,7 @@
       <w:pPr>
         <w:numPr>
           <w:ilvl w:val="1"/>
-          <w:numId w:val="48"/>
+          <w:numId w:val="14"/>
         </w:numPr>
         <w:jc w:val="both"/>
         <w:rPr>
@@ -9771,7 +10195,7 @@
       <w:pPr>
         <w:numPr>
           <w:ilvl w:val="0"/>
-          <w:numId w:val="48"/>
+          <w:numId w:val="14"/>
         </w:numPr>
         <w:jc w:val="both"/>
         <w:rPr>
@@ -9799,7 +10223,7 @@
       <w:pPr>
         <w:numPr>
           <w:ilvl w:val="0"/>
-          <w:numId w:val="48"/>
+          <w:numId w:val="14"/>
         </w:numPr>
         <w:jc w:val="both"/>
         <w:rPr>
@@ -9825,7 +10249,7 @@
       <w:pPr>
         <w:numPr>
           <w:ilvl w:val="0"/>
-          <w:numId w:val="48"/>
+          <w:numId w:val="14"/>
         </w:numPr>
         <w:jc w:val="both"/>
         <w:rPr>
@@ -9859,7 +10283,7 @@
           <w:rFonts w:ascii="Aptos" w:hAnsi="Aptos"/>
         </w:rPr>
         <w:pict w14:anchorId="13C8E22C">
-          <v:rect id="_x0000_i1039" style="width:0;height:1.5pt" o:hralign="center" o:hrstd="t" o:hr="t" fillcolor="#a0a0a0" stroked="f"/>
+          <v:rect id="_x0000_i1041" style="width:0;height:1.5pt" o:hralign="center" o:hrstd="t" o:hr="t" fillcolor="#a0a0a0" stroked="f"/>
         </w:pict>
       </w:r>
     </w:p>
@@ -9885,7 +10309,7 @@
       <w:pPr>
         <w:numPr>
           <w:ilvl w:val="0"/>
-          <w:numId w:val="49"/>
+          <w:numId w:val="15"/>
         </w:numPr>
         <w:jc w:val="both"/>
         <w:rPr>
@@ -9911,7 +10335,7 @@
       <w:pPr>
         <w:numPr>
           <w:ilvl w:val="1"/>
-          <w:numId w:val="49"/>
+          <w:numId w:val="15"/>
         </w:numPr>
         <w:jc w:val="both"/>
         <w:rPr>
@@ -9929,7 +10353,7 @@
       <w:pPr>
         <w:numPr>
           <w:ilvl w:val="0"/>
-          <w:numId w:val="49"/>
+          <w:numId w:val="15"/>
         </w:numPr>
         <w:jc w:val="both"/>
         <w:rPr>
@@ -9958,7 +10382,7 @@
       <w:pPr>
         <w:numPr>
           <w:ilvl w:val="0"/>
-          <w:numId w:val="49"/>
+          <w:numId w:val="15"/>
         </w:numPr>
         <w:jc w:val="both"/>
         <w:rPr>
@@ -9984,7 +10408,7 @@
       <w:pPr>
         <w:numPr>
           <w:ilvl w:val="0"/>
-          <w:numId w:val="49"/>
+          <w:numId w:val="15"/>
         </w:numPr>
         <w:jc w:val="both"/>
         <w:rPr>
@@ -10018,7 +10442,7 @@
           <w:rFonts w:ascii="Aptos" w:hAnsi="Aptos"/>
         </w:rPr>
         <w:pict w14:anchorId="1C995C3F">
-          <v:rect id="_x0000_i1040" style="width:0;height:1.5pt" o:hralign="center" o:hrstd="t" o:hr="t" fillcolor="#a0a0a0" stroked="f"/>
+          <v:rect id="_x0000_i1042" style="width:0;height:1.5pt" o:hralign="center" o:hrstd="t" o:hr="t" fillcolor="#a0a0a0" stroked="f"/>
         </w:pict>
       </w:r>
     </w:p>
@@ -10524,7 +10948,7 @@
         <w:pStyle w:val="Paragraphedeliste"/>
         <w:numPr>
           <w:ilvl w:val="1"/>
-          <w:numId w:val="36"/>
+          <w:numId w:val="8"/>
         </w:numPr>
         <w:jc w:val="both"/>
         <w:rPr>
@@ -10703,7 +11127,7 @@
         <w:pStyle w:val="Paragraphedeliste"/>
         <w:numPr>
           <w:ilvl w:val="0"/>
-          <w:numId w:val="51"/>
+          <w:numId w:val="16"/>
         </w:numPr>
         <w:jc w:val="both"/>
         <w:rPr>
@@ -10897,7 +11321,7 @@
           <w:rFonts w:ascii="Aptos" w:hAnsi="Aptos"/>
         </w:rPr>
         <w:pict w14:anchorId="63FAD7C1">
-          <v:rect id="_x0000_i1041" style="width:0;height:1.5pt" o:hralign="center" o:hrstd="t" o:hr="t" fillcolor="#a0a0a0" stroked="f"/>
+          <v:rect id="_x0000_i1043" style="width:0;height:1.5pt" o:hralign="center" o:hrstd="t" o:hr="t" fillcolor="#a0a0a0" stroked="f"/>
         </w:pict>
       </w:r>
     </w:p>
@@ -10937,7 +11361,7 @@
       <w:pPr>
         <w:numPr>
           <w:ilvl w:val="0"/>
-          <w:numId w:val="52"/>
+          <w:numId w:val="17"/>
         </w:numPr>
         <w:jc w:val="both"/>
         <w:rPr>
@@ -10963,7 +11387,7 @@
       <w:pPr>
         <w:numPr>
           <w:ilvl w:val="1"/>
-          <w:numId w:val="52"/>
+          <w:numId w:val="17"/>
         </w:numPr>
         <w:jc w:val="both"/>
         <w:rPr>
@@ -10981,7 +11405,7 @@
       <w:pPr>
         <w:numPr>
           <w:ilvl w:val="1"/>
-          <w:numId w:val="52"/>
+          <w:numId w:val="17"/>
         </w:numPr>
         <w:jc w:val="both"/>
         <w:rPr>
@@ -10999,7 +11423,7 @@
       <w:pPr>
         <w:numPr>
           <w:ilvl w:val="1"/>
-          <w:numId w:val="52"/>
+          <w:numId w:val="17"/>
         </w:numPr>
         <w:jc w:val="both"/>
         <w:rPr>
@@ -11017,7 +11441,7 @@
       <w:pPr>
         <w:numPr>
           <w:ilvl w:val="0"/>
-          <w:numId w:val="52"/>
+          <w:numId w:val="17"/>
         </w:numPr>
         <w:jc w:val="both"/>
         <w:rPr>
@@ -11043,7 +11467,7 @@
       <w:pPr>
         <w:numPr>
           <w:ilvl w:val="1"/>
-          <w:numId w:val="52"/>
+          <w:numId w:val="17"/>
         </w:numPr>
         <w:jc w:val="both"/>
         <w:rPr>
@@ -11061,7 +11485,7 @@
       <w:pPr>
         <w:numPr>
           <w:ilvl w:val="1"/>
-          <w:numId w:val="52"/>
+          <w:numId w:val="17"/>
         </w:numPr>
         <w:jc w:val="both"/>
         <w:rPr>
@@ -11079,7 +11503,7 @@
       <w:pPr>
         <w:numPr>
           <w:ilvl w:val="1"/>
-          <w:numId w:val="52"/>
+          <w:numId w:val="17"/>
         </w:numPr>
         <w:jc w:val="both"/>
         <w:rPr>
@@ -11105,7 +11529,7 @@
           <w:rFonts w:ascii="Aptos" w:hAnsi="Aptos"/>
         </w:rPr>
         <w:pict w14:anchorId="2933E0F4">
-          <v:rect id="_x0000_i1042" style="width:0;height:1.5pt" o:hralign="center" o:hrstd="t" o:hr="t" fillcolor="#a0a0a0" stroked="f"/>
+          <v:rect id="_x0000_i1044" style="width:0;height:1.5pt" o:hralign="center" o:hrstd="t" o:hr="t" fillcolor="#a0a0a0" stroked="f"/>
         </w:pict>
       </w:r>
     </w:p>
@@ -11145,7 +11569,7 @@
       <w:pPr>
         <w:numPr>
           <w:ilvl w:val="0"/>
-          <w:numId w:val="53"/>
+          <w:numId w:val="18"/>
         </w:numPr>
         <w:jc w:val="both"/>
         <w:rPr>
@@ -11171,7 +11595,7 @@
       <w:pPr>
         <w:numPr>
           <w:ilvl w:val="1"/>
-          <w:numId w:val="53"/>
+          <w:numId w:val="18"/>
         </w:numPr>
         <w:jc w:val="both"/>
         <w:rPr>
@@ -11189,7 +11613,7 @@
       <w:pPr>
         <w:numPr>
           <w:ilvl w:val="1"/>
-          <w:numId w:val="53"/>
+          <w:numId w:val="18"/>
         </w:numPr>
         <w:jc w:val="both"/>
         <w:rPr>
@@ -11207,7 +11631,7 @@
       <w:pPr>
         <w:numPr>
           <w:ilvl w:val="1"/>
-          <w:numId w:val="53"/>
+          <w:numId w:val="18"/>
         </w:numPr>
         <w:jc w:val="both"/>
         <w:rPr>
@@ -11225,7 +11649,7 @@
       <w:pPr>
         <w:numPr>
           <w:ilvl w:val="1"/>
-          <w:numId w:val="53"/>
+          <w:numId w:val="18"/>
         </w:numPr>
         <w:jc w:val="both"/>
         <w:rPr>
@@ -11243,7 +11667,7 @@
       <w:pPr>
         <w:numPr>
           <w:ilvl w:val="1"/>
-          <w:numId w:val="53"/>
+          <w:numId w:val="18"/>
         </w:numPr>
         <w:jc w:val="both"/>
         <w:rPr>
@@ -11261,7 +11685,7 @@
       <w:pPr>
         <w:numPr>
           <w:ilvl w:val="0"/>
-          <w:numId w:val="53"/>
+          <w:numId w:val="18"/>
         </w:numPr>
         <w:jc w:val="both"/>
         <w:rPr>
@@ -11287,7 +11711,7 @@
       <w:pPr>
         <w:numPr>
           <w:ilvl w:val="1"/>
-          <w:numId w:val="53"/>
+          <w:numId w:val="18"/>
         </w:numPr>
         <w:jc w:val="both"/>
         <w:rPr>
@@ -11313,7 +11737,7 @@
       <w:pPr>
         <w:numPr>
           <w:ilvl w:val="1"/>
-          <w:numId w:val="53"/>
+          <w:numId w:val="18"/>
         </w:numPr>
         <w:jc w:val="both"/>
         <w:rPr>
@@ -11339,7 +11763,7 @@
       <w:pPr>
         <w:numPr>
           <w:ilvl w:val="1"/>
-          <w:numId w:val="53"/>
+          <w:numId w:val="18"/>
         </w:numPr>
         <w:jc w:val="both"/>
         <w:rPr>
@@ -11365,7 +11789,7 @@
       <w:pPr>
         <w:numPr>
           <w:ilvl w:val="1"/>
-          <w:numId w:val="53"/>
+          <w:numId w:val="18"/>
         </w:numPr>
         <w:jc w:val="both"/>
         <w:rPr>
@@ -11399,7 +11823,7 @@
           <w:rFonts w:ascii="Aptos" w:hAnsi="Aptos"/>
         </w:rPr>
         <w:pict w14:anchorId="4649C250">
-          <v:rect id="_x0000_i1043" style="width:0;height:1.5pt" o:hralign="center" o:hrstd="t" o:hr="t" fillcolor="#a0a0a0" stroked="f"/>
+          <v:rect id="_x0000_i1045" style="width:0;height:1.5pt" o:hralign="center" o:hrstd="t" o:hr="t" fillcolor="#a0a0a0" stroked="f"/>
         </w:pict>
       </w:r>
     </w:p>
@@ -11439,7 +11863,7 @@
       <w:pPr>
         <w:numPr>
           <w:ilvl w:val="0"/>
-          <w:numId w:val="54"/>
+          <w:numId w:val="19"/>
         </w:numPr>
         <w:jc w:val="both"/>
         <w:rPr>
@@ -11465,7 +11889,7 @@
       <w:pPr>
         <w:numPr>
           <w:ilvl w:val="1"/>
-          <w:numId w:val="54"/>
+          <w:numId w:val="19"/>
         </w:numPr>
         <w:jc w:val="both"/>
         <w:rPr>
@@ -11483,7 +11907,7 @@
       <w:pPr>
         <w:numPr>
           <w:ilvl w:val="1"/>
-          <w:numId w:val="54"/>
+          <w:numId w:val="19"/>
         </w:numPr>
         <w:jc w:val="both"/>
         <w:rPr>
@@ -11501,7 +11925,7 @@
       <w:pPr>
         <w:numPr>
           <w:ilvl w:val="1"/>
-          <w:numId w:val="54"/>
+          <w:numId w:val="19"/>
         </w:numPr>
         <w:jc w:val="both"/>
         <w:rPr>
@@ -11520,7 +11944,7 @@
       <w:pPr>
         <w:numPr>
           <w:ilvl w:val="1"/>
-          <w:numId w:val="54"/>
+          <w:numId w:val="19"/>
         </w:numPr>
         <w:jc w:val="both"/>
         <w:rPr>
@@ -11538,7 +11962,7 @@
       <w:pPr>
         <w:numPr>
           <w:ilvl w:val="1"/>
-          <w:numId w:val="54"/>
+          <w:numId w:val="19"/>
         </w:numPr>
         <w:jc w:val="both"/>
         <w:rPr>
@@ -11556,7 +11980,7 @@
       <w:pPr>
         <w:numPr>
           <w:ilvl w:val="0"/>
-          <w:numId w:val="54"/>
+          <w:numId w:val="19"/>
         </w:numPr>
         <w:jc w:val="both"/>
         <w:rPr>
@@ -11582,7 +12006,7 @@
       <w:pPr>
         <w:numPr>
           <w:ilvl w:val="1"/>
-          <w:numId w:val="54"/>
+          <w:numId w:val="19"/>
         </w:numPr>
         <w:jc w:val="both"/>
         <w:rPr>
@@ -11608,7 +12032,7 @@
       <w:pPr>
         <w:numPr>
           <w:ilvl w:val="1"/>
-          <w:numId w:val="54"/>
+          <w:numId w:val="19"/>
         </w:numPr>
         <w:jc w:val="both"/>
         <w:rPr>
@@ -11634,7 +12058,7 @@
       <w:pPr>
         <w:numPr>
           <w:ilvl w:val="1"/>
-          <w:numId w:val="54"/>
+          <w:numId w:val="19"/>
         </w:numPr>
         <w:jc w:val="both"/>
         <w:rPr>
@@ -11660,7 +12084,7 @@
       <w:pPr>
         <w:numPr>
           <w:ilvl w:val="1"/>
-          <w:numId w:val="54"/>
+          <w:numId w:val="19"/>
         </w:numPr>
         <w:jc w:val="both"/>
         <w:rPr>
@@ -11694,7 +12118,7 @@
           <w:rFonts w:ascii="Aptos" w:hAnsi="Aptos"/>
         </w:rPr>
         <w:pict w14:anchorId="16B05074">
-          <v:rect id="_x0000_i1044" style="width:0;height:1.5pt" o:hralign="center" o:hrstd="t" o:hr="t" fillcolor="#a0a0a0" stroked="f"/>
+          <v:rect id="_x0000_i1046" style="width:0;height:1.5pt" o:hralign="center" o:hrstd="t" o:hr="t" fillcolor="#a0a0a0" stroked="f"/>
         </w:pict>
       </w:r>
     </w:p>
@@ -11734,7 +12158,7 @@
       <w:pPr>
         <w:numPr>
           <w:ilvl w:val="0"/>
-          <w:numId w:val="55"/>
+          <w:numId w:val="20"/>
         </w:numPr>
         <w:jc w:val="both"/>
         <w:rPr>
@@ -11752,7 +12176,7 @@
       <w:pPr>
         <w:numPr>
           <w:ilvl w:val="1"/>
-          <w:numId w:val="55"/>
+          <w:numId w:val="20"/>
         </w:numPr>
         <w:jc w:val="both"/>
         <w:rPr>
@@ -11770,7 +12194,7 @@
       <w:pPr>
         <w:numPr>
           <w:ilvl w:val="1"/>
-          <w:numId w:val="55"/>
+          <w:numId w:val="20"/>
         </w:numPr>
         <w:jc w:val="both"/>
         <w:rPr>
@@ -11810,7 +12234,7 @@
           <w:rFonts w:ascii="Aptos" w:hAnsi="Aptos"/>
         </w:rPr>
         <w:pict w14:anchorId="050B405F">
-          <v:rect id="_x0000_i1045" style="width:0;height:1.5pt" o:hralign="center" o:hrstd="t" o:hr="t" fillcolor="#a0a0a0" stroked="f"/>
+          <v:rect id="_x0000_i1047" style="width:0;height:1.5pt" o:hralign="center" o:hrstd="t" o:hr="t" fillcolor="#a0a0a0" stroked="f"/>
         </w:pict>
       </w:r>
     </w:p>
@@ -11850,7 +12274,7 @@
       <w:pPr>
         <w:numPr>
           <w:ilvl w:val="0"/>
-          <w:numId w:val="56"/>
+          <w:numId w:val="21"/>
         </w:numPr>
         <w:jc w:val="both"/>
         <w:rPr>
@@ -11868,7 +12292,7 @@
       <w:pPr>
         <w:numPr>
           <w:ilvl w:val="0"/>
-          <w:numId w:val="56"/>
+          <w:numId w:val="21"/>
         </w:numPr>
         <w:jc w:val="both"/>
         <w:rPr>
@@ -11886,7 +12310,7 @@
       <w:pPr>
         <w:numPr>
           <w:ilvl w:val="0"/>
-          <w:numId w:val="56"/>
+          <w:numId w:val="21"/>
         </w:numPr>
         <w:jc w:val="both"/>
         <w:rPr>
@@ -11912,7 +12336,7 @@
           <w:rFonts w:ascii="Aptos" w:hAnsi="Aptos"/>
         </w:rPr>
         <w:pict w14:anchorId="1BB121E7">
-          <v:rect id="_x0000_i1046" style="width:0;height:1.5pt" o:hralign="center" o:hrstd="t" o:hr="t" fillcolor="#a0a0a0" stroked="f"/>
+          <v:rect id="_x0000_i1048" style="width:0;height:1.5pt" o:hralign="center" o:hrstd="t" o:hr="t" fillcolor="#a0a0a0" stroked="f"/>
         </w:pict>
       </w:r>
     </w:p>
@@ -11952,7 +12376,7 @@
       <w:pPr>
         <w:numPr>
           <w:ilvl w:val="0"/>
-          <w:numId w:val="57"/>
+          <w:numId w:val="22"/>
         </w:numPr>
         <w:jc w:val="both"/>
         <w:rPr>
@@ -11970,7 +12394,7 @@
       <w:pPr>
         <w:numPr>
           <w:ilvl w:val="0"/>
-          <w:numId w:val="57"/>
+          <w:numId w:val="22"/>
         </w:numPr>
         <w:jc w:val="both"/>
         <w:rPr>
@@ -11988,7 +12412,7 @@
       <w:pPr>
         <w:numPr>
           <w:ilvl w:val="0"/>
-          <w:numId w:val="57"/>
+          <w:numId w:val="22"/>
         </w:numPr>
         <w:jc w:val="both"/>
         <w:rPr>
@@ -12014,7 +12438,7 @@
           <w:rFonts w:ascii="Aptos" w:hAnsi="Aptos"/>
         </w:rPr>
         <w:pict w14:anchorId="756E66E4">
-          <v:rect id="_x0000_i1047" style="width:0;height:1.5pt" o:hralign="center" o:hrstd="t" o:hr="t" fillcolor="#a0a0a0" stroked="f"/>
+          <v:rect id="_x0000_i1049" style="width:0;height:1.5pt" o:hralign="center" o:hrstd="t" o:hr="t" fillcolor="#a0a0a0" stroked="f"/>
         </w:pict>
       </w:r>
     </w:p>
@@ -12040,7 +12464,7 @@
       <w:pPr>
         <w:numPr>
           <w:ilvl w:val="0"/>
-          <w:numId w:val="58"/>
+          <w:numId w:val="23"/>
         </w:numPr>
         <w:jc w:val="both"/>
         <w:rPr>
@@ -12066,7 +12490,7 @@
       <w:pPr>
         <w:numPr>
           <w:ilvl w:val="0"/>
-          <w:numId w:val="58"/>
+          <w:numId w:val="23"/>
         </w:numPr>
         <w:jc w:val="both"/>
         <w:rPr>
@@ -12106,7 +12530,7 @@
       <w:pPr>
         <w:numPr>
           <w:ilvl w:val="0"/>
-          <w:numId w:val="58"/>
+          <w:numId w:val="23"/>
         </w:numPr>
         <w:jc w:val="both"/>
         <w:rPr>
@@ -12132,7 +12556,7 @@
       <w:pPr>
         <w:numPr>
           <w:ilvl w:val="0"/>
-          <w:numId w:val="58"/>
+          <w:numId w:val="23"/>
         </w:numPr>
         <w:jc w:val="both"/>
         <w:rPr>
@@ -12180,7 +12604,7 @@
           <w:rFonts w:ascii="Aptos" w:hAnsi="Aptos"/>
         </w:rPr>
         <w:pict w14:anchorId="276E4013">
-          <v:rect id="_x0000_i1048" style="width:0;height:1.5pt" o:hralign="center" o:hrstd="t" o:hr="t" fillcolor="#a0a0a0" stroked="f"/>
+          <v:rect id="_x0000_i1050" style="width:0;height:1.5pt" o:hralign="center" o:hrstd="t" o:hr="t" fillcolor="#a0a0a0" stroked="f"/>
         </w:pict>
       </w:r>
     </w:p>
@@ -12229,7 +12653,7 @@
       <w:pPr>
         <w:numPr>
           <w:ilvl w:val="0"/>
-          <w:numId w:val="59"/>
+          <w:numId w:val="24"/>
         </w:numPr>
         <w:jc w:val="both"/>
         <w:rPr>
@@ -12247,7 +12671,7 @@
       <w:pPr>
         <w:numPr>
           <w:ilvl w:val="0"/>
-          <w:numId w:val="59"/>
+          <w:numId w:val="24"/>
         </w:numPr>
         <w:jc w:val="both"/>
         <w:rPr>
@@ -12265,7 +12689,7 @@
       <w:pPr>
         <w:numPr>
           <w:ilvl w:val="0"/>
-          <w:numId w:val="59"/>
+          <w:numId w:val="24"/>
         </w:numPr>
         <w:jc w:val="both"/>
         <w:rPr>
@@ -12283,7 +12707,7 @@
       <w:pPr>
         <w:numPr>
           <w:ilvl w:val="0"/>
-          <w:numId w:val="59"/>
+          <w:numId w:val="24"/>
         </w:numPr>
         <w:jc w:val="both"/>
         <w:rPr>
@@ -12374,155 +12798,6 @@
 <file path=word/numbering.xml><?xml version="1.0" encoding="utf-8"?>
 <w:numbering xmlns:wpc="http://schemas.microsoft.com/office/word/2010/wordprocessingCanvas" xmlns:cx="http://schemas.microsoft.com/office/drawing/2014/chartex" xmlns:cx1="http://schemas.microsoft.com/office/drawing/2015/9/8/chartex" xmlns:cx2="http://schemas.microsoft.com/office/drawing/2015/10/21/chartex" xmlns:cx3="http://schemas.microsoft.com/office/drawing/2016/5/9/chartex" xmlns:cx4="http://schemas.microsoft.com/office/drawing/2016/5/10/chartex" xmlns:cx5="http://schemas.microsoft.com/office/drawing/2016/5/11/chartex" xmlns:cx6="http://schemas.microsoft.com/office/drawing/2016/5/12/chartex" xmlns:cx7="http://schemas.microsoft.com/office/drawing/2016/5/13/chartex" xmlns:cx8="http://schemas.microsoft.com/office/drawing/2016/5/14/chartex" xmlns:mc="http://schemas.openxmlformats.org/markup-compatibility/2006" xmlns:aink="http://schemas.microsoft.com/office/drawing/2016/ink" xmlns:am3d="http://schemas.microsoft.com/office/drawing/2017/model3d" xmlns:o="urn:schemas-microsoft-com:office:office" xmlns:oel="http://schemas.microsoft.com/office/2019/extlst" xmlns:r="http://schemas.openxmlformats.org/officeDocument/2006/relationships" xmlns:m="http://schemas.openxmlformats.org/officeDocument/2006/math" xmlns:v="urn:schemas-microsoft-com:vml" xmlns:wp14="http://schemas.microsoft.com/office/word/2010/wordprocessingDrawing" xmlns:wp="http://schemas.openxmlformats.org/drawingml/2006/wordprocessingDrawing" xmlns:w10="urn:schemas-microsoft-com:office:word" xmlns:w="http://schemas.openxmlformats.org/wordprocessingml/2006/main" xmlns:w14="http://schemas.microsoft.com/office/word/2010/wordml" xmlns:w15="http://schemas.microsoft.com/office/word/2012/wordml" xmlns:w16cex="http://schemas.microsoft.com/office/word/2018/wordml/cex" xmlns:w16cid="http://schemas.microsoft.com/office/word/2016/wordml/cid" xmlns:w16="http://schemas.microsoft.com/office/word/2018/wordml" xmlns:w16du="http://schemas.microsoft.com/office/word/2023/wordml/word16du" xmlns:w16sdtdh="http://schemas.microsoft.com/office/word/2020/wordml/sdtdatahash" xmlns:w16se="http://schemas.microsoft.com/office/word/2015/wordml/symex" xmlns:wpg="http://schemas.microsoft.com/office/word/2010/wordprocessingGroup" xmlns:wpi="http://schemas.microsoft.com/office/word/2010/wordprocessingInk" xmlns:wne="http://schemas.microsoft.com/office/word/2006/wordml" xmlns:wps="http://schemas.microsoft.com/office/word/2010/wordprocessingShape" mc:Ignorable="w14 w15 w16se w16cid w16 w16cex w16sdtdh w16du wp14">
   <w:abstractNum w:abstractNumId="0" w15:restartNumberingAfterBreak="0">
-    <w:nsid w:val="08D5092E"/>
-    <w:multiLevelType w:val="multilevel"/>
-    <w:tmpl w:val="C678A602"/>
-    <w:lvl w:ilvl="0">
-      <w:start w:val="1"/>
-      <w:numFmt w:val="bullet"/>
-      <w:lvlText w:val=""/>
-      <w:lvlJc w:val="left"/>
-      <w:pPr>
-        <w:tabs>
-          <w:tab w:val="num" w:pos="720"/>
-        </w:tabs>
-        <w:ind w:left="720" w:hanging="360"/>
-      </w:pPr>
-      <w:rPr>
-        <w:rFonts w:ascii="Symbol" w:hAnsi="Symbol" w:hint="default"/>
-        <w:sz w:val="20"/>
-      </w:rPr>
-    </w:lvl>
-    <w:lvl w:ilvl="1">
-      <w:start w:val="1"/>
-      <w:numFmt w:val="bullet"/>
-      <w:lvlText w:val="o"/>
-      <w:lvlJc w:val="left"/>
-      <w:pPr>
-        <w:tabs>
-          <w:tab w:val="num" w:pos="1440"/>
-        </w:tabs>
-        <w:ind w:left="1440" w:hanging="360"/>
-      </w:pPr>
-      <w:rPr>
-        <w:rFonts w:ascii="Courier New" w:hAnsi="Courier New" w:hint="default"/>
-        <w:sz w:val="20"/>
-      </w:rPr>
-    </w:lvl>
-    <w:lvl w:ilvl="2" w:tentative="1">
-      <w:start w:val="1"/>
-      <w:numFmt w:val="bullet"/>
-      <w:lvlText w:val=""/>
-      <w:lvlJc w:val="left"/>
-      <w:pPr>
-        <w:tabs>
-          <w:tab w:val="num" w:pos="2160"/>
-        </w:tabs>
-        <w:ind w:left="2160" w:hanging="360"/>
-      </w:pPr>
-      <w:rPr>
-        <w:rFonts w:ascii="Wingdings" w:hAnsi="Wingdings" w:hint="default"/>
-        <w:sz w:val="20"/>
-      </w:rPr>
-    </w:lvl>
-    <w:lvl w:ilvl="3" w:tentative="1">
-      <w:start w:val="1"/>
-      <w:numFmt w:val="bullet"/>
-      <w:lvlText w:val=""/>
-      <w:lvlJc w:val="left"/>
-      <w:pPr>
-        <w:tabs>
-          <w:tab w:val="num" w:pos="2880"/>
-        </w:tabs>
-        <w:ind w:left="2880" w:hanging="360"/>
-      </w:pPr>
-      <w:rPr>
-        <w:rFonts w:ascii="Wingdings" w:hAnsi="Wingdings" w:hint="default"/>
-        <w:sz w:val="20"/>
-      </w:rPr>
-    </w:lvl>
-    <w:lvl w:ilvl="4" w:tentative="1">
-      <w:start w:val="1"/>
-      <w:numFmt w:val="bullet"/>
-      <w:lvlText w:val=""/>
-      <w:lvlJc w:val="left"/>
-      <w:pPr>
-        <w:tabs>
-          <w:tab w:val="num" w:pos="3600"/>
-        </w:tabs>
-        <w:ind w:left="3600" w:hanging="360"/>
-      </w:pPr>
-      <w:rPr>
-        <w:rFonts w:ascii="Wingdings" w:hAnsi="Wingdings" w:hint="default"/>
-        <w:sz w:val="20"/>
-      </w:rPr>
-    </w:lvl>
-    <w:lvl w:ilvl="5" w:tentative="1">
-      <w:start w:val="1"/>
-      <w:numFmt w:val="bullet"/>
-      <w:lvlText w:val=""/>
-      <w:lvlJc w:val="left"/>
-      <w:pPr>
-        <w:tabs>
-          <w:tab w:val="num" w:pos="4320"/>
-        </w:tabs>
-        <w:ind w:left="4320" w:hanging="360"/>
-      </w:pPr>
-      <w:rPr>
-        <w:rFonts w:ascii="Wingdings" w:hAnsi="Wingdings" w:hint="default"/>
-        <w:sz w:val="20"/>
-      </w:rPr>
-    </w:lvl>
-    <w:lvl w:ilvl="6" w:tentative="1">
-      <w:start w:val="1"/>
-      <w:numFmt w:val="bullet"/>
-      <w:lvlText w:val=""/>
-      <w:lvlJc w:val="left"/>
-      <w:pPr>
-        <w:tabs>
-          <w:tab w:val="num" w:pos="5040"/>
-        </w:tabs>
-        <w:ind w:left="5040" w:hanging="360"/>
-      </w:pPr>
-      <w:rPr>
-        <w:rFonts w:ascii="Wingdings" w:hAnsi="Wingdings" w:hint="default"/>
-        <w:sz w:val="20"/>
-      </w:rPr>
-    </w:lvl>
-    <w:lvl w:ilvl="7" w:tentative="1">
-      <w:start w:val="1"/>
-      <w:numFmt w:val="bullet"/>
-      <w:lvlText w:val=""/>
-      <w:lvlJc w:val="left"/>
-      <w:pPr>
-        <w:tabs>
-          <w:tab w:val="num" w:pos="5760"/>
-        </w:tabs>
-        <w:ind w:left="5760" w:hanging="360"/>
-      </w:pPr>
-      <w:rPr>
-        <w:rFonts w:ascii="Wingdings" w:hAnsi="Wingdings" w:hint="default"/>
-        <w:sz w:val="20"/>
-      </w:rPr>
-    </w:lvl>
-    <w:lvl w:ilvl="8" w:tentative="1">
-      <w:start w:val="1"/>
-      <w:numFmt w:val="bullet"/>
-      <w:lvlText w:val=""/>
-      <w:lvlJc w:val="left"/>
-      <w:pPr>
-        <w:tabs>
-          <w:tab w:val="num" w:pos="6480"/>
-        </w:tabs>
-        <w:ind w:left="6480" w:hanging="360"/>
-      </w:pPr>
-      <w:rPr>
-        <w:rFonts w:ascii="Wingdings" w:hAnsi="Wingdings" w:hint="default"/>
-        <w:sz w:val="20"/>
-      </w:rPr>
-    </w:lvl>
-  </w:abstractNum>
-  <w:abstractNum w:abstractNumId="1" w15:restartNumberingAfterBreak="0">
     <w:nsid w:val="0A173682"/>
     <w:multiLevelType w:val="multilevel"/>
     <w:tmpl w:val="30800B02"/>
@@ -12671,7 +12946,7 @@
       </w:rPr>
     </w:lvl>
   </w:abstractNum>
-  <w:abstractNum w:abstractNumId="2" w15:restartNumberingAfterBreak="0">
+  <w:abstractNum w:abstractNumId="1" w15:restartNumberingAfterBreak="0">
     <w:nsid w:val="0B5A3B0A"/>
     <w:multiLevelType w:val="hybridMultilevel"/>
     <w:tmpl w:val="60064C22"/>
@@ -12784,567 +13059,7 @@
       </w:rPr>
     </w:lvl>
   </w:abstractNum>
-  <w:abstractNum w:abstractNumId="3" w15:restartNumberingAfterBreak="0">
-    <w:nsid w:val="0C221A6E"/>
-    <w:multiLevelType w:val="multilevel"/>
-    <w:tmpl w:val="43CE8954"/>
-    <w:lvl w:ilvl="0">
-      <w:start w:val="1"/>
-      <w:numFmt w:val="bullet"/>
-      <w:lvlText w:val=""/>
-      <w:lvlJc w:val="left"/>
-      <w:pPr>
-        <w:tabs>
-          <w:tab w:val="num" w:pos="720"/>
-        </w:tabs>
-        <w:ind w:left="720" w:hanging="360"/>
-      </w:pPr>
-      <w:rPr>
-        <w:rFonts w:ascii="Symbol" w:hAnsi="Symbol" w:hint="default"/>
-        <w:sz w:val="20"/>
-      </w:rPr>
-    </w:lvl>
-    <w:lvl w:ilvl="1">
-      <w:start w:val="1"/>
-      <w:numFmt w:val="bullet"/>
-      <w:lvlText w:val="o"/>
-      <w:lvlJc w:val="left"/>
-      <w:pPr>
-        <w:tabs>
-          <w:tab w:val="num" w:pos="1440"/>
-        </w:tabs>
-        <w:ind w:left="1440" w:hanging="360"/>
-      </w:pPr>
-      <w:rPr>
-        <w:rFonts w:ascii="Courier New" w:hAnsi="Courier New" w:hint="default"/>
-        <w:sz w:val="20"/>
-      </w:rPr>
-    </w:lvl>
-    <w:lvl w:ilvl="2" w:tentative="1">
-      <w:start w:val="1"/>
-      <w:numFmt w:val="bullet"/>
-      <w:lvlText w:val=""/>
-      <w:lvlJc w:val="left"/>
-      <w:pPr>
-        <w:tabs>
-          <w:tab w:val="num" w:pos="2160"/>
-        </w:tabs>
-        <w:ind w:left="2160" w:hanging="360"/>
-      </w:pPr>
-      <w:rPr>
-        <w:rFonts w:ascii="Wingdings" w:hAnsi="Wingdings" w:hint="default"/>
-        <w:sz w:val="20"/>
-      </w:rPr>
-    </w:lvl>
-    <w:lvl w:ilvl="3" w:tentative="1">
-      <w:start w:val="1"/>
-      <w:numFmt w:val="bullet"/>
-      <w:lvlText w:val=""/>
-      <w:lvlJc w:val="left"/>
-      <w:pPr>
-        <w:tabs>
-          <w:tab w:val="num" w:pos="2880"/>
-        </w:tabs>
-        <w:ind w:left="2880" w:hanging="360"/>
-      </w:pPr>
-      <w:rPr>
-        <w:rFonts w:ascii="Wingdings" w:hAnsi="Wingdings" w:hint="default"/>
-        <w:sz w:val="20"/>
-      </w:rPr>
-    </w:lvl>
-    <w:lvl w:ilvl="4" w:tentative="1">
-      <w:start w:val="1"/>
-      <w:numFmt w:val="bullet"/>
-      <w:lvlText w:val=""/>
-      <w:lvlJc w:val="left"/>
-      <w:pPr>
-        <w:tabs>
-          <w:tab w:val="num" w:pos="3600"/>
-        </w:tabs>
-        <w:ind w:left="3600" w:hanging="360"/>
-      </w:pPr>
-      <w:rPr>
-        <w:rFonts w:ascii="Wingdings" w:hAnsi="Wingdings" w:hint="default"/>
-        <w:sz w:val="20"/>
-      </w:rPr>
-    </w:lvl>
-    <w:lvl w:ilvl="5" w:tentative="1">
-      <w:start w:val="1"/>
-      <w:numFmt w:val="bullet"/>
-      <w:lvlText w:val=""/>
-      <w:lvlJc w:val="left"/>
-      <w:pPr>
-        <w:tabs>
-          <w:tab w:val="num" w:pos="4320"/>
-        </w:tabs>
-        <w:ind w:left="4320" w:hanging="360"/>
-      </w:pPr>
-      <w:rPr>
-        <w:rFonts w:ascii="Wingdings" w:hAnsi="Wingdings" w:hint="default"/>
-        <w:sz w:val="20"/>
-      </w:rPr>
-    </w:lvl>
-    <w:lvl w:ilvl="6" w:tentative="1">
-      <w:start w:val="1"/>
-      <w:numFmt w:val="bullet"/>
-      <w:lvlText w:val=""/>
-      <w:lvlJc w:val="left"/>
-      <w:pPr>
-        <w:tabs>
-          <w:tab w:val="num" w:pos="5040"/>
-        </w:tabs>
-        <w:ind w:left="5040" w:hanging="360"/>
-      </w:pPr>
-      <w:rPr>
-        <w:rFonts w:ascii="Wingdings" w:hAnsi="Wingdings" w:hint="default"/>
-        <w:sz w:val="20"/>
-      </w:rPr>
-    </w:lvl>
-    <w:lvl w:ilvl="7" w:tentative="1">
-      <w:start w:val="1"/>
-      <w:numFmt w:val="bullet"/>
-      <w:lvlText w:val=""/>
-      <w:lvlJc w:val="left"/>
-      <w:pPr>
-        <w:tabs>
-          <w:tab w:val="num" w:pos="5760"/>
-        </w:tabs>
-        <w:ind w:left="5760" w:hanging="360"/>
-      </w:pPr>
-      <w:rPr>
-        <w:rFonts w:ascii="Wingdings" w:hAnsi="Wingdings" w:hint="default"/>
-        <w:sz w:val="20"/>
-      </w:rPr>
-    </w:lvl>
-    <w:lvl w:ilvl="8" w:tentative="1">
-      <w:start w:val="1"/>
-      <w:numFmt w:val="bullet"/>
-      <w:lvlText w:val=""/>
-      <w:lvlJc w:val="left"/>
-      <w:pPr>
-        <w:tabs>
-          <w:tab w:val="num" w:pos="6480"/>
-        </w:tabs>
-        <w:ind w:left="6480" w:hanging="360"/>
-      </w:pPr>
-      <w:rPr>
-        <w:rFonts w:ascii="Wingdings" w:hAnsi="Wingdings" w:hint="default"/>
-        <w:sz w:val="20"/>
-      </w:rPr>
-    </w:lvl>
-  </w:abstractNum>
-  <w:abstractNum w:abstractNumId="4" w15:restartNumberingAfterBreak="0">
-    <w:nsid w:val="0E632F37"/>
-    <w:multiLevelType w:val="multilevel"/>
-    <w:tmpl w:val="386E4B70"/>
-    <w:lvl w:ilvl="0">
-      <w:start w:val="1"/>
-      <w:numFmt w:val="bullet"/>
-      <w:lvlText w:val=""/>
-      <w:lvlJc w:val="left"/>
-      <w:pPr>
-        <w:tabs>
-          <w:tab w:val="num" w:pos="720"/>
-        </w:tabs>
-        <w:ind w:left="720" w:hanging="360"/>
-      </w:pPr>
-      <w:rPr>
-        <w:rFonts w:ascii="Symbol" w:hAnsi="Symbol" w:hint="default"/>
-        <w:sz w:val="20"/>
-      </w:rPr>
-    </w:lvl>
-    <w:lvl w:ilvl="1">
-      <w:start w:val="1"/>
-      <w:numFmt w:val="bullet"/>
-      <w:lvlText w:val="o"/>
-      <w:lvlJc w:val="left"/>
-      <w:pPr>
-        <w:tabs>
-          <w:tab w:val="num" w:pos="1440"/>
-        </w:tabs>
-        <w:ind w:left="1440" w:hanging="360"/>
-      </w:pPr>
-      <w:rPr>
-        <w:rFonts w:ascii="Courier New" w:hAnsi="Courier New" w:hint="default"/>
-        <w:sz w:val="20"/>
-      </w:rPr>
-    </w:lvl>
-    <w:lvl w:ilvl="2" w:tentative="1">
-      <w:start w:val="1"/>
-      <w:numFmt w:val="bullet"/>
-      <w:lvlText w:val=""/>
-      <w:lvlJc w:val="left"/>
-      <w:pPr>
-        <w:tabs>
-          <w:tab w:val="num" w:pos="2160"/>
-        </w:tabs>
-        <w:ind w:left="2160" w:hanging="360"/>
-      </w:pPr>
-      <w:rPr>
-        <w:rFonts w:ascii="Wingdings" w:hAnsi="Wingdings" w:hint="default"/>
-        <w:sz w:val="20"/>
-      </w:rPr>
-    </w:lvl>
-    <w:lvl w:ilvl="3" w:tentative="1">
-      <w:start w:val="1"/>
-      <w:numFmt w:val="bullet"/>
-      <w:lvlText w:val=""/>
-      <w:lvlJc w:val="left"/>
-      <w:pPr>
-        <w:tabs>
-          <w:tab w:val="num" w:pos="2880"/>
-        </w:tabs>
-        <w:ind w:left="2880" w:hanging="360"/>
-      </w:pPr>
-      <w:rPr>
-        <w:rFonts w:ascii="Wingdings" w:hAnsi="Wingdings" w:hint="default"/>
-        <w:sz w:val="20"/>
-      </w:rPr>
-    </w:lvl>
-    <w:lvl w:ilvl="4" w:tentative="1">
-      <w:start w:val="1"/>
-      <w:numFmt w:val="bullet"/>
-      <w:lvlText w:val=""/>
-      <w:lvlJc w:val="left"/>
-      <w:pPr>
-        <w:tabs>
-          <w:tab w:val="num" w:pos="3600"/>
-        </w:tabs>
-        <w:ind w:left="3600" w:hanging="360"/>
-      </w:pPr>
-      <w:rPr>
-        <w:rFonts w:ascii="Wingdings" w:hAnsi="Wingdings" w:hint="default"/>
-        <w:sz w:val="20"/>
-      </w:rPr>
-    </w:lvl>
-    <w:lvl w:ilvl="5" w:tentative="1">
-      <w:start w:val="1"/>
-      <w:numFmt w:val="bullet"/>
-      <w:lvlText w:val=""/>
-      <w:lvlJc w:val="left"/>
-      <w:pPr>
-        <w:tabs>
-          <w:tab w:val="num" w:pos="4320"/>
-        </w:tabs>
-        <w:ind w:left="4320" w:hanging="360"/>
-      </w:pPr>
-      <w:rPr>
-        <w:rFonts w:ascii="Wingdings" w:hAnsi="Wingdings" w:hint="default"/>
-        <w:sz w:val="20"/>
-      </w:rPr>
-    </w:lvl>
-    <w:lvl w:ilvl="6" w:tentative="1">
-      <w:start w:val="1"/>
-      <w:numFmt w:val="bullet"/>
-      <w:lvlText w:val=""/>
-      <w:lvlJc w:val="left"/>
-      <w:pPr>
-        <w:tabs>
-          <w:tab w:val="num" w:pos="5040"/>
-        </w:tabs>
-        <w:ind w:left="5040" w:hanging="360"/>
-      </w:pPr>
-      <w:rPr>
-        <w:rFonts w:ascii="Wingdings" w:hAnsi="Wingdings" w:hint="default"/>
-        <w:sz w:val="20"/>
-      </w:rPr>
-    </w:lvl>
-    <w:lvl w:ilvl="7" w:tentative="1">
-      <w:start w:val="1"/>
-      <w:numFmt w:val="bullet"/>
-      <w:lvlText w:val=""/>
-      <w:lvlJc w:val="left"/>
-      <w:pPr>
-        <w:tabs>
-          <w:tab w:val="num" w:pos="5760"/>
-        </w:tabs>
-        <w:ind w:left="5760" w:hanging="360"/>
-      </w:pPr>
-      <w:rPr>
-        <w:rFonts w:ascii="Wingdings" w:hAnsi="Wingdings" w:hint="default"/>
-        <w:sz w:val="20"/>
-      </w:rPr>
-    </w:lvl>
-    <w:lvl w:ilvl="8" w:tentative="1">
-      <w:start w:val="1"/>
-      <w:numFmt w:val="bullet"/>
-      <w:lvlText w:val=""/>
-      <w:lvlJc w:val="left"/>
-      <w:pPr>
-        <w:tabs>
-          <w:tab w:val="num" w:pos="6480"/>
-        </w:tabs>
-        <w:ind w:left="6480" w:hanging="360"/>
-      </w:pPr>
-      <w:rPr>
-        <w:rFonts w:ascii="Wingdings" w:hAnsi="Wingdings" w:hint="default"/>
-        <w:sz w:val="20"/>
-      </w:rPr>
-    </w:lvl>
-  </w:abstractNum>
-  <w:abstractNum w:abstractNumId="5" w15:restartNumberingAfterBreak="0">
-    <w:nsid w:val="0FB424D6"/>
-    <w:multiLevelType w:val="multilevel"/>
-    <w:tmpl w:val="D17407C4"/>
-    <w:lvl w:ilvl="0">
-      <w:start w:val="1"/>
-      <w:numFmt w:val="bullet"/>
-      <w:lvlText w:val=""/>
-      <w:lvlJc w:val="left"/>
-      <w:pPr>
-        <w:tabs>
-          <w:tab w:val="num" w:pos="720"/>
-        </w:tabs>
-        <w:ind w:left="720" w:hanging="360"/>
-      </w:pPr>
-      <w:rPr>
-        <w:rFonts w:ascii="Symbol" w:hAnsi="Symbol" w:hint="default"/>
-        <w:sz w:val="20"/>
-      </w:rPr>
-    </w:lvl>
-    <w:lvl w:ilvl="1">
-      <w:start w:val="1"/>
-      <w:numFmt w:val="bullet"/>
-      <w:lvlText w:val="o"/>
-      <w:lvlJc w:val="left"/>
-      <w:pPr>
-        <w:tabs>
-          <w:tab w:val="num" w:pos="1440"/>
-        </w:tabs>
-        <w:ind w:left="1440" w:hanging="360"/>
-      </w:pPr>
-      <w:rPr>
-        <w:rFonts w:ascii="Courier New" w:hAnsi="Courier New" w:hint="default"/>
-        <w:sz w:val="20"/>
-      </w:rPr>
-    </w:lvl>
-    <w:lvl w:ilvl="2" w:tentative="1">
-      <w:start w:val="1"/>
-      <w:numFmt w:val="bullet"/>
-      <w:lvlText w:val=""/>
-      <w:lvlJc w:val="left"/>
-      <w:pPr>
-        <w:tabs>
-          <w:tab w:val="num" w:pos="2160"/>
-        </w:tabs>
-        <w:ind w:left="2160" w:hanging="360"/>
-      </w:pPr>
-      <w:rPr>
-        <w:rFonts w:ascii="Wingdings" w:hAnsi="Wingdings" w:hint="default"/>
-        <w:sz w:val="20"/>
-      </w:rPr>
-    </w:lvl>
-    <w:lvl w:ilvl="3" w:tentative="1">
-      <w:start w:val="1"/>
-      <w:numFmt w:val="bullet"/>
-      <w:lvlText w:val=""/>
-      <w:lvlJc w:val="left"/>
-      <w:pPr>
-        <w:tabs>
-          <w:tab w:val="num" w:pos="2880"/>
-        </w:tabs>
-        <w:ind w:left="2880" w:hanging="360"/>
-      </w:pPr>
-      <w:rPr>
-        <w:rFonts w:ascii="Wingdings" w:hAnsi="Wingdings" w:hint="default"/>
-        <w:sz w:val="20"/>
-      </w:rPr>
-    </w:lvl>
-    <w:lvl w:ilvl="4" w:tentative="1">
-      <w:start w:val="1"/>
-      <w:numFmt w:val="bullet"/>
-      <w:lvlText w:val=""/>
-      <w:lvlJc w:val="left"/>
-      <w:pPr>
-        <w:tabs>
-          <w:tab w:val="num" w:pos="3600"/>
-        </w:tabs>
-        <w:ind w:left="3600" w:hanging="360"/>
-      </w:pPr>
-      <w:rPr>
-        <w:rFonts w:ascii="Wingdings" w:hAnsi="Wingdings" w:hint="default"/>
-        <w:sz w:val="20"/>
-      </w:rPr>
-    </w:lvl>
-    <w:lvl w:ilvl="5" w:tentative="1">
-      <w:start w:val="1"/>
-      <w:numFmt w:val="bullet"/>
-      <w:lvlText w:val=""/>
-      <w:lvlJc w:val="left"/>
-      <w:pPr>
-        <w:tabs>
-          <w:tab w:val="num" w:pos="4320"/>
-        </w:tabs>
-        <w:ind w:left="4320" w:hanging="360"/>
-      </w:pPr>
-      <w:rPr>
-        <w:rFonts w:ascii="Wingdings" w:hAnsi="Wingdings" w:hint="default"/>
-        <w:sz w:val="20"/>
-      </w:rPr>
-    </w:lvl>
-    <w:lvl w:ilvl="6" w:tentative="1">
-      <w:start w:val="1"/>
-      <w:numFmt w:val="bullet"/>
-      <w:lvlText w:val=""/>
-      <w:lvlJc w:val="left"/>
-      <w:pPr>
-        <w:tabs>
-          <w:tab w:val="num" w:pos="5040"/>
-        </w:tabs>
-        <w:ind w:left="5040" w:hanging="360"/>
-      </w:pPr>
-      <w:rPr>
-        <w:rFonts w:ascii="Wingdings" w:hAnsi="Wingdings" w:hint="default"/>
-        <w:sz w:val="20"/>
-      </w:rPr>
-    </w:lvl>
-    <w:lvl w:ilvl="7" w:tentative="1">
-      <w:start w:val="1"/>
-      <w:numFmt w:val="bullet"/>
-      <w:lvlText w:val=""/>
-      <w:lvlJc w:val="left"/>
-      <w:pPr>
-        <w:tabs>
-          <w:tab w:val="num" w:pos="5760"/>
-        </w:tabs>
-        <w:ind w:left="5760" w:hanging="360"/>
-      </w:pPr>
-      <w:rPr>
-        <w:rFonts w:ascii="Wingdings" w:hAnsi="Wingdings" w:hint="default"/>
-        <w:sz w:val="20"/>
-      </w:rPr>
-    </w:lvl>
-    <w:lvl w:ilvl="8" w:tentative="1">
-      <w:start w:val="1"/>
-      <w:numFmt w:val="bullet"/>
-      <w:lvlText w:val=""/>
-      <w:lvlJc w:val="left"/>
-      <w:pPr>
-        <w:tabs>
-          <w:tab w:val="num" w:pos="6480"/>
-        </w:tabs>
-        <w:ind w:left="6480" w:hanging="360"/>
-      </w:pPr>
-      <w:rPr>
-        <w:rFonts w:ascii="Wingdings" w:hAnsi="Wingdings" w:hint="default"/>
-        <w:sz w:val="20"/>
-      </w:rPr>
-    </w:lvl>
-  </w:abstractNum>
-  <w:abstractNum w:abstractNumId="6" w15:restartNumberingAfterBreak="0">
-    <w:nsid w:val="1185456F"/>
-    <w:multiLevelType w:val="multilevel"/>
-    <w:tmpl w:val="0408E6A2"/>
-    <w:lvl w:ilvl="0">
-      <w:start w:val="1"/>
-      <w:numFmt w:val="decimal"/>
-      <w:lvlText w:val="%1."/>
-      <w:lvlJc w:val="left"/>
-      <w:pPr>
-        <w:tabs>
-          <w:tab w:val="num" w:pos="720"/>
-        </w:tabs>
-        <w:ind w:left="720" w:hanging="360"/>
-      </w:pPr>
-    </w:lvl>
-    <w:lvl w:ilvl="1" w:tentative="1">
-      <w:start w:val="1"/>
-      <w:numFmt w:val="decimal"/>
-      <w:lvlText w:val="%2."/>
-      <w:lvlJc w:val="left"/>
-      <w:pPr>
-        <w:tabs>
-          <w:tab w:val="num" w:pos="1440"/>
-        </w:tabs>
-        <w:ind w:left="1440" w:hanging="360"/>
-      </w:pPr>
-    </w:lvl>
-    <w:lvl w:ilvl="2" w:tentative="1">
-      <w:start w:val="1"/>
-      <w:numFmt w:val="decimal"/>
-      <w:lvlText w:val="%3."/>
-      <w:lvlJc w:val="left"/>
-      <w:pPr>
-        <w:tabs>
-          <w:tab w:val="num" w:pos="2160"/>
-        </w:tabs>
-        <w:ind w:left="2160" w:hanging="360"/>
-      </w:pPr>
-    </w:lvl>
-    <w:lvl w:ilvl="3" w:tentative="1">
-      <w:start w:val="1"/>
-      <w:numFmt w:val="decimal"/>
-      <w:lvlText w:val="%4."/>
-      <w:lvlJc w:val="left"/>
-      <w:pPr>
-        <w:tabs>
-          <w:tab w:val="num" w:pos="2880"/>
-        </w:tabs>
-        <w:ind w:left="2880" w:hanging="360"/>
-      </w:pPr>
-    </w:lvl>
-    <w:lvl w:ilvl="4" w:tentative="1">
-      <w:start w:val="1"/>
-      <w:numFmt w:val="decimal"/>
-      <w:lvlText w:val="%5."/>
-      <w:lvlJc w:val="left"/>
-      <w:pPr>
-        <w:tabs>
-          <w:tab w:val="num" w:pos="3600"/>
-        </w:tabs>
-        <w:ind w:left="3600" w:hanging="360"/>
-      </w:pPr>
-    </w:lvl>
-    <w:lvl w:ilvl="5" w:tentative="1">
-      <w:start w:val="1"/>
-      <w:numFmt w:val="decimal"/>
-      <w:lvlText w:val="%6."/>
-      <w:lvlJc w:val="left"/>
-      <w:pPr>
-        <w:tabs>
-          <w:tab w:val="num" w:pos="4320"/>
-        </w:tabs>
-        <w:ind w:left="4320" w:hanging="360"/>
-      </w:pPr>
-    </w:lvl>
-    <w:lvl w:ilvl="6" w:tentative="1">
-      <w:start w:val="1"/>
-      <w:numFmt w:val="decimal"/>
-      <w:lvlText w:val="%7."/>
-      <w:lvlJc w:val="left"/>
-      <w:pPr>
-        <w:tabs>
-          <w:tab w:val="num" w:pos="5040"/>
-        </w:tabs>
-        <w:ind w:left="5040" w:hanging="360"/>
-      </w:pPr>
-    </w:lvl>
-    <w:lvl w:ilvl="7" w:tentative="1">
-      <w:start w:val="1"/>
-      <w:numFmt w:val="decimal"/>
-      <w:lvlText w:val="%8."/>
-      <w:lvlJc w:val="left"/>
-      <w:pPr>
-        <w:tabs>
-          <w:tab w:val="num" w:pos="5760"/>
-        </w:tabs>
-        <w:ind w:left="5760" w:hanging="360"/>
-      </w:pPr>
-    </w:lvl>
-    <w:lvl w:ilvl="8" w:tentative="1">
-      <w:start w:val="1"/>
-      <w:numFmt w:val="decimal"/>
-      <w:lvlText w:val="%9."/>
-      <w:lvlJc w:val="left"/>
-      <w:pPr>
-        <w:tabs>
-          <w:tab w:val="num" w:pos="6480"/>
-        </w:tabs>
-        <w:ind w:left="6480" w:hanging="360"/>
-      </w:pPr>
-    </w:lvl>
-  </w:abstractNum>
-  <w:abstractNum w:abstractNumId="7" w15:restartNumberingAfterBreak="0">
+  <w:abstractNum w:abstractNumId="2" w15:restartNumberingAfterBreak="0">
     <w:nsid w:val="130976FE"/>
     <w:multiLevelType w:val="multilevel"/>
     <w:tmpl w:val="5DF6005C"/>
@@ -13493,156 +13208,7 @@
       </w:rPr>
     </w:lvl>
   </w:abstractNum>
-  <w:abstractNum w:abstractNumId="8" w15:restartNumberingAfterBreak="0">
-    <w:nsid w:val="13414788"/>
-    <w:multiLevelType w:val="multilevel"/>
-    <w:tmpl w:val="E81E4F96"/>
-    <w:lvl w:ilvl="0">
-      <w:start w:val="1"/>
-      <w:numFmt w:val="bullet"/>
-      <w:lvlText w:val=""/>
-      <w:lvlJc w:val="left"/>
-      <w:pPr>
-        <w:tabs>
-          <w:tab w:val="num" w:pos="720"/>
-        </w:tabs>
-        <w:ind w:left="720" w:hanging="360"/>
-      </w:pPr>
-      <w:rPr>
-        <w:rFonts w:ascii="Symbol" w:hAnsi="Symbol" w:hint="default"/>
-        <w:sz w:val="20"/>
-      </w:rPr>
-    </w:lvl>
-    <w:lvl w:ilvl="1">
-      <w:start w:val="1"/>
-      <w:numFmt w:val="bullet"/>
-      <w:lvlText w:val="o"/>
-      <w:lvlJc w:val="left"/>
-      <w:pPr>
-        <w:tabs>
-          <w:tab w:val="num" w:pos="1440"/>
-        </w:tabs>
-        <w:ind w:left="1440" w:hanging="360"/>
-      </w:pPr>
-      <w:rPr>
-        <w:rFonts w:ascii="Courier New" w:hAnsi="Courier New" w:hint="default"/>
-        <w:sz w:val="20"/>
-      </w:rPr>
-    </w:lvl>
-    <w:lvl w:ilvl="2" w:tentative="1">
-      <w:start w:val="1"/>
-      <w:numFmt w:val="bullet"/>
-      <w:lvlText w:val=""/>
-      <w:lvlJc w:val="left"/>
-      <w:pPr>
-        <w:tabs>
-          <w:tab w:val="num" w:pos="2160"/>
-        </w:tabs>
-        <w:ind w:left="2160" w:hanging="360"/>
-      </w:pPr>
-      <w:rPr>
-        <w:rFonts w:ascii="Wingdings" w:hAnsi="Wingdings" w:hint="default"/>
-        <w:sz w:val="20"/>
-      </w:rPr>
-    </w:lvl>
-    <w:lvl w:ilvl="3" w:tentative="1">
-      <w:start w:val="1"/>
-      <w:numFmt w:val="bullet"/>
-      <w:lvlText w:val=""/>
-      <w:lvlJc w:val="left"/>
-      <w:pPr>
-        <w:tabs>
-          <w:tab w:val="num" w:pos="2880"/>
-        </w:tabs>
-        <w:ind w:left="2880" w:hanging="360"/>
-      </w:pPr>
-      <w:rPr>
-        <w:rFonts w:ascii="Wingdings" w:hAnsi="Wingdings" w:hint="default"/>
-        <w:sz w:val="20"/>
-      </w:rPr>
-    </w:lvl>
-    <w:lvl w:ilvl="4" w:tentative="1">
-      <w:start w:val="1"/>
-      <w:numFmt w:val="bullet"/>
-      <w:lvlText w:val=""/>
-      <w:lvlJc w:val="left"/>
-      <w:pPr>
-        <w:tabs>
-          <w:tab w:val="num" w:pos="3600"/>
-        </w:tabs>
-        <w:ind w:left="3600" w:hanging="360"/>
-      </w:pPr>
-      <w:rPr>
-        <w:rFonts w:ascii="Wingdings" w:hAnsi="Wingdings" w:hint="default"/>
-        <w:sz w:val="20"/>
-      </w:rPr>
-    </w:lvl>
-    <w:lvl w:ilvl="5" w:tentative="1">
-      <w:start w:val="1"/>
-      <w:numFmt w:val="bullet"/>
-      <w:lvlText w:val=""/>
-      <w:lvlJc w:val="left"/>
-      <w:pPr>
-        <w:tabs>
-          <w:tab w:val="num" w:pos="4320"/>
-        </w:tabs>
-        <w:ind w:left="4320" w:hanging="360"/>
-      </w:pPr>
-      <w:rPr>
-        <w:rFonts w:ascii="Wingdings" w:hAnsi="Wingdings" w:hint="default"/>
-        <w:sz w:val="20"/>
-      </w:rPr>
-    </w:lvl>
-    <w:lvl w:ilvl="6" w:tentative="1">
-      <w:start w:val="1"/>
-      <w:numFmt w:val="bullet"/>
-      <w:lvlText w:val=""/>
-      <w:lvlJc w:val="left"/>
-      <w:pPr>
-        <w:tabs>
-          <w:tab w:val="num" w:pos="5040"/>
-        </w:tabs>
-        <w:ind w:left="5040" w:hanging="360"/>
-      </w:pPr>
-      <w:rPr>
-        <w:rFonts w:ascii="Wingdings" w:hAnsi="Wingdings" w:hint="default"/>
-        <w:sz w:val="20"/>
-      </w:rPr>
-    </w:lvl>
-    <w:lvl w:ilvl="7" w:tentative="1">
-      <w:start w:val="1"/>
-      <w:numFmt w:val="bullet"/>
-      <w:lvlText w:val=""/>
-      <w:lvlJc w:val="left"/>
-      <w:pPr>
-        <w:tabs>
-          <w:tab w:val="num" w:pos="5760"/>
-        </w:tabs>
-        <w:ind w:left="5760" w:hanging="360"/>
-      </w:pPr>
-      <w:rPr>
-        <w:rFonts w:ascii="Wingdings" w:hAnsi="Wingdings" w:hint="default"/>
-        <w:sz w:val="20"/>
-      </w:rPr>
-    </w:lvl>
-    <w:lvl w:ilvl="8" w:tentative="1">
-      <w:start w:val="1"/>
-      <w:numFmt w:val="bullet"/>
-      <w:lvlText w:val=""/>
-      <w:lvlJc w:val="left"/>
-      <w:pPr>
-        <w:tabs>
-          <w:tab w:val="num" w:pos="6480"/>
-        </w:tabs>
-        <w:ind w:left="6480" w:hanging="360"/>
-      </w:pPr>
-      <w:rPr>
-        <w:rFonts w:ascii="Wingdings" w:hAnsi="Wingdings" w:hint="default"/>
-        <w:sz w:val="20"/>
-      </w:rPr>
-    </w:lvl>
-  </w:abstractNum>
-  <w:abstractNum w:abstractNumId="9" w15:restartNumberingAfterBreak="0">
+  <w:abstractNum w:abstractNumId="3" w15:restartNumberingAfterBreak="0">
     <w:nsid w:val="15EF179D"/>
     <w:multiLevelType w:val="multilevel"/>
     <w:tmpl w:val="37481644"/>
@@ -13791,7 +13357,7 @@
       </w:rPr>
     </w:lvl>
   </w:abstractNum>
-  <w:abstractNum w:abstractNumId="10" w15:restartNumberingAfterBreak="0">
+  <w:abstractNum w:abstractNumId="4" w15:restartNumberingAfterBreak="0">
     <w:nsid w:val="163947C7"/>
     <w:multiLevelType w:val="multilevel"/>
     <w:tmpl w:val="30800B02"/>
@@ -13940,156 +13506,7 @@
       </w:rPr>
     </w:lvl>
   </w:abstractNum>
-  <w:abstractNum w:abstractNumId="11" w15:restartNumberingAfterBreak="0">
-    <w:nsid w:val="1C6B785B"/>
-    <w:multiLevelType w:val="multilevel"/>
-    <w:tmpl w:val="14623C46"/>
-    <w:lvl w:ilvl="0">
-      <w:start w:val="1"/>
-      <w:numFmt w:val="bullet"/>
-      <w:lvlText w:val=""/>
-      <w:lvlJc w:val="left"/>
-      <w:pPr>
-        <w:tabs>
-          <w:tab w:val="num" w:pos="720"/>
-        </w:tabs>
-        <w:ind w:left="720" w:hanging="360"/>
-      </w:pPr>
-      <w:rPr>
-        <w:rFonts w:ascii="Symbol" w:hAnsi="Symbol" w:hint="default"/>
-        <w:sz w:val="20"/>
-      </w:rPr>
-    </w:lvl>
-    <w:lvl w:ilvl="1">
-      <w:start w:val="1"/>
-      <w:numFmt w:val="bullet"/>
-      <w:lvlText w:val="o"/>
-      <w:lvlJc w:val="left"/>
-      <w:pPr>
-        <w:tabs>
-          <w:tab w:val="num" w:pos="1440"/>
-        </w:tabs>
-        <w:ind w:left="1440" w:hanging="360"/>
-      </w:pPr>
-      <w:rPr>
-        <w:rFonts w:ascii="Courier New" w:hAnsi="Courier New" w:hint="default"/>
-        <w:sz w:val="20"/>
-      </w:rPr>
-    </w:lvl>
-    <w:lvl w:ilvl="2" w:tentative="1">
-      <w:start w:val="1"/>
-      <w:numFmt w:val="bullet"/>
-      <w:lvlText w:val=""/>
-      <w:lvlJc w:val="left"/>
-      <w:pPr>
-        <w:tabs>
-          <w:tab w:val="num" w:pos="2160"/>
-        </w:tabs>
-        <w:ind w:left="2160" w:hanging="360"/>
-      </w:pPr>
-      <w:rPr>
-        <w:rFonts w:ascii="Wingdings" w:hAnsi="Wingdings" w:hint="default"/>
-        <w:sz w:val="20"/>
-      </w:rPr>
-    </w:lvl>
-    <w:lvl w:ilvl="3" w:tentative="1">
-      <w:start w:val="1"/>
-      <w:numFmt w:val="bullet"/>
-      <w:lvlText w:val=""/>
-      <w:lvlJc w:val="left"/>
-      <w:pPr>
-        <w:tabs>
-          <w:tab w:val="num" w:pos="2880"/>
-        </w:tabs>
-        <w:ind w:left="2880" w:hanging="360"/>
-      </w:pPr>
-      <w:rPr>
-        <w:rFonts w:ascii="Wingdings" w:hAnsi="Wingdings" w:hint="default"/>
-        <w:sz w:val="20"/>
-      </w:rPr>
-    </w:lvl>
-    <w:lvl w:ilvl="4" w:tentative="1">
-      <w:start w:val="1"/>
-      <w:numFmt w:val="bullet"/>
-      <w:lvlText w:val=""/>
-      <w:lvlJc w:val="left"/>
-      <w:pPr>
-        <w:tabs>
-          <w:tab w:val="num" w:pos="3600"/>
-        </w:tabs>
-        <w:ind w:left="3600" w:hanging="360"/>
-      </w:pPr>
-      <w:rPr>
-        <w:rFonts w:ascii="Wingdings" w:hAnsi="Wingdings" w:hint="default"/>
-        <w:sz w:val="20"/>
-      </w:rPr>
-    </w:lvl>
-    <w:lvl w:ilvl="5" w:tentative="1">
-      <w:start w:val="1"/>
-      <w:numFmt w:val="bullet"/>
-      <w:lvlText w:val=""/>
-      <w:lvlJc w:val="left"/>
-      <w:pPr>
-        <w:tabs>
-          <w:tab w:val="num" w:pos="4320"/>
-        </w:tabs>
-        <w:ind w:left="4320" w:hanging="360"/>
-      </w:pPr>
-      <w:rPr>
-        <w:rFonts w:ascii="Wingdings" w:hAnsi="Wingdings" w:hint="default"/>
-        <w:sz w:val="20"/>
-      </w:rPr>
-    </w:lvl>
-    <w:lvl w:ilvl="6" w:tentative="1">
-      <w:start w:val="1"/>
-      <w:numFmt w:val="bullet"/>
-      <w:lvlText w:val=""/>
-      <w:lvlJc w:val="left"/>
-      <w:pPr>
-        <w:tabs>
-          <w:tab w:val="num" w:pos="5040"/>
-        </w:tabs>
-        <w:ind w:left="5040" w:hanging="360"/>
-      </w:pPr>
-      <w:rPr>
-        <w:rFonts w:ascii="Wingdings" w:hAnsi="Wingdings" w:hint="default"/>
-        <w:sz w:val="20"/>
-      </w:rPr>
-    </w:lvl>
-    <w:lvl w:ilvl="7" w:tentative="1">
-      <w:start w:val="1"/>
-      <w:numFmt w:val="bullet"/>
-      <w:lvlText w:val=""/>
-      <w:lvlJc w:val="left"/>
-      <w:pPr>
-        <w:tabs>
-          <w:tab w:val="num" w:pos="5760"/>
-        </w:tabs>
-        <w:ind w:left="5760" w:hanging="360"/>
-      </w:pPr>
-      <w:rPr>
-        <w:rFonts w:ascii="Wingdings" w:hAnsi="Wingdings" w:hint="default"/>
-        <w:sz w:val="20"/>
-      </w:rPr>
-    </w:lvl>
-    <w:lvl w:ilvl="8" w:tentative="1">
-      <w:start w:val="1"/>
-      <w:numFmt w:val="bullet"/>
-      <w:lvlText w:val=""/>
-      <w:lvlJc w:val="left"/>
-      <w:pPr>
-        <w:tabs>
-          <w:tab w:val="num" w:pos="6480"/>
-        </w:tabs>
-        <w:ind w:left="6480" w:hanging="360"/>
-      </w:pPr>
-      <w:rPr>
-        <w:rFonts w:ascii="Wingdings" w:hAnsi="Wingdings" w:hint="default"/>
-        <w:sz w:val="20"/>
-      </w:rPr>
-    </w:lvl>
-  </w:abstractNum>
-  <w:abstractNum w:abstractNumId="12" w15:restartNumberingAfterBreak="0">
+  <w:abstractNum w:abstractNumId="5" w15:restartNumberingAfterBreak="0">
     <w:nsid w:val="1DF73629"/>
     <w:multiLevelType w:val="multilevel"/>
     <w:tmpl w:val="30800B02"/>
@@ -14238,156 +13655,7 @@
       </w:rPr>
     </w:lvl>
   </w:abstractNum>
-  <w:abstractNum w:abstractNumId="13" w15:restartNumberingAfterBreak="0">
-    <w:nsid w:val="1ECD4E99"/>
-    <w:multiLevelType w:val="multilevel"/>
-    <w:tmpl w:val="FE26AD22"/>
-    <w:lvl w:ilvl="0">
-      <w:start w:val="1"/>
-      <w:numFmt w:val="bullet"/>
-      <w:lvlText w:val=""/>
-      <w:lvlJc w:val="left"/>
-      <w:pPr>
-        <w:tabs>
-          <w:tab w:val="num" w:pos="720"/>
-        </w:tabs>
-        <w:ind w:left="720" w:hanging="360"/>
-      </w:pPr>
-      <w:rPr>
-        <w:rFonts w:ascii="Symbol" w:hAnsi="Symbol" w:hint="default"/>
-        <w:sz w:val="20"/>
-      </w:rPr>
-    </w:lvl>
-    <w:lvl w:ilvl="1">
-      <w:start w:val="1"/>
-      <w:numFmt w:val="bullet"/>
-      <w:lvlText w:val="o"/>
-      <w:lvlJc w:val="left"/>
-      <w:pPr>
-        <w:tabs>
-          <w:tab w:val="num" w:pos="1440"/>
-        </w:tabs>
-        <w:ind w:left="1440" w:hanging="360"/>
-      </w:pPr>
-      <w:rPr>
-        <w:rFonts w:ascii="Courier New" w:hAnsi="Courier New" w:hint="default"/>
-        <w:sz w:val="20"/>
-      </w:rPr>
-    </w:lvl>
-    <w:lvl w:ilvl="2" w:tentative="1">
-      <w:start w:val="1"/>
-      <w:numFmt w:val="bullet"/>
-      <w:lvlText w:val=""/>
-      <w:lvlJc w:val="left"/>
-      <w:pPr>
-        <w:tabs>
-          <w:tab w:val="num" w:pos="2160"/>
-        </w:tabs>
-        <w:ind w:left="2160" w:hanging="360"/>
-      </w:pPr>
-      <w:rPr>
-        <w:rFonts w:ascii="Wingdings" w:hAnsi="Wingdings" w:hint="default"/>
-        <w:sz w:val="20"/>
-      </w:rPr>
-    </w:lvl>
-    <w:lvl w:ilvl="3" w:tentative="1">
-      <w:start w:val="1"/>
-      <w:numFmt w:val="bullet"/>
-      <w:lvlText w:val=""/>
-      <w:lvlJc w:val="left"/>
-      <w:pPr>
-        <w:tabs>
-          <w:tab w:val="num" w:pos="2880"/>
-        </w:tabs>
-        <w:ind w:left="2880" w:hanging="360"/>
-      </w:pPr>
-      <w:rPr>
-        <w:rFonts w:ascii="Wingdings" w:hAnsi="Wingdings" w:hint="default"/>
-        <w:sz w:val="20"/>
-      </w:rPr>
-    </w:lvl>
-    <w:lvl w:ilvl="4" w:tentative="1">
-      <w:start w:val="1"/>
-      <w:numFmt w:val="bullet"/>
-      <w:lvlText w:val=""/>
-      <w:lvlJc w:val="left"/>
-      <w:pPr>
-        <w:tabs>
-          <w:tab w:val="num" w:pos="3600"/>
-        </w:tabs>
-        <w:ind w:left="3600" w:hanging="360"/>
-      </w:pPr>
-      <w:rPr>
-        <w:rFonts w:ascii="Wingdings" w:hAnsi="Wingdings" w:hint="default"/>
-        <w:sz w:val="20"/>
-      </w:rPr>
-    </w:lvl>
-    <w:lvl w:ilvl="5" w:tentative="1">
-      <w:start w:val="1"/>
-      <w:numFmt w:val="bullet"/>
-      <w:lvlText w:val=""/>
-      <w:lvlJc w:val="left"/>
-      <w:pPr>
-        <w:tabs>
-          <w:tab w:val="num" w:pos="4320"/>
-        </w:tabs>
-        <w:ind w:left="4320" w:hanging="360"/>
-      </w:pPr>
-      <w:rPr>
-        <w:rFonts w:ascii="Wingdings" w:hAnsi="Wingdings" w:hint="default"/>
-        <w:sz w:val="20"/>
-      </w:rPr>
-    </w:lvl>
-    <w:lvl w:ilvl="6" w:tentative="1">
-      <w:start w:val="1"/>
-      <w:numFmt w:val="bullet"/>
-      <w:lvlText w:val=""/>
-      <w:lvlJc w:val="left"/>
-      <w:pPr>
-        <w:tabs>
-          <w:tab w:val="num" w:pos="5040"/>
-        </w:tabs>
-        <w:ind w:left="5040" w:hanging="360"/>
-      </w:pPr>
-      <w:rPr>
-        <w:rFonts w:ascii="Wingdings" w:hAnsi="Wingdings" w:hint="default"/>
-        <w:sz w:val="20"/>
-      </w:rPr>
-    </w:lvl>
-    <w:lvl w:ilvl="7" w:tentative="1">
-      <w:start w:val="1"/>
-      <w:numFmt w:val="bullet"/>
-      <w:lvlText w:val=""/>
-      <w:lvlJc w:val="left"/>
-      <w:pPr>
-        <w:tabs>
-          <w:tab w:val="num" w:pos="5760"/>
-        </w:tabs>
-        <w:ind w:left="5760" w:hanging="360"/>
-      </w:pPr>
-      <w:rPr>
-        <w:rFonts w:ascii="Wingdings" w:hAnsi="Wingdings" w:hint="default"/>
-        <w:sz w:val="20"/>
-      </w:rPr>
-    </w:lvl>
-    <w:lvl w:ilvl="8" w:tentative="1">
-      <w:start w:val="1"/>
-      <w:numFmt w:val="bullet"/>
-      <w:lvlText w:val=""/>
-      <w:lvlJc w:val="left"/>
-      <w:pPr>
-        <w:tabs>
-          <w:tab w:val="num" w:pos="6480"/>
-        </w:tabs>
-        <w:ind w:left="6480" w:hanging="360"/>
-      </w:pPr>
-      <w:rPr>
-        <w:rFonts w:ascii="Wingdings" w:hAnsi="Wingdings" w:hint="default"/>
-        <w:sz w:val="20"/>
-      </w:rPr>
-    </w:lvl>
-  </w:abstractNum>
-  <w:abstractNum w:abstractNumId="14" w15:restartNumberingAfterBreak="0">
+  <w:abstractNum w:abstractNumId="6" w15:restartNumberingAfterBreak="0">
     <w:nsid w:val="1F5A7D50"/>
     <w:multiLevelType w:val="multilevel"/>
     <w:tmpl w:val="97063EDC"/>
@@ -14536,305 +13804,7 @@
       </w:rPr>
     </w:lvl>
   </w:abstractNum>
-  <w:abstractNum w:abstractNumId="15" w15:restartNumberingAfterBreak="0">
-    <w:nsid w:val="206E5FE1"/>
-    <w:multiLevelType w:val="multilevel"/>
-    <w:tmpl w:val="113C7AD4"/>
-    <w:lvl w:ilvl="0">
-      <w:start w:val="1"/>
-      <w:numFmt w:val="bullet"/>
-      <w:lvlText w:val=""/>
-      <w:lvlJc w:val="left"/>
-      <w:pPr>
-        <w:tabs>
-          <w:tab w:val="num" w:pos="720"/>
-        </w:tabs>
-        <w:ind w:left="720" w:hanging="360"/>
-      </w:pPr>
-      <w:rPr>
-        <w:rFonts w:ascii="Symbol" w:hAnsi="Symbol" w:hint="default"/>
-        <w:sz w:val="20"/>
-      </w:rPr>
-    </w:lvl>
-    <w:lvl w:ilvl="1" w:tentative="1">
-      <w:start w:val="1"/>
-      <w:numFmt w:val="bullet"/>
-      <w:lvlText w:val="o"/>
-      <w:lvlJc w:val="left"/>
-      <w:pPr>
-        <w:tabs>
-          <w:tab w:val="num" w:pos="1440"/>
-        </w:tabs>
-        <w:ind w:left="1440" w:hanging="360"/>
-      </w:pPr>
-      <w:rPr>
-        <w:rFonts w:ascii="Courier New" w:hAnsi="Courier New" w:hint="default"/>
-        <w:sz w:val="20"/>
-      </w:rPr>
-    </w:lvl>
-    <w:lvl w:ilvl="2" w:tentative="1">
-      <w:start w:val="1"/>
-      <w:numFmt w:val="bullet"/>
-      <w:lvlText w:val=""/>
-      <w:lvlJc w:val="left"/>
-      <w:pPr>
-        <w:tabs>
-          <w:tab w:val="num" w:pos="2160"/>
-        </w:tabs>
-        <w:ind w:left="2160" w:hanging="360"/>
-      </w:pPr>
-      <w:rPr>
-        <w:rFonts w:ascii="Wingdings" w:hAnsi="Wingdings" w:hint="default"/>
-        <w:sz w:val="20"/>
-      </w:rPr>
-    </w:lvl>
-    <w:lvl w:ilvl="3" w:tentative="1">
-      <w:start w:val="1"/>
-      <w:numFmt w:val="bullet"/>
-      <w:lvlText w:val=""/>
-      <w:lvlJc w:val="left"/>
-      <w:pPr>
-        <w:tabs>
-          <w:tab w:val="num" w:pos="2880"/>
-        </w:tabs>
-        <w:ind w:left="2880" w:hanging="360"/>
-      </w:pPr>
-      <w:rPr>
-        <w:rFonts w:ascii="Wingdings" w:hAnsi="Wingdings" w:hint="default"/>
-        <w:sz w:val="20"/>
-      </w:rPr>
-    </w:lvl>
-    <w:lvl w:ilvl="4" w:tentative="1">
-      <w:start w:val="1"/>
-      <w:numFmt w:val="bullet"/>
-      <w:lvlText w:val=""/>
-      <w:lvlJc w:val="left"/>
-      <w:pPr>
-        <w:tabs>
-          <w:tab w:val="num" w:pos="3600"/>
-        </w:tabs>
-        <w:ind w:left="3600" w:hanging="360"/>
-      </w:pPr>
-      <w:rPr>
-        <w:rFonts w:ascii="Wingdings" w:hAnsi="Wingdings" w:hint="default"/>
-        <w:sz w:val="20"/>
-      </w:rPr>
-    </w:lvl>
-    <w:lvl w:ilvl="5" w:tentative="1">
-      <w:start w:val="1"/>
-      <w:numFmt w:val="bullet"/>
-      <w:lvlText w:val=""/>
-      <w:lvlJc w:val="left"/>
-      <w:pPr>
-        <w:tabs>
-          <w:tab w:val="num" w:pos="4320"/>
-        </w:tabs>
-        <w:ind w:left="4320" w:hanging="360"/>
-      </w:pPr>
-      <w:rPr>
-        <w:rFonts w:ascii="Wingdings" w:hAnsi="Wingdings" w:hint="default"/>
-        <w:sz w:val="20"/>
-      </w:rPr>
-    </w:lvl>
-    <w:lvl w:ilvl="6" w:tentative="1">
-      <w:start w:val="1"/>
-      <w:numFmt w:val="bullet"/>
-      <w:lvlText w:val=""/>
-      <w:lvlJc w:val="left"/>
-      <w:pPr>
-        <w:tabs>
-          <w:tab w:val="num" w:pos="5040"/>
-        </w:tabs>
-        <w:ind w:left="5040" w:hanging="360"/>
-      </w:pPr>
-      <w:rPr>
-        <w:rFonts w:ascii="Wingdings" w:hAnsi="Wingdings" w:hint="default"/>
-        <w:sz w:val="20"/>
-      </w:rPr>
-    </w:lvl>
-    <w:lvl w:ilvl="7" w:tentative="1">
-      <w:start w:val="1"/>
-      <w:numFmt w:val="bullet"/>
-      <w:lvlText w:val=""/>
-      <w:lvlJc w:val="left"/>
-      <w:pPr>
-        <w:tabs>
-          <w:tab w:val="num" w:pos="5760"/>
-        </w:tabs>
-        <w:ind w:left="5760" w:hanging="360"/>
-      </w:pPr>
-      <w:rPr>
-        <w:rFonts w:ascii="Wingdings" w:hAnsi="Wingdings" w:hint="default"/>
-        <w:sz w:val="20"/>
-      </w:rPr>
-    </w:lvl>
-    <w:lvl w:ilvl="8" w:tentative="1">
-      <w:start w:val="1"/>
-      <w:numFmt w:val="bullet"/>
-      <w:lvlText w:val=""/>
-      <w:lvlJc w:val="left"/>
-      <w:pPr>
-        <w:tabs>
-          <w:tab w:val="num" w:pos="6480"/>
-        </w:tabs>
-        <w:ind w:left="6480" w:hanging="360"/>
-      </w:pPr>
-      <w:rPr>
-        <w:rFonts w:ascii="Wingdings" w:hAnsi="Wingdings" w:hint="default"/>
-        <w:sz w:val="20"/>
-      </w:rPr>
-    </w:lvl>
-  </w:abstractNum>
-  <w:abstractNum w:abstractNumId="16" w15:restartNumberingAfterBreak="0">
-    <w:nsid w:val="211F5C75"/>
-    <w:multiLevelType w:val="multilevel"/>
-    <w:tmpl w:val="8F2ABFA6"/>
-    <w:lvl w:ilvl="0">
-      <w:start w:val="1"/>
-      <w:numFmt w:val="bullet"/>
-      <w:lvlText w:val=""/>
-      <w:lvlJc w:val="left"/>
-      <w:pPr>
-        <w:tabs>
-          <w:tab w:val="num" w:pos="720"/>
-        </w:tabs>
-        <w:ind w:left="720" w:hanging="360"/>
-      </w:pPr>
-      <w:rPr>
-        <w:rFonts w:ascii="Symbol" w:hAnsi="Symbol" w:hint="default"/>
-        <w:sz w:val="20"/>
-      </w:rPr>
-    </w:lvl>
-    <w:lvl w:ilvl="1">
-      <w:start w:val="1"/>
-      <w:numFmt w:val="bullet"/>
-      <w:lvlText w:val="o"/>
-      <w:lvlJc w:val="left"/>
-      <w:pPr>
-        <w:tabs>
-          <w:tab w:val="num" w:pos="1440"/>
-        </w:tabs>
-        <w:ind w:left="1440" w:hanging="360"/>
-      </w:pPr>
-      <w:rPr>
-        <w:rFonts w:ascii="Courier New" w:hAnsi="Courier New" w:hint="default"/>
-        <w:sz w:val="20"/>
-      </w:rPr>
-    </w:lvl>
-    <w:lvl w:ilvl="2" w:tentative="1">
-      <w:start w:val="1"/>
-      <w:numFmt w:val="bullet"/>
-      <w:lvlText w:val=""/>
-      <w:lvlJc w:val="left"/>
-      <w:pPr>
-        <w:tabs>
-          <w:tab w:val="num" w:pos="2160"/>
-        </w:tabs>
-        <w:ind w:left="2160" w:hanging="360"/>
-      </w:pPr>
-      <w:rPr>
-        <w:rFonts w:ascii="Wingdings" w:hAnsi="Wingdings" w:hint="default"/>
-        <w:sz w:val="20"/>
-      </w:rPr>
-    </w:lvl>
-    <w:lvl w:ilvl="3" w:tentative="1">
-      <w:start w:val="1"/>
-      <w:numFmt w:val="bullet"/>
-      <w:lvlText w:val=""/>
-      <w:lvlJc w:val="left"/>
-      <w:pPr>
-        <w:tabs>
-          <w:tab w:val="num" w:pos="2880"/>
-        </w:tabs>
-        <w:ind w:left="2880" w:hanging="360"/>
-      </w:pPr>
-      <w:rPr>
-        <w:rFonts w:ascii="Wingdings" w:hAnsi="Wingdings" w:hint="default"/>
-        <w:sz w:val="20"/>
-      </w:rPr>
-    </w:lvl>
-    <w:lvl w:ilvl="4" w:tentative="1">
-      <w:start w:val="1"/>
-      <w:numFmt w:val="bullet"/>
-      <w:lvlText w:val=""/>
-      <w:lvlJc w:val="left"/>
-      <w:pPr>
-        <w:tabs>
-          <w:tab w:val="num" w:pos="3600"/>
-        </w:tabs>
-        <w:ind w:left="3600" w:hanging="360"/>
-      </w:pPr>
-      <w:rPr>
-        <w:rFonts w:ascii="Wingdings" w:hAnsi="Wingdings" w:hint="default"/>
-        <w:sz w:val="20"/>
-      </w:rPr>
-    </w:lvl>
-    <w:lvl w:ilvl="5" w:tentative="1">
-      <w:start w:val="1"/>
-      <w:numFmt w:val="bullet"/>
-      <w:lvlText w:val=""/>
-      <w:lvlJc w:val="left"/>
-      <w:pPr>
-        <w:tabs>
-          <w:tab w:val="num" w:pos="4320"/>
-        </w:tabs>
-        <w:ind w:left="4320" w:hanging="360"/>
-      </w:pPr>
-      <w:rPr>
-        <w:rFonts w:ascii="Wingdings" w:hAnsi="Wingdings" w:hint="default"/>
-        <w:sz w:val="20"/>
-      </w:rPr>
-    </w:lvl>
-    <w:lvl w:ilvl="6" w:tentative="1">
-      <w:start w:val="1"/>
-      <w:numFmt w:val="bullet"/>
-      <w:lvlText w:val=""/>
-      <w:lvlJc w:val="left"/>
-      <w:pPr>
-        <w:tabs>
-          <w:tab w:val="num" w:pos="5040"/>
-        </w:tabs>
-        <w:ind w:left="5040" w:hanging="360"/>
-      </w:pPr>
-      <w:rPr>
-        <w:rFonts w:ascii="Wingdings" w:hAnsi="Wingdings" w:hint="default"/>
-        <w:sz w:val="20"/>
-      </w:rPr>
-    </w:lvl>
-    <w:lvl w:ilvl="7" w:tentative="1">
-      <w:start w:val="1"/>
-      <w:numFmt w:val="bullet"/>
-      <w:lvlText w:val=""/>
-      <w:lvlJc w:val="left"/>
-      <w:pPr>
-        <w:tabs>
-          <w:tab w:val="num" w:pos="5760"/>
-        </w:tabs>
-        <w:ind w:left="5760" w:hanging="360"/>
-      </w:pPr>
-      <w:rPr>
-        <w:rFonts w:ascii="Wingdings" w:hAnsi="Wingdings" w:hint="default"/>
-        <w:sz w:val="20"/>
-      </w:rPr>
-    </w:lvl>
-    <w:lvl w:ilvl="8" w:tentative="1">
-      <w:start w:val="1"/>
-      <w:numFmt w:val="bullet"/>
-      <w:lvlText w:val=""/>
-      <w:lvlJc w:val="left"/>
-      <w:pPr>
-        <w:tabs>
-          <w:tab w:val="num" w:pos="6480"/>
-        </w:tabs>
-        <w:ind w:left="6480" w:hanging="360"/>
-      </w:pPr>
-      <w:rPr>
-        <w:rFonts w:ascii="Wingdings" w:hAnsi="Wingdings" w:hint="default"/>
-        <w:sz w:val="20"/>
-      </w:rPr>
-    </w:lvl>
-  </w:abstractNum>
-  <w:abstractNum w:abstractNumId="17" w15:restartNumberingAfterBreak="0">
+  <w:abstractNum w:abstractNumId="7" w15:restartNumberingAfterBreak="0">
     <w:nsid w:val="23912CA8"/>
     <w:multiLevelType w:val="multilevel"/>
     <w:tmpl w:val="AE9656CE"/>
@@ -14983,7 +13953,7 @@
       </w:rPr>
     </w:lvl>
   </w:abstractNum>
-  <w:abstractNum w:abstractNumId="18" w15:restartNumberingAfterBreak="0">
+  <w:abstractNum w:abstractNumId="8" w15:restartNumberingAfterBreak="0">
     <w:nsid w:val="26430804"/>
     <w:multiLevelType w:val="multilevel"/>
     <w:tmpl w:val="30800B02"/>
@@ -15132,156 +14102,7 @@
       </w:rPr>
     </w:lvl>
   </w:abstractNum>
-  <w:abstractNum w:abstractNumId="19" w15:restartNumberingAfterBreak="0">
-    <w:nsid w:val="26C811D1"/>
-    <w:multiLevelType w:val="multilevel"/>
-    <w:tmpl w:val="61F46150"/>
-    <w:lvl w:ilvl="0">
-      <w:start w:val="1"/>
-      <w:numFmt w:val="bullet"/>
-      <w:lvlText w:val=""/>
-      <w:lvlJc w:val="left"/>
-      <w:pPr>
-        <w:tabs>
-          <w:tab w:val="num" w:pos="720"/>
-        </w:tabs>
-        <w:ind w:left="720" w:hanging="360"/>
-      </w:pPr>
-      <w:rPr>
-        <w:rFonts w:ascii="Symbol" w:hAnsi="Symbol" w:hint="default"/>
-        <w:sz w:val="20"/>
-      </w:rPr>
-    </w:lvl>
-    <w:lvl w:ilvl="1">
-      <w:start w:val="1"/>
-      <w:numFmt w:val="bullet"/>
-      <w:lvlText w:val="o"/>
-      <w:lvlJc w:val="left"/>
-      <w:pPr>
-        <w:tabs>
-          <w:tab w:val="num" w:pos="1440"/>
-        </w:tabs>
-        <w:ind w:left="1440" w:hanging="360"/>
-      </w:pPr>
-      <w:rPr>
-        <w:rFonts w:ascii="Courier New" w:hAnsi="Courier New" w:hint="default"/>
-        <w:sz w:val="20"/>
-      </w:rPr>
-    </w:lvl>
-    <w:lvl w:ilvl="2" w:tentative="1">
-      <w:start w:val="1"/>
-      <w:numFmt w:val="bullet"/>
-      <w:lvlText w:val=""/>
-      <w:lvlJc w:val="left"/>
-      <w:pPr>
-        <w:tabs>
-          <w:tab w:val="num" w:pos="2160"/>
-        </w:tabs>
-        <w:ind w:left="2160" w:hanging="360"/>
-      </w:pPr>
-      <w:rPr>
-        <w:rFonts w:ascii="Wingdings" w:hAnsi="Wingdings" w:hint="default"/>
-        <w:sz w:val="20"/>
-      </w:rPr>
-    </w:lvl>
-    <w:lvl w:ilvl="3" w:tentative="1">
-      <w:start w:val="1"/>
-      <w:numFmt w:val="bullet"/>
-      <w:lvlText w:val=""/>
-      <w:lvlJc w:val="left"/>
-      <w:pPr>
-        <w:tabs>
-          <w:tab w:val="num" w:pos="2880"/>
-        </w:tabs>
-        <w:ind w:left="2880" w:hanging="360"/>
-      </w:pPr>
-      <w:rPr>
-        <w:rFonts w:ascii="Wingdings" w:hAnsi="Wingdings" w:hint="default"/>
-        <w:sz w:val="20"/>
-      </w:rPr>
-    </w:lvl>
-    <w:lvl w:ilvl="4" w:tentative="1">
-      <w:start w:val="1"/>
-      <w:numFmt w:val="bullet"/>
-      <w:lvlText w:val=""/>
-      <w:lvlJc w:val="left"/>
-      <w:pPr>
-        <w:tabs>
-          <w:tab w:val="num" w:pos="3600"/>
-        </w:tabs>
-        <w:ind w:left="3600" w:hanging="360"/>
-      </w:pPr>
-      <w:rPr>
-        <w:rFonts w:ascii="Wingdings" w:hAnsi="Wingdings" w:hint="default"/>
-        <w:sz w:val="20"/>
-      </w:rPr>
-    </w:lvl>
-    <w:lvl w:ilvl="5" w:tentative="1">
-      <w:start w:val="1"/>
-      <w:numFmt w:val="bullet"/>
-      <w:lvlText w:val=""/>
-      <w:lvlJc w:val="left"/>
-      <w:pPr>
-        <w:tabs>
-          <w:tab w:val="num" w:pos="4320"/>
-        </w:tabs>
-        <w:ind w:left="4320" w:hanging="360"/>
-      </w:pPr>
-      <w:rPr>
-        <w:rFonts w:ascii="Wingdings" w:hAnsi="Wingdings" w:hint="default"/>
-        <w:sz w:val="20"/>
-      </w:rPr>
-    </w:lvl>
-    <w:lvl w:ilvl="6" w:tentative="1">
-      <w:start w:val="1"/>
-      <w:numFmt w:val="bullet"/>
-      <w:lvlText w:val=""/>
-      <w:lvlJc w:val="left"/>
-      <w:pPr>
-        <w:tabs>
-          <w:tab w:val="num" w:pos="5040"/>
-        </w:tabs>
-        <w:ind w:left="5040" w:hanging="360"/>
-      </w:pPr>
-      <w:rPr>
-        <w:rFonts w:ascii="Wingdings" w:hAnsi="Wingdings" w:hint="default"/>
-        <w:sz w:val="20"/>
-      </w:rPr>
-    </w:lvl>
-    <w:lvl w:ilvl="7" w:tentative="1">
-      <w:start w:val="1"/>
-      <w:numFmt w:val="bullet"/>
-      <w:lvlText w:val=""/>
-      <w:lvlJc w:val="left"/>
-      <w:pPr>
-        <w:tabs>
-          <w:tab w:val="num" w:pos="5760"/>
-        </w:tabs>
-        <w:ind w:left="5760" w:hanging="360"/>
-      </w:pPr>
-      <w:rPr>
-        <w:rFonts w:ascii="Wingdings" w:hAnsi="Wingdings" w:hint="default"/>
-        <w:sz w:val="20"/>
-      </w:rPr>
-    </w:lvl>
-    <w:lvl w:ilvl="8" w:tentative="1">
-      <w:start w:val="1"/>
-      <w:numFmt w:val="bullet"/>
-      <w:lvlText w:val=""/>
-      <w:lvlJc w:val="left"/>
-      <w:pPr>
-        <w:tabs>
-          <w:tab w:val="num" w:pos="6480"/>
-        </w:tabs>
-        <w:ind w:left="6480" w:hanging="360"/>
-      </w:pPr>
-      <w:rPr>
-        <w:rFonts w:ascii="Wingdings" w:hAnsi="Wingdings" w:hint="default"/>
-        <w:sz w:val="20"/>
-      </w:rPr>
-    </w:lvl>
-  </w:abstractNum>
-  <w:abstractNum w:abstractNumId="20" w15:restartNumberingAfterBreak="0">
+  <w:abstractNum w:abstractNumId="9" w15:restartNumberingAfterBreak="0">
     <w:nsid w:val="2D9B5B85"/>
     <w:multiLevelType w:val="multilevel"/>
     <w:tmpl w:val="30800B02"/>
@@ -15430,7 +14251,7 @@
       </w:rPr>
     </w:lvl>
   </w:abstractNum>
-  <w:abstractNum w:abstractNumId="21" w15:restartNumberingAfterBreak="0">
+  <w:abstractNum w:abstractNumId="10" w15:restartNumberingAfterBreak="0">
     <w:nsid w:val="2F911A10"/>
     <w:multiLevelType w:val="multilevel"/>
     <w:tmpl w:val="138A05A6"/>
@@ -15543,156 +14364,7 @@
       </w:pPr>
     </w:lvl>
   </w:abstractNum>
-  <w:abstractNum w:abstractNumId="22" w15:restartNumberingAfterBreak="0">
-    <w:nsid w:val="30CC32C0"/>
-    <w:multiLevelType w:val="multilevel"/>
-    <w:tmpl w:val="38AA37A6"/>
-    <w:lvl w:ilvl="0">
-      <w:start w:val="1"/>
-      <w:numFmt w:val="bullet"/>
-      <w:lvlText w:val=""/>
-      <w:lvlJc w:val="left"/>
-      <w:pPr>
-        <w:tabs>
-          <w:tab w:val="num" w:pos="720"/>
-        </w:tabs>
-        <w:ind w:left="720" w:hanging="360"/>
-      </w:pPr>
-      <w:rPr>
-        <w:rFonts w:ascii="Symbol" w:hAnsi="Symbol" w:hint="default"/>
-        <w:sz w:val="20"/>
-      </w:rPr>
-    </w:lvl>
-    <w:lvl w:ilvl="1">
-      <w:start w:val="1"/>
-      <w:numFmt w:val="bullet"/>
-      <w:lvlText w:val="o"/>
-      <w:lvlJc w:val="left"/>
-      <w:pPr>
-        <w:tabs>
-          <w:tab w:val="num" w:pos="1440"/>
-        </w:tabs>
-        <w:ind w:left="1440" w:hanging="360"/>
-      </w:pPr>
-      <w:rPr>
-        <w:rFonts w:ascii="Courier New" w:hAnsi="Courier New" w:hint="default"/>
-        <w:sz w:val="20"/>
-      </w:rPr>
-    </w:lvl>
-    <w:lvl w:ilvl="2" w:tentative="1">
-      <w:start w:val="1"/>
-      <w:numFmt w:val="bullet"/>
-      <w:lvlText w:val=""/>
-      <w:lvlJc w:val="left"/>
-      <w:pPr>
-        <w:tabs>
-          <w:tab w:val="num" w:pos="2160"/>
-        </w:tabs>
-        <w:ind w:left="2160" w:hanging="360"/>
-      </w:pPr>
-      <w:rPr>
-        <w:rFonts w:ascii="Wingdings" w:hAnsi="Wingdings" w:hint="default"/>
-        <w:sz w:val="20"/>
-      </w:rPr>
-    </w:lvl>
-    <w:lvl w:ilvl="3" w:tentative="1">
-      <w:start w:val="1"/>
-      <w:numFmt w:val="bullet"/>
-      <w:lvlText w:val=""/>
-      <w:lvlJc w:val="left"/>
-      <w:pPr>
-        <w:tabs>
-          <w:tab w:val="num" w:pos="2880"/>
-        </w:tabs>
-        <w:ind w:left="2880" w:hanging="360"/>
-      </w:pPr>
-      <w:rPr>
-        <w:rFonts w:ascii="Wingdings" w:hAnsi="Wingdings" w:hint="default"/>
-        <w:sz w:val="20"/>
-      </w:rPr>
-    </w:lvl>
-    <w:lvl w:ilvl="4" w:tentative="1">
-      <w:start w:val="1"/>
-      <w:numFmt w:val="bullet"/>
-      <w:lvlText w:val=""/>
-      <w:lvlJc w:val="left"/>
-      <w:pPr>
-        <w:tabs>
-          <w:tab w:val="num" w:pos="3600"/>
-        </w:tabs>
-        <w:ind w:left="3600" w:hanging="360"/>
-      </w:pPr>
-      <w:rPr>
-        <w:rFonts w:ascii="Wingdings" w:hAnsi="Wingdings" w:hint="default"/>
-        <w:sz w:val="20"/>
-      </w:rPr>
-    </w:lvl>
-    <w:lvl w:ilvl="5" w:tentative="1">
-      <w:start w:val="1"/>
-      <w:numFmt w:val="bullet"/>
-      <w:lvlText w:val=""/>
-      <w:lvlJc w:val="left"/>
-      <w:pPr>
-        <w:tabs>
-          <w:tab w:val="num" w:pos="4320"/>
-        </w:tabs>
-        <w:ind w:left="4320" w:hanging="360"/>
-      </w:pPr>
-      <w:rPr>
-        <w:rFonts w:ascii="Wingdings" w:hAnsi="Wingdings" w:hint="default"/>
-        <w:sz w:val="20"/>
-      </w:rPr>
-    </w:lvl>
-    <w:lvl w:ilvl="6" w:tentative="1">
-      <w:start w:val="1"/>
-      <w:numFmt w:val="bullet"/>
-      <w:lvlText w:val=""/>
-      <w:lvlJc w:val="left"/>
-      <w:pPr>
-        <w:tabs>
-          <w:tab w:val="num" w:pos="5040"/>
-        </w:tabs>
-        <w:ind w:left="5040" w:hanging="360"/>
-      </w:pPr>
-      <w:rPr>
-        <w:rFonts w:ascii="Wingdings" w:hAnsi="Wingdings" w:hint="default"/>
-        <w:sz w:val="20"/>
-      </w:rPr>
-    </w:lvl>
-    <w:lvl w:ilvl="7" w:tentative="1">
-      <w:start w:val="1"/>
-      <w:numFmt w:val="bullet"/>
-      <w:lvlText w:val=""/>
-      <w:lvlJc w:val="left"/>
-      <w:pPr>
-        <w:tabs>
-          <w:tab w:val="num" w:pos="5760"/>
-        </w:tabs>
-        <w:ind w:left="5760" w:hanging="360"/>
-      </w:pPr>
-      <w:rPr>
-        <w:rFonts w:ascii="Wingdings" w:hAnsi="Wingdings" w:hint="default"/>
-        <w:sz w:val="20"/>
-      </w:rPr>
-    </w:lvl>
-    <w:lvl w:ilvl="8" w:tentative="1">
-      <w:start w:val="1"/>
-      <w:numFmt w:val="bullet"/>
-      <w:lvlText w:val=""/>
-      <w:lvlJc w:val="left"/>
-      <w:pPr>
-        <w:tabs>
-          <w:tab w:val="num" w:pos="6480"/>
-        </w:tabs>
-        <w:ind w:left="6480" w:hanging="360"/>
-      </w:pPr>
-      <w:rPr>
-        <w:rFonts w:ascii="Wingdings" w:hAnsi="Wingdings" w:hint="default"/>
-        <w:sz w:val="20"/>
-      </w:rPr>
-    </w:lvl>
-  </w:abstractNum>
-  <w:abstractNum w:abstractNumId="23" w15:restartNumberingAfterBreak="0">
+  <w:abstractNum w:abstractNumId="11" w15:restartNumberingAfterBreak="0">
     <w:nsid w:val="32A949B1"/>
     <w:multiLevelType w:val="hybridMultilevel"/>
     <w:tmpl w:val="AD1C96AA"/>
@@ -15804,454 +14476,7 @@
       </w:rPr>
     </w:lvl>
   </w:abstractNum>
-  <w:abstractNum w:abstractNumId="24" w15:restartNumberingAfterBreak="0">
-    <w:nsid w:val="337D7B64"/>
-    <w:multiLevelType w:val="multilevel"/>
-    <w:tmpl w:val="0CBCCA80"/>
-    <w:lvl w:ilvl="0">
-      <w:start w:val="1"/>
-      <w:numFmt w:val="bullet"/>
-      <w:lvlText w:val=""/>
-      <w:lvlJc w:val="left"/>
-      <w:pPr>
-        <w:tabs>
-          <w:tab w:val="num" w:pos="720"/>
-        </w:tabs>
-        <w:ind w:left="720" w:hanging="360"/>
-      </w:pPr>
-      <w:rPr>
-        <w:rFonts w:ascii="Symbol" w:hAnsi="Symbol" w:hint="default"/>
-        <w:sz w:val="20"/>
-      </w:rPr>
-    </w:lvl>
-    <w:lvl w:ilvl="1">
-      <w:start w:val="1"/>
-      <w:numFmt w:val="bullet"/>
-      <w:lvlText w:val="o"/>
-      <w:lvlJc w:val="left"/>
-      <w:pPr>
-        <w:tabs>
-          <w:tab w:val="num" w:pos="1440"/>
-        </w:tabs>
-        <w:ind w:left="1440" w:hanging="360"/>
-      </w:pPr>
-      <w:rPr>
-        <w:rFonts w:ascii="Courier New" w:hAnsi="Courier New" w:hint="default"/>
-        <w:sz w:val="20"/>
-      </w:rPr>
-    </w:lvl>
-    <w:lvl w:ilvl="2" w:tentative="1">
-      <w:start w:val="1"/>
-      <w:numFmt w:val="bullet"/>
-      <w:lvlText w:val=""/>
-      <w:lvlJc w:val="left"/>
-      <w:pPr>
-        <w:tabs>
-          <w:tab w:val="num" w:pos="2160"/>
-        </w:tabs>
-        <w:ind w:left="2160" w:hanging="360"/>
-      </w:pPr>
-      <w:rPr>
-        <w:rFonts w:ascii="Wingdings" w:hAnsi="Wingdings" w:hint="default"/>
-        <w:sz w:val="20"/>
-      </w:rPr>
-    </w:lvl>
-    <w:lvl w:ilvl="3" w:tentative="1">
-      <w:start w:val="1"/>
-      <w:numFmt w:val="bullet"/>
-      <w:lvlText w:val=""/>
-      <w:lvlJc w:val="left"/>
-      <w:pPr>
-        <w:tabs>
-          <w:tab w:val="num" w:pos="2880"/>
-        </w:tabs>
-        <w:ind w:left="2880" w:hanging="360"/>
-      </w:pPr>
-      <w:rPr>
-        <w:rFonts w:ascii="Wingdings" w:hAnsi="Wingdings" w:hint="default"/>
-        <w:sz w:val="20"/>
-      </w:rPr>
-    </w:lvl>
-    <w:lvl w:ilvl="4" w:tentative="1">
-      <w:start w:val="1"/>
-      <w:numFmt w:val="bullet"/>
-      <w:lvlText w:val=""/>
-      <w:lvlJc w:val="left"/>
-      <w:pPr>
-        <w:tabs>
-          <w:tab w:val="num" w:pos="3600"/>
-        </w:tabs>
-        <w:ind w:left="3600" w:hanging="360"/>
-      </w:pPr>
-      <w:rPr>
-        <w:rFonts w:ascii="Wingdings" w:hAnsi="Wingdings" w:hint="default"/>
-        <w:sz w:val="20"/>
-      </w:rPr>
-    </w:lvl>
-    <w:lvl w:ilvl="5" w:tentative="1">
-      <w:start w:val="1"/>
-      <w:numFmt w:val="bullet"/>
-      <w:lvlText w:val=""/>
-      <w:lvlJc w:val="left"/>
-      <w:pPr>
-        <w:tabs>
-          <w:tab w:val="num" w:pos="4320"/>
-        </w:tabs>
-        <w:ind w:left="4320" w:hanging="360"/>
-      </w:pPr>
-      <w:rPr>
-        <w:rFonts w:ascii="Wingdings" w:hAnsi="Wingdings" w:hint="default"/>
-        <w:sz w:val="20"/>
-      </w:rPr>
-    </w:lvl>
-    <w:lvl w:ilvl="6" w:tentative="1">
-      <w:start w:val="1"/>
-      <w:numFmt w:val="bullet"/>
-      <w:lvlText w:val=""/>
-      <w:lvlJc w:val="left"/>
-      <w:pPr>
-        <w:tabs>
-          <w:tab w:val="num" w:pos="5040"/>
-        </w:tabs>
-        <w:ind w:left="5040" w:hanging="360"/>
-      </w:pPr>
-      <w:rPr>
-        <w:rFonts w:ascii="Wingdings" w:hAnsi="Wingdings" w:hint="default"/>
-        <w:sz w:val="20"/>
-      </w:rPr>
-    </w:lvl>
-    <w:lvl w:ilvl="7" w:tentative="1">
-      <w:start w:val="1"/>
-      <w:numFmt w:val="bullet"/>
-      <w:lvlText w:val=""/>
-      <w:lvlJc w:val="left"/>
-      <w:pPr>
-        <w:tabs>
-          <w:tab w:val="num" w:pos="5760"/>
-        </w:tabs>
-        <w:ind w:left="5760" w:hanging="360"/>
-      </w:pPr>
-      <w:rPr>
-        <w:rFonts w:ascii="Wingdings" w:hAnsi="Wingdings" w:hint="default"/>
-        <w:sz w:val="20"/>
-      </w:rPr>
-    </w:lvl>
-    <w:lvl w:ilvl="8" w:tentative="1">
-      <w:start w:val="1"/>
-      <w:numFmt w:val="bullet"/>
-      <w:lvlText w:val=""/>
-      <w:lvlJc w:val="left"/>
-      <w:pPr>
-        <w:tabs>
-          <w:tab w:val="num" w:pos="6480"/>
-        </w:tabs>
-        <w:ind w:left="6480" w:hanging="360"/>
-      </w:pPr>
-      <w:rPr>
-        <w:rFonts w:ascii="Wingdings" w:hAnsi="Wingdings" w:hint="default"/>
-        <w:sz w:val="20"/>
-      </w:rPr>
-    </w:lvl>
-  </w:abstractNum>
-  <w:abstractNum w:abstractNumId="25" w15:restartNumberingAfterBreak="0">
-    <w:nsid w:val="39177979"/>
-    <w:multiLevelType w:val="multilevel"/>
-    <w:tmpl w:val="EE1646CC"/>
-    <w:lvl w:ilvl="0">
-      <w:start w:val="1"/>
-      <w:numFmt w:val="bullet"/>
-      <w:lvlText w:val=""/>
-      <w:lvlJc w:val="left"/>
-      <w:pPr>
-        <w:tabs>
-          <w:tab w:val="num" w:pos="720"/>
-        </w:tabs>
-        <w:ind w:left="720" w:hanging="360"/>
-      </w:pPr>
-      <w:rPr>
-        <w:rFonts w:ascii="Symbol" w:hAnsi="Symbol" w:hint="default"/>
-        <w:sz w:val="20"/>
-      </w:rPr>
-    </w:lvl>
-    <w:lvl w:ilvl="1" w:tentative="1">
-      <w:start w:val="1"/>
-      <w:numFmt w:val="bullet"/>
-      <w:lvlText w:val="o"/>
-      <w:lvlJc w:val="left"/>
-      <w:pPr>
-        <w:tabs>
-          <w:tab w:val="num" w:pos="1440"/>
-        </w:tabs>
-        <w:ind w:left="1440" w:hanging="360"/>
-      </w:pPr>
-      <w:rPr>
-        <w:rFonts w:ascii="Courier New" w:hAnsi="Courier New" w:hint="default"/>
-        <w:sz w:val="20"/>
-      </w:rPr>
-    </w:lvl>
-    <w:lvl w:ilvl="2" w:tentative="1">
-      <w:start w:val="1"/>
-      <w:numFmt w:val="bullet"/>
-      <w:lvlText w:val=""/>
-      <w:lvlJc w:val="left"/>
-      <w:pPr>
-        <w:tabs>
-          <w:tab w:val="num" w:pos="2160"/>
-        </w:tabs>
-        <w:ind w:left="2160" w:hanging="360"/>
-      </w:pPr>
-      <w:rPr>
-        <w:rFonts w:ascii="Wingdings" w:hAnsi="Wingdings" w:hint="default"/>
-        <w:sz w:val="20"/>
-      </w:rPr>
-    </w:lvl>
-    <w:lvl w:ilvl="3" w:tentative="1">
-      <w:start w:val="1"/>
-      <w:numFmt w:val="bullet"/>
-      <w:lvlText w:val=""/>
-      <w:lvlJc w:val="left"/>
-      <w:pPr>
-        <w:tabs>
-          <w:tab w:val="num" w:pos="2880"/>
-        </w:tabs>
-        <w:ind w:left="2880" w:hanging="360"/>
-      </w:pPr>
-      <w:rPr>
-        <w:rFonts w:ascii="Wingdings" w:hAnsi="Wingdings" w:hint="default"/>
-        <w:sz w:val="20"/>
-      </w:rPr>
-    </w:lvl>
-    <w:lvl w:ilvl="4" w:tentative="1">
-      <w:start w:val="1"/>
-      <w:numFmt w:val="bullet"/>
-      <w:lvlText w:val=""/>
-      <w:lvlJc w:val="left"/>
-      <w:pPr>
-        <w:tabs>
-          <w:tab w:val="num" w:pos="3600"/>
-        </w:tabs>
-        <w:ind w:left="3600" w:hanging="360"/>
-      </w:pPr>
-      <w:rPr>
-        <w:rFonts w:ascii="Wingdings" w:hAnsi="Wingdings" w:hint="default"/>
-        <w:sz w:val="20"/>
-      </w:rPr>
-    </w:lvl>
-    <w:lvl w:ilvl="5" w:tentative="1">
-      <w:start w:val="1"/>
-      <w:numFmt w:val="bullet"/>
-      <w:lvlText w:val=""/>
-      <w:lvlJc w:val="left"/>
-      <w:pPr>
-        <w:tabs>
-          <w:tab w:val="num" w:pos="4320"/>
-        </w:tabs>
-        <w:ind w:left="4320" w:hanging="360"/>
-      </w:pPr>
-      <w:rPr>
-        <w:rFonts w:ascii="Wingdings" w:hAnsi="Wingdings" w:hint="default"/>
-        <w:sz w:val="20"/>
-      </w:rPr>
-    </w:lvl>
-    <w:lvl w:ilvl="6" w:tentative="1">
-      <w:start w:val="1"/>
-      <w:numFmt w:val="bullet"/>
-      <w:lvlText w:val=""/>
-      <w:lvlJc w:val="left"/>
-      <w:pPr>
-        <w:tabs>
-          <w:tab w:val="num" w:pos="5040"/>
-        </w:tabs>
-        <w:ind w:left="5040" w:hanging="360"/>
-      </w:pPr>
-      <w:rPr>
-        <w:rFonts w:ascii="Wingdings" w:hAnsi="Wingdings" w:hint="default"/>
-        <w:sz w:val="20"/>
-      </w:rPr>
-    </w:lvl>
-    <w:lvl w:ilvl="7" w:tentative="1">
-      <w:start w:val="1"/>
-      <w:numFmt w:val="bullet"/>
-      <w:lvlText w:val=""/>
-      <w:lvlJc w:val="left"/>
-      <w:pPr>
-        <w:tabs>
-          <w:tab w:val="num" w:pos="5760"/>
-        </w:tabs>
-        <w:ind w:left="5760" w:hanging="360"/>
-      </w:pPr>
-      <w:rPr>
-        <w:rFonts w:ascii="Wingdings" w:hAnsi="Wingdings" w:hint="default"/>
-        <w:sz w:val="20"/>
-      </w:rPr>
-    </w:lvl>
-    <w:lvl w:ilvl="8" w:tentative="1">
-      <w:start w:val="1"/>
-      <w:numFmt w:val="bullet"/>
-      <w:lvlText w:val=""/>
-      <w:lvlJc w:val="left"/>
-      <w:pPr>
-        <w:tabs>
-          <w:tab w:val="num" w:pos="6480"/>
-        </w:tabs>
-        <w:ind w:left="6480" w:hanging="360"/>
-      </w:pPr>
-      <w:rPr>
-        <w:rFonts w:ascii="Wingdings" w:hAnsi="Wingdings" w:hint="default"/>
-        <w:sz w:val="20"/>
-      </w:rPr>
-    </w:lvl>
-  </w:abstractNum>
-  <w:abstractNum w:abstractNumId="26" w15:restartNumberingAfterBreak="0">
-    <w:nsid w:val="392622D2"/>
-    <w:multiLevelType w:val="multilevel"/>
-    <w:tmpl w:val="11C03828"/>
-    <w:lvl w:ilvl="0">
-      <w:start w:val="1"/>
-      <w:numFmt w:val="bullet"/>
-      <w:lvlText w:val=""/>
-      <w:lvlJc w:val="left"/>
-      <w:pPr>
-        <w:tabs>
-          <w:tab w:val="num" w:pos="720"/>
-        </w:tabs>
-        <w:ind w:left="720" w:hanging="360"/>
-      </w:pPr>
-      <w:rPr>
-        <w:rFonts w:ascii="Symbol" w:hAnsi="Symbol" w:hint="default"/>
-        <w:sz w:val="20"/>
-      </w:rPr>
-    </w:lvl>
-    <w:lvl w:ilvl="1">
-      <w:start w:val="1"/>
-      <w:numFmt w:val="bullet"/>
-      <w:lvlText w:val="o"/>
-      <w:lvlJc w:val="left"/>
-      <w:pPr>
-        <w:tabs>
-          <w:tab w:val="num" w:pos="1440"/>
-        </w:tabs>
-        <w:ind w:left="1440" w:hanging="360"/>
-      </w:pPr>
-      <w:rPr>
-        <w:rFonts w:ascii="Courier New" w:hAnsi="Courier New" w:hint="default"/>
-        <w:sz w:val="20"/>
-      </w:rPr>
-    </w:lvl>
-    <w:lvl w:ilvl="2" w:tentative="1">
-      <w:start w:val="1"/>
-      <w:numFmt w:val="bullet"/>
-      <w:lvlText w:val=""/>
-      <w:lvlJc w:val="left"/>
-      <w:pPr>
-        <w:tabs>
-          <w:tab w:val="num" w:pos="2160"/>
-        </w:tabs>
-        <w:ind w:left="2160" w:hanging="360"/>
-      </w:pPr>
-      <w:rPr>
-        <w:rFonts w:ascii="Wingdings" w:hAnsi="Wingdings" w:hint="default"/>
-        <w:sz w:val="20"/>
-      </w:rPr>
-    </w:lvl>
-    <w:lvl w:ilvl="3" w:tentative="1">
-      <w:start w:val="1"/>
-      <w:numFmt w:val="bullet"/>
-      <w:lvlText w:val=""/>
-      <w:lvlJc w:val="left"/>
-      <w:pPr>
-        <w:tabs>
-          <w:tab w:val="num" w:pos="2880"/>
-        </w:tabs>
-        <w:ind w:left="2880" w:hanging="360"/>
-      </w:pPr>
-      <w:rPr>
-        <w:rFonts w:ascii="Wingdings" w:hAnsi="Wingdings" w:hint="default"/>
-        <w:sz w:val="20"/>
-      </w:rPr>
-    </w:lvl>
-    <w:lvl w:ilvl="4" w:tentative="1">
-      <w:start w:val="1"/>
-      <w:numFmt w:val="bullet"/>
-      <w:lvlText w:val=""/>
-      <w:lvlJc w:val="left"/>
-      <w:pPr>
-        <w:tabs>
-          <w:tab w:val="num" w:pos="3600"/>
-        </w:tabs>
-        <w:ind w:left="3600" w:hanging="360"/>
-      </w:pPr>
-      <w:rPr>
-        <w:rFonts w:ascii="Wingdings" w:hAnsi="Wingdings" w:hint="default"/>
-        <w:sz w:val="20"/>
-      </w:rPr>
-    </w:lvl>
-    <w:lvl w:ilvl="5" w:tentative="1">
-      <w:start w:val="1"/>
-      <w:numFmt w:val="bullet"/>
-      <w:lvlText w:val=""/>
-      <w:lvlJc w:val="left"/>
-      <w:pPr>
-        <w:tabs>
-          <w:tab w:val="num" w:pos="4320"/>
-        </w:tabs>
-        <w:ind w:left="4320" w:hanging="360"/>
-      </w:pPr>
-      <w:rPr>
-        <w:rFonts w:ascii="Wingdings" w:hAnsi="Wingdings" w:hint="default"/>
-        <w:sz w:val="20"/>
-      </w:rPr>
-    </w:lvl>
-    <w:lvl w:ilvl="6" w:tentative="1">
-      <w:start w:val="1"/>
-      <w:numFmt w:val="bullet"/>
-      <w:lvlText w:val=""/>
-      <w:lvlJc w:val="left"/>
-      <w:pPr>
-        <w:tabs>
-          <w:tab w:val="num" w:pos="5040"/>
-        </w:tabs>
-        <w:ind w:left="5040" w:hanging="360"/>
-      </w:pPr>
-      <w:rPr>
-        <w:rFonts w:ascii="Wingdings" w:hAnsi="Wingdings" w:hint="default"/>
-        <w:sz w:val="20"/>
-      </w:rPr>
-    </w:lvl>
-    <w:lvl w:ilvl="7" w:tentative="1">
-      <w:start w:val="1"/>
-      <w:numFmt w:val="bullet"/>
-      <w:lvlText w:val=""/>
-      <w:lvlJc w:val="left"/>
-      <w:pPr>
-        <w:tabs>
-          <w:tab w:val="num" w:pos="5760"/>
-        </w:tabs>
-        <w:ind w:left="5760" w:hanging="360"/>
-      </w:pPr>
-      <w:rPr>
-        <w:rFonts w:ascii="Wingdings" w:hAnsi="Wingdings" w:hint="default"/>
-        <w:sz w:val="20"/>
-      </w:rPr>
-    </w:lvl>
-    <w:lvl w:ilvl="8" w:tentative="1">
-      <w:start w:val="1"/>
-      <w:numFmt w:val="bullet"/>
-      <w:lvlText w:val=""/>
-      <w:lvlJc w:val="left"/>
-      <w:pPr>
-        <w:tabs>
-          <w:tab w:val="num" w:pos="6480"/>
-        </w:tabs>
-        <w:ind w:left="6480" w:hanging="360"/>
-      </w:pPr>
-      <w:rPr>
-        <w:rFonts w:ascii="Wingdings" w:hAnsi="Wingdings" w:hint="default"/>
-        <w:sz w:val="20"/>
-      </w:rPr>
-    </w:lvl>
-  </w:abstractNum>
-  <w:abstractNum w:abstractNumId="27" w15:restartNumberingAfterBreak="0">
+  <w:abstractNum w:abstractNumId="12" w15:restartNumberingAfterBreak="0">
     <w:nsid w:val="3A644E1D"/>
     <w:multiLevelType w:val="multilevel"/>
     <w:tmpl w:val="D4DA2874"/>
@@ -16400,7 +14625,7 @@
       </w:rPr>
     </w:lvl>
   </w:abstractNum>
-  <w:abstractNum w:abstractNumId="28" w15:restartNumberingAfterBreak="0">
+  <w:abstractNum w:abstractNumId="13" w15:restartNumberingAfterBreak="0">
     <w:nsid w:val="3C541BDB"/>
     <w:multiLevelType w:val="multilevel"/>
     <w:tmpl w:val="882EC50E"/>
@@ -16549,305 +14774,7 @@
       </w:rPr>
     </w:lvl>
   </w:abstractNum>
-  <w:abstractNum w:abstractNumId="29" w15:restartNumberingAfterBreak="0">
-    <w:nsid w:val="3F722A20"/>
-    <w:multiLevelType w:val="multilevel"/>
-    <w:tmpl w:val="6BD2E51C"/>
-    <w:lvl w:ilvl="0">
-      <w:start w:val="1"/>
-      <w:numFmt w:val="bullet"/>
-      <w:lvlText w:val=""/>
-      <w:lvlJc w:val="left"/>
-      <w:pPr>
-        <w:tabs>
-          <w:tab w:val="num" w:pos="720"/>
-        </w:tabs>
-        <w:ind w:left="720" w:hanging="360"/>
-      </w:pPr>
-      <w:rPr>
-        <w:rFonts w:ascii="Symbol" w:hAnsi="Symbol" w:hint="default"/>
-        <w:sz w:val="20"/>
-      </w:rPr>
-    </w:lvl>
-    <w:lvl w:ilvl="1">
-      <w:start w:val="1"/>
-      <w:numFmt w:val="bullet"/>
-      <w:lvlText w:val="o"/>
-      <w:lvlJc w:val="left"/>
-      <w:pPr>
-        <w:tabs>
-          <w:tab w:val="num" w:pos="1440"/>
-        </w:tabs>
-        <w:ind w:left="1440" w:hanging="360"/>
-      </w:pPr>
-      <w:rPr>
-        <w:rFonts w:ascii="Courier New" w:hAnsi="Courier New" w:hint="default"/>
-        <w:sz w:val="20"/>
-      </w:rPr>
-    </w:lvl>
-    <w:lvl w:ilvl="2" w:tentative="1">
-      <w:start w:val="1"/>
-      <w:numFmt w:val="bullet"/>
-      <w:lvlText w:val=""/>
-      <w:lvlJc w:val="left"/>
-      <w:pPr>
-        <w:tabs>
-          <w:tab w:val="num" w:pos="2160"/>
-        </w:tabs>
-        <w:ind w:left="2160" w:hanging="360"/>
-      </w:pPr>
-      <w:rPr>
-        <w:rFonts w:ascii="Wingdings" w:hAnsi="Wingdings" w:hint="default"/>
-        <w:sz w:val="20"/>
-      </w:rPr>
-    </w:lvl>
-    <w:lvl w:ilvl="3" w:tentative="1">
-      <w:start w:val="1"/>
-      <w:numFmt w:val="bullet"/>
-      <w:lvlText w:val=""/>
-      <w:lvlJc w:val="left"/>
-      <w:pPr>
-        <w:tabs>
-          <w:tab w:val="num" w:pos="2880"/>
-        </w:tabs>
-        <w:ind w:left="2880" w:hanging="360"/>
-      </w:pPr>
-      <w:rPr>
-        <w:rFonts w:ascii="Wingdings" w:hAnsi="Wingdings" w:hint="default"/>
-        <w:sz w:val="20"/>
-      </w:rPr>
-    </w:lvl>
-    <w:lvl w:ilvl="4" w:tentative="1">
-      <w:start w:val="1"/>
-      <w:numFmt w:val="bullet"/>
-      <w:lvlText w:val=""/>
-      <w:lvlJc w:val="left"/>
-      <w:pPr>
-        <w:tabs>
-          <w:tab w:val="num" w:pos="3600"/>
-        </w:tabs>
-        <w:ind w:left="3600" w:hanging="360"/>
-      </w:pPr>
-      <w:rPr>
-        <w:rFonts w:ascii="Wingdings" w:hAnsi="Wingdings" w:hint="default"/>
-        <w:sz w:val="20"/>
-      </w:rPr>
-    </w:lvl>
-    <w:lvl w:ilvl="5" w:tentative="1">
-      <w:start w:val="1"/>
-      <w:numFmt w:val="bullet"/>
-      <w:lvlText w:val=""/>
-      <w:lvlJc w:val="left"/>
-      <w:pPr>
-        <w:tabs>
-          <w:tab w:val="num" w:pos="4320"/>
-        </w:tabs>
-        <w:ind w:left="4320" w:hanging="360"/>
-      </w:pPr>
-      <w:rPr>
-        <w:rFonts w:ascii="Wingdings" w:hAnsi="Wingdings" w:hint="default"/>
-        <w:sz w:val="20"/>
-      </w:rPr>
-    </w:lvl>
-    <w:lvl w:ilvl="6" w:tentative="1">
-      <w:start w:val="1"/>
-      <w:numFmt w:val="bullet"/>
-      <w:lvlText w:val=""/>
-      <w:lvlJc w:val="left"/>
-      <w:pPr>
-        <w:tabs>
-          <w:tab w:val="num" w:pos="5040"/>
-        </w:tabs>
-        <w:ind w:left="5040" w:hanging="360"/>
-      </w:pPr>
-      <w:rPr>
-        <w:rFonts w:ascii="Wingdings" w:hAnsi="Wingdings" w:hint="default"/>
-        <w:sz w:val="20"/>
-      </w:rPr>
-    </w:lvl>
-    <w:lvl w:ilvl="7" w:tentative="1">
-      <w:start w:val="1"/>
-      <w:numFmt w:val="bullet"/>
-      <w:lvlText w:val=""/>
-      <w:lvlJc w:val="left"/>
-      <w:pPr>
-        <w:tabs>
-          <w:tab w:val="num" w:pos="5760"/>
-        </w:tabs>
-        <w:ind w:left="5760" w:hanging="360"/>
-      </w:pPr>
-      <w:rPr>
-        <w:rFonts w:ascii="Wingdings" w:hAnsi="Wingdings" w:hint="default"/>
-        <w:sz w:val="20"/>
-      </w:rPr>
-    </w:lvl>
-    <w:lvl w:ilvl="8" w:tentative="1">
-      <w:start w:val="1"/>
-      <w:numFmt w:val="bullet"/>
-      <w:lvlText w:val=""/>
-      <w:lvlJc w:val="left"/>
-      <w:pPr>
-        <w:tabs>
-          <w:tab w:val="num" w:pos="6480"/>
-        </w:tabs>
-        <w:ind w:left="6480" w:hanging="360"/>
-      </w:pPr>
-      <w:rPr>
-        <w:rFonts w:ascii="Wingdings" w:hAnsi="Wingdings" w:hint="default"/>
-        <w:sz w:val="20"/>
-      </w:rPr>
-    </w:lvl>
-  </w:abstractNum>
-  <w:abstractNum w:abstractNumId="30" w15:restartNumberingAfterBreak="0">
-    <w:nsid w:val="3FE61951"/>
-    <w:multiLevelType w:val="multilevel"/>
-    <w:tmpl w:val="DBCA80FE"/>
-    <w:lvl w:ilvl="0">
-      <w:start w:val="1"/>
-      <w:numFmt w:val="bullet"/>
-      <w:lvlText w:val=""/>
-      <w:lvlJc w:val="left"/>
-      <w:pPr>
-        <w:tabs>
-          <w:tab w:val="num" w:pos="720"/>
-        </w:tabs>
-        <w:ind w:left="720" w:hanging="360"/>
-      </w:pPr>
-      <w:rPr>
-        <w:rFonts w:ascii="Symbol" w:hAnsi="Symbol" w:hint="default"/>
-        <w:sz w:val="20"/>
-      </w:rPr>
-    </w:lvl>
-    <w:lvl w:ilvl="1">
-      <w:start w:val="1"/>
-      <w:numFmt w:val="bullet"/>
-      <w:lvlText w:val="o"/>
-      <w:lvlJc w:val="left"/>
-      <w:pPr>
-        <w:tabs>
-          <w:tab w:val="num" w:pos="1440"/>
-        </w:tabs>
-        <w:ind w:left="1440" w:hanging="360"/>
-      </w:pPr>
-      <w:rPr>
-        <w:rFonts w:ascii="Courier New" w:hAnsi="Courier New" w:hint="default"/>
-        <w:sz w:val="20"/>
-      </w:rPr>
-    </w:lvl>
-    <w:lvl w:ilvl="2" w:tentative="1">
-      <w:start w:val="1"/>
-      <w:numFmt w:val="bullet"/>
-      <w:lvlText w:val=""/>
-      <w:lvlJc w:val="left"/>
-      <w:pPr>
-        <w:tabs>
-          <w:tab w:val="num" w:pos="2160"/>
-        </w:tabs>
-        <w:ind w:left="2160" w:hanging="360"/>
-      </w:pPr>
-      <w:rPr>
-        <w:rFonts w:ascii="Wingdings" w:hAnsi="Wingdings" w:hint="default"/>
-        <w:sz w:val="20"/>
-      </w:rPr>
-    </w:lvl>
-    <w:lvl w:ilvl="3" w:tentative="1">
-      <w:start w:val="1"/>
-      <w:numFmt w:val="bullet"/>
-      <w:lvlText w:val=""/>
-      <w:lvlJc w:val="left"/>
-      <w:pPr>
-        <w:tabs>
-          <w:tab w:val="num" w:pos="2880"/>
-        </w:tabs>
-        <w:ind w:left="2880" w:hanging="360"/>
-      </w:pPr>
-      <w:rPr>
-        <w:rFonts w:ascii="Wingdings" w:hAnsi="Wingdings" w:hint="default"/>
-        <w:sz w:val="20"/>
-      </w:rPr>
-    </w:lvl>
-    <w:lvl w:ilvl="4" w:tentative="1">
-      <w:start w:val="1"/>
-      <w:numFmt w:val="bullet"/>
-      <w:lvlText w:val=""/>
-      <w:lvlJc w:val="left"/>
-      <w:pPr>
-        <w:tabs>
-          <w:tab w:val="num" w:pos="3600"/>
-        </w:tabs>
-        <w:ind w:left="3600" w:hanging="360"/>
-      </w:pPr>
-      <w:rPr>
-        <w:rFonts w:ascii="Wingdings" w:hAnsi="Wingdings" w:hint="default"/>
-        <w:sz w:val="20"/>
-      </w:rPr>
-    </w:lvl>
-    <w:lvl w:ilvl="5" w:tentative="1">
-      <w:start w:val="1"/>
-      <w:numFmt w:val="bullet"/>
-      <w:lvlText w:val=""/>
-      <w:lvlJc w:val="left"/>
-      <w:pPr>
-        <w:tabs>
-          <w:tab w:val="num" w:pos="4320"/>
-        </w:tabs>
-        <w:ind w:left="4320" w:hanging="360"/>
-      </w:pPr>
-      <w:rPr>
-        <w:rFonts w:ascii="Wingdings" w:hAnsi="Wingdings" w:hint="default"/>
-        <w:sz w:val="20"/>
-      </w:rPr>
-    </w:lvl>
-    <w:lvl w:ilvl="6" w:tentative="1">
-      <w:start w:val="1"/>
-      <w:numFmt w:val="bullet"/>
-      <w:lvlText w:val=""/>
-      <w:lvlJc w:val="left"/>
-      <w:pPr>
-        <w:tabs>
-          <w:tab w:val="num" w:pos="5040"/>
-        </w:tabs>
-        <w:ind w:left="5040" w:hanging="360"/>
-      </w:pPr>
-      <w:rPr>
-        <w:rFonts w:ascii="Wingdings" w:hAnsi="Wingdings" w:hint="default"/>
-        <w:sz w:val="20"/>
-      </w:rPr>
-    </w:lvl>
-    <w:lvl w:ilvl="7" w:tentative="1">
-      <w:start w:val="1"/>
-      <w:numFmt w:val="bullet"/>
-      <w:lvlText w:val=""/>
-      <w:lvlJc w:val="left"/>
-      <w:pPr>
-        <w:tabs>
-          <w:tab w:val="num" w:pos="5760"/>
-        </w:tabs>
-        <w:ind w:left="5760" w:hanging="360"/>
-      </w:pPr>
-      <w:rPr>
-        <w:rFonts w:ascii="Wingdings" w:hAnsi="Wingdings" w:hint="default"/>
-        <w:sz w:val="20"/>
-      </w:rPr>
-    </w:lvl>
-    <w:lvl w:ilvl="8" w:tentative="1">
-      <w:start w:val="1"/>
-      <w:numFmt w:val="bullet"/>
-      <w:lvlText w:val=""/>
-      <w:lvlJc w:val="left"/>
-      <w:pPr>
-        <w:tabs>
-          <w:tab w:val="num" w:pos="6480"/>
-        </w:tabs>
-        <w:ind w:left="6480" w:hanging="360"/>
-      </w:pPr>
-      <w:rPr>
-        <w:rFonts w:ascii="Wingdings" w:hAnsi="Wingdings" w:hint="default"/>
-        <w:sz w:val="20"/>
-      </w:rPr>
-    </w:lvl>
-  </w:abstractNum>
-  <w:abstractNum w:abstractNumId="31" w15:restartNumberingAfterBreak="0">
+  <w:abstractNum w:abstractNumId="14" w15:restartNumberingAfterBreak="0">
     <w:nsid w:val="41C739A7"/>
     <w:multiLevelType w:val="multilevel"/>
     <w:tmpl w:val="D0DC33E8"/>
@@ -16996,305 +14923,7 @@
       </w:rPr>
     </w:lvl>
   </w:abstractNum>
-  <w:abstractNum w:abstractNumId="32" w15:restartNumberingAfterBreak="0">
-    <w:nsid w:val="47030058"/>
-    <w:multiLevelType w:val="multilevel"/>
-    <w:tmpl w:val="C5E0BDF2"/>
-    <w:lvl w:ilvl="0">
-      <w:start w:val="1"/>
-      <w:numFmt w:val="bullet"/>
-      <w:lvlText w:val=""/>
-      <w:lvlJc w:val="left"/>
-      <w:pPr>
-        <w:tabs>
-          <w:tab w:val="num" w:pos="720"/>
-        </w:tabs>
-        <w:ind w:left="720" w:hanging="360"/>
-      </w:pPr>
-      <w:rPr>
-        <w:rFonts w:ascii="Symbol" w:hAnsi="Symbol" w:hint="default"/>
-        <w:sz w:val="20"/>
-      </w:rPr>
-    </w:lvl>
-    <w:lvl w:ilvl="1">
-      <w:start w:val="1"/>
-      <w:numFmt w:val="bullet"/>
-      <w:lvlText w:val="o"/>
-      <w:lvlJc w:val="left"/>
-      <w:pPr>
-        <w:tabs>
-          <w:tab w:val="num" w:pos="1440"/>
-        </w:tabs>
-        <w:ind w:left="1440" w:hanging="360"/>
-      </w:pPr>
-      <w:rPr>
-        <w:rFonts w:ascii="Courier New" w:hAnsi="Courier New" w:hint="default"/>
-        <w:sz w:val="20"/>
-      </w:rPr>
-    </w:lvl>
-    <w:lvl w:ilvl="2" w:tentative="1">
-      <w:start w:val="1"/>
-      <w:numFmt w:val="bullet"/>
-      <w:lvlText w:val=""/>
-      <w:lvlJc w:val="left"/>
-      <w:pPr>
-        <w:tabs>
-          <w:tab w:val="num" w:pos="2160"/>
-        </w:tabs>
-        <w:ind w:left="2160" w:hanging="360"/>
-      </w:pPr>
-      <w:rPr>
-        <w:rFonts w:ascii="Wingdings" w:hAnsi="Wingdings" w:hint="default"/>
-        <w:sz w:val="20"/>
-      </w:rPr>
-    </w:lvl>
-    <w:lvl w:ilvl="3" w:tentative="1">
-      <w:start w:val="1"/>
-      <w:numFmt w:val="bullet"/>
-      <w:lvlText w:val=""/>
-      <w:lvlJc w:val="left"/>
-      <w:pPr>
-        <w:tabs>
-          <w:tab w:val="num" w:pos="2880"/>
-        </w:tabs>
-        <w:ind w:left="2880" w:hanging="360"/>
-      </w:pPr>
-      <w:rPr>
-        <w:rFonts w:ascii="Wingdings" w:hAnsi="Wingdings" w:hint="default"/>
-        <w:sz w:val="20"/>
-      </w:rPr>
-    </w:lvl>
-    <w:lvl w:ilvl="4" w:tentative="1">
-      <w:start w:val="1"/>
-      <w:numFmt w:val="bullet"/>
-      <w:lvlText w:val=""/>
-      <w:lvlJc w:val="left"/>
-      <w:pPr>
-        <w:tabs>
-          <w:tab w:val="num" w:pos="3600"/>
-        </w:tabs>
-        <w:ind w:left="3600" w:hanging="360"/>
-      </w:pPr>
-      <w:rPr>
-        <w:rFonts w:ascii="Wingdings" w:hAnsi="Wingdings" w:hint="default"/>
-        <w:sz w:val="20"/>
-      </w:rPr>
-    </w:lvl>
-    <w:lvl w:ilvl="5" w:tentative="1">
-      <w:start w:val="1"/>
-      <w:numFmt w:val="bullet"/>
-      <w:lvlText w:val=""/>
-      <w:lvlJc w:val="left"/>
-      <w:pPr>
-        <w:tabs>
-          <w:tab w:val="num" w:pos="4320"/>
-        </w:tabs>
-        <w:ind w:left="4320" w:hanging="360"/>
-      </w:pPr>
-      <w:rPr>
-        <w:rFonts w:ascii="Wingdings" w:hAnsi="Wingdings" w:hint="default"/>
-        <w:sz w:val="20"/>
-      </w:rPr>
-    </w:lvl>
-    <w:lvl w:ilvl="6" w:tentative="1">
-      <w:start w:val="1"/>
-      <w:numFmt w:val="bullet"/>
-      <w:lvlText w:val=""/>
-      <w:lvlJc w:val="left"/>
-      <w:pPr>
-        <w:tabs>
-          <w:tab w:val="num" w:pos="5040"/>
-        </w:tabs>
-        <w:ind w:left="5040" w:hanging="360"/>
-      </w:pPr>
-      <w:rPr>
-        <w:rFonts w:ascii="Wingdings" w:hAnsi="Wingdings" w:hint="default"/>
-        <w:sz w:val="20"/>
-      </w:rPr>
-    </w:lvl>
-    <w:lvl w:ilvl="7" w:tentative="1">
-      <w:start w:val="1"/>
-      <w:numFmt w:val="bullet"/>
-      <w:lvlText w:val=""/>
-      <w:lvlJc w:val="left"/>
-      <w:pPr>
-        <w:tabs>
-          <w:tab w:val="num" w:pos="5760"/>
-        </w:tabs>
-        <w:ind w:left="5760" w:hanging="360"/>
-      </w:pPr>
-      <w:rPr>
-        <w:rFonts w:ascii="Wingdings" w:hAnsi="Wingdings" w:hint="default"/>
-        <w:sz w:val="20"/>
-      </w:rPr>
-    </w:lvl>
-    <w:lvl w:ilvl="8" w:tentative="1">
-      <w:start w:val="1"/>
-      <w:numFmt w:val="bullet"/>
-      <w:lvlText w:val=""/>
-      <w:lvlJc w:val="left"/>
-      <w:pPr>
-        <w:tabs>
-          <w:tab w:val="num" w:pos="6480"/>
-        </w:tabs>
-        <w:ind w:left="6480" w:hanging="360"/>
-      </w:pPr>
-      <w:rPr>
-        <w:rFonts w:ascii="Wingdings" w:hAnsi="Wingdings" w:hint="default"/>
-        <w:sz w:val="20"/>
-      </w:rPr>
-    </w:lvl>
-  </w:abstractNum>
-  <w:abstractNum w:abstractNumId="33" w15:restartNumberingAfterBreak="0">
-    <w:nsid w:val="48192124"/>
-    <w:multiLevelType w:val="multilevel"/>
-    <w:tmpl w:val="3C4CBFF4"/>
-    <w:lvl w:ilvl="0">
-      <w:start w:val="1"/>
-      <w:numFmt w:val="bullet"/>
-      <w:lvlText w:val=""/>
-      <w:lvlJc w:val="left"/>
-      <w:pPr>
-        <w:tabs>
-          <w:tab w:val="num" w:pos="720"/>
-        </w:tabs>
-        <w:ind w:left="720" w:hanging="360"/>
-      </w:pPr>
-      <w:rPr>
-        <w:rFonts w:ascii="Symbol" w:hAnsi="Symbol" w:hint="default"/>
-        <w:sz w:val="20"/>
-      </w:rPr>
-    </w:lvl>
-    <w:lvl w:ilvl="1">
-      <w:start w:val="1"/>
-      <w:numFmt w:val="bullet"/>
-      <w:lvlText w:val="o"/>
-      <w:lvlJc w:val="left"/>
-      <w:pPr>
-        <w:tabs>
-          <w:tab w:val="num" w:pos="1440"/>
-        </w:tabs>
-        <w:ind w:left="1440" w:hanging="360"/>
-      </w:pPr>
-      <w:rPr>
-        <w:rFonts w:ascii="Courier New" w:hAnsi="Courier New" w:hint="default"/>
-        <w:sz w:val="20"/>
-      </w:rPr>
-    </w:lvl>
-    <w:lvl w:ilvl="2" w:tentative="1">
-      <w:start w:val="1"/>
-      <w:numFmt w:val="bullet"/>
-      <w:lvlText w:val=""/>
-      <w:lvlJc w:val="left"/>
-      <w:pPr>
-        <w:tabs>
-          <w:tab w:val="num" w:pos="2160"/>
-        </w:tabs>
-        <w:ind w:left="2160" w:hanging="360"/>
-      </w:pPr>
-      <w:rPr>
-        <w:rFonts w:ascii="Wingdings" w:hAnsi="Wingdings" w:hint="default"/>
-        <w:sz w:val="20"/>
-      </w:rPr>
-    </w:lvl>
-    <w:lvl w:ilvl="3" w:tentative="1">
-      <w:start w:val="1"/>
-      <w:numFmt w:val="bullet"/>
-      <w:lvlText w:val=""/>
-      <w:lvlJc w:val="left"/>
-      <w:pPr>
-        <w:tabs>
-          <w:tab w:val="num" w:pos="2880"/>
-        </w:tabs>
-        <w:ind w:left="2880" w:hanging="360"/>
-      </w:pPr>
-      <w:rPr>
-        <w:rFonts w:ascii="Wingdings" w:hAnsi="Wingdings" w:hint="default"/>
-        <w:sz w:val="20"/>
-      </w:rPr>
-    </w:lvl>
-    <w:lvl w:ilvl="4" w:tentative="1">
-      <w:start w:val="1"/>
-      <w:numFmt w:val="bullet"/>
-      <w:lvlText w:val=""/>
-      <w:lvlJc w:val="left"/>
-      <w:pPr>
-        <w:tabs>
-          <w:tab w:val="num" w:pos="3600"/>
-        </w:tabs>
-        <w:ind w:left="3600" w:hanging="360"/>
-      </w:pPr>
-      <w:rPr>
-        <w:rFonts w:ascii="Wingdings" w:hAnsi="Wingdings" w:hint="default"/>
-        <w:sz w:val="20"/>
-      </w:rPr>
-    </w:lvl>
-    <w:lvl w:ilvl="5" w:tentative="1">
-      <w:start w:val="1"/>
-      <w:numFmt w:val="bullet"/>
-      <w:lvlText w:val=""/>
-      <w:lvlJc w:val="left"/>
-      <w:pPr>
-        <w:tabs>
-          <w:tab w:val="num" w:pos="4320"/>
-        </w:tabs>
-        <w:ind w:left="4320" w:hanging="360"/>
-      </w:pPr>
-      <w:rPr>
-        <w:rFonts w:ascii="Wingdings" w:hAnsi="Wingdings" w:hint="default"/>
-        <w:sz w:val="20"/>
-      </w:rPr>
-    </w:lvl>
-    <w:lvl w:ilvl="6" w:tentative="1">
-      <w:start w:val="1"/>
-      <w:numFmt w:val="bullet"/>
-      <w:lvlText w:val=""/>
-      <w:lvlJc w:val="left"/>
-      <w:pPr>
-        <w:tabs>
-          <w:tab w:val="num" w:pos="5040"/>
-        </w:tabs>
-        <w:ind w:left="5040" w:hanging="360"/>
-      </w:pPr>
-      <w:rPr>
-        <w:rFonts w:ascii="Wingdings" w:hAnsi="Wingdings" w:hint="default"/>
-        <w:sz w:val="20"/>
-      </w:rPr>
-    </w:lvl>
-    <w:lvl w:ilvl="7" w:tentative="1">
-      <w:start w:val="1"/>
-      <w:numFmt w:val="bullet"/>
-      <w:lvlText w:val=""/>
-      <w:lvlJc w:val="left"/>
-      <w:pPr>
-        <w:tabs>
-          <w:tab w:val="num" w:pos="5760"/>
-        </w:tabs>
-        <w:ind w:left="5760" w:hanging="360"/>
-      </w:pPr>
-      <w:rPr>
-        <w:rFonts w:ascii="Wingdings" w:hAnsi="Wingdings" w:hint="default"/>
-        <w:sz w:val="20"/>
-      </w:rPr>
-    </w:lvl>
-    <w:lvl w:ilvl="8" w:tentative="1">
-      <w:start w:val="1"/>
-      <w:numFmt w:val="bullet"/>
-      <w:lvlText w:val=""/>
-      <w:lvlJc w:val="left"/>
-      <w:pPr>
-        <w:tabs>
-          <w:tab w:val="num" w:pos="6480"/>
-        </w:tabs>
-        <w:ind w:left="6480" w:hanging="360"/>
-      </w:pPr>
-      <w:rPr>
-        <w:rFonts w:ascii="Wingdings" w:hAnsi="Wingdings" w:hint="default"/>
-        <w:sz w:val="20"/>
-      </w:rPr>
-    </w:lvl>
-  </w:abstractNum>
-  <w:abstractNum w:abstractNumId="34" w15:restartNumberingAfterBreak="0">
+  <w:abstractNum w:abstractNumId="15" w15:restartNumberingAfterBreak="0">
     <w:nsid w:val="48C331B3"/>
     <w:multiLevelType w:val="multilevel"/>
     <w:tmpl w:val="30800B02"/>
@@ -17443,156 +15072,7 @@
       </w:rPr>
     </w:lvl>
   </w:abstractNum>
-  <w:abstractNum w:abstractNumId="35" w15:restartNumberingAfterBreak="0">
-    <w:nsid w:val="48F700B4"/>
-    <w:multiLevelType w:val="multilevel"/>
-    <w:tmpl w:val="5A92EAA0"/>
-    <w:lvl w:ilvl="0">
-      <w:start w:val="1"/>
-      <w:numFmt w:val="bullet"/>
-      <w:lvlText w:val=""/>
-      <w:lvlJc w:val="left"/>
-      <w:pPr>
-        <w:tabs>
-          <w:tab w:val="num" w:pos="720"/>
-        </w:tabs>
-        <w:ind w:left="720" w:hanging="360"/>
-      </w:pPr>
-      <w:rPr>
-        <w:rFonts w:ascii="Symbol" w:hAnsi="Symbol" w:hint="default"/>
-        <w:sz w:val="20"/>
-      </w:rPr>
-    </w:lvl>
-    <w:lvl w:ilvl="1">
-      <w:start w:val="1"/>
-      <w:numFmt w:val="bullet"/>
-      <w:lvlText w:val="o"/>
-      <w:lvlJc w:val="left"/>
-      <w:pPr>
-        <w:tabs>
-          <w:tab w:val="num" w:pos="1440"/>
-        </w:tabs>
-        <w:ind w:left="1440" w:hanging="360"/>
-      </w:pPr>
-      <w:rPr>
-        <w:rFonts w:ascii="Courier New" w:hAnsi="Courier New" w:hint="default"/>
-        <w:sz w:val="20"/>
-      </w:rPr>
-    </w:lvl>
-    <w:lvl w:ilvl="2" w:tentative="1">
-      <w:start w:val="1"/>
-      <w:numFmt w:val="bullet"/>
-      <w:lvlText w:val=""/>
-      <w:lvlJc w:val="left"/>
-      <w:pPr>
-        <w:tabs>
-          <w:tab w:val="num" w:pos="2160"/>
-        </w:tabs>
-        <w:ind w:left="2160" w:hanging="360"/>
-      </w:pPr>
-      <w:rPr>
-        <w:rFonts w:ascii="Wingdings" w:hAnsi="Wingdings" w:hint="default"/>
-        <w:sz w:val="20"/>
-      </w:rPr>
-    </w:lvl>
-    <w:lvl w:ilvl="3" w:tentative="1">
-      <w:start w:val="1"/>
-      <w:numFmt w:val="bullet"/>
-      <w:lvlText w:val=""/>
-      <w:lvlJc w:val="left"/>
-      <w:pPr>
-        <w:tabs>
-          <w:tab w:val="num" w:pos="2880"/>
-        </w:tabs>
-        <w:ind w:left="2880" w:hanging="360"/>
-      </w:pPr>
-      <w:rPr>
-        <w:rFonts w:ascii="Wingdings" w:hAnsi="Wingdings" w:hint="default"/>
-        <w:sz w:val="20"/>
-      </w:rPr>
-    </w:lvl>
-    <w:lvl w:ilvl="4" w:tentative="1">
-      <w:start w:val="1"/>
-      <w:numFmt w:val="bullet"/>
-      <w:lvlText w:val=""/>
-      <w:lvlJc w:val="left"/>
-      <w:pPr>
-        <w:tabs>
-          <w:tab w:val="num" w:pos="3600"/>
-        </w:tabs>
-        <w:ind w:left="3600" w:hanging="360"/>
-      </w:pPr>
-      <w:rPr>
-        <w:rFonts w:ascii="Wingdings" w:hAnsi="Wingdings" w:hint="default"/>
-        <w:sz w:val="20"/>
-      </w:rPr>
-    </w:lvl>
-    <w:lvl w:ilvl="5" w:tentative="1">
-      <w:start w:val="1"/>
-      <w:numFmt w:val="bullet"/>
-      <w:lvlText w:val=""/>
-      <w:lvlJc w:val="left"/>
-      <w:pPr>
-        <w:tabs>
-          <w:tab w:val="num" w:pos="4320"/>
-        </w:tabs>
-        <w:ind w:left="4320" w:hanging="360"/>
-      </w:pPr>
-      <w:rPr>
-        <w:rFonts w:ascii="Wingdings" w:hAnsi="Wingdings" w:hint="default"/>
-        <w:sz w:val="20"/>
-      </w:rPr>
-    </w:lvl>
-    <w:lvl w:ilvl="6" w:tentative="1">
-      <w:start w:val="1"/>
-      <w:numFmt w:val="bullet"/>
-      <w:lvlText w:val=""/>
-      <w:lvlJc w:val="left"/>
-      <w:pPr>
-        <w:tabs>
-          <w:tab w:val="num" w:pos="5040"/>
-        </w:tabs>
-        <w:ind w:left="5040" w:hanging="360"/>
-      </w:pPr>
-      <w:rPr>
-        <w:rFonts w:ascii="Wingdings" w:hAnsi="Wingdings" w:hint="default"/>
-        <w:sz w:val="20"/>
-      </w:rPr>
-    </w:lvl>
-    <w:lvl w:ilvl="7" w:tentative="1">
-      <w:start w:val="1"/>
-      <w:numFmt w:val="bullet"/>
-      <w:lvlText w:val=""/>
-      <w:lvlJc w:val="left"/>
-      <w:pPr>
-        <w:tabs>
-          <w:tab w:val="num" w:pos="5760"/>
-        </w:tabs>
-        <w:ind w:left="5760" w:hanging="360"/>
-      </w:pPr>
-      <w:rPr>
-        <w:rFonts w:ascii="Wingdings" w:hAnsi="Wingdings" w:hint="default"/>
-        <w:sz w:val="20"/>
-      </w:rPr>
-    </w:lvl>
-    <w:lvl w:ilvl="8" w:tentative="1">
-      <w:start w:val="1"/>
-      <w:numFmt w:val="bullet"/>
-      <w:lvlText w:val=""/>
-      <w:lvlJc w:val="left"/>
-      <w:pPr>
-        <w:tabs>
-          <w:tab w:val="num" w:pos="6480"/>
-        </w:tabs>
-        <w:ind w:left="6480" w:hanging="360"/>
-      </w:pPr>
-      <w:rPr>
-        <w:rFonts w:ascii="Wingdings" w:hAnsi="Wingdings" w:hint="default"/>
-        <w:sz w:val="20"/>
-      </w:rPr>
-    </w:lvl>
-  </w:abstractNum>
-  <w:abstractNum w:abstractNumId="36" w15:restartNumberingAfterBreak="0">
+  <w:abstractNum w:abstractNumId="16" w15:restartNumberingAfterBreak="0">
     <w:nsid w:val="4BAF356F"/>
     <w:multiLevelType w:val="multilevel"/>
     <w:tmpl w:val="30800B02"/>
@@ -17741,418 +15221,7 @@
       </w:rPr>
     </w:lvl>
   </w:abstractNum>
-  <w:abstractNum w:abstractNumId="37" w15:restartNumberingAfterBreak="0">
-    <w:nsid w:val="4BC467EF"/>
-    <w:multiLevelType w:val="multilevel"/>
-    <w:tmpl w:val="F558CF44"/>
-    <w:lvl w:ilvl="0">
-      <w:start w:val="1"/>
-      <w:numFmt w:val="bullet"/>
-      <w:lvlText w:val=""/>
-      <w:lvlJc w:val="left"/>
-      <w:pPr>
-        <w:tabs>
-          <w:tab w:val="num" w:pos="720"/>
-        </w:tabs>
-        <w:ind w:left="720" w:hanging="360"/>
-      </w:pPr>
-      <w:rPr>
-        <w:rFonts w:ascii="Symbol" w:hAnsi="Symbol" w:hint="default"/>
-        <w:sz w:val="20"/>
-      </w:rPr>
-    </w:lvl>
-    <w:lvl w:ilvl="1">
-      <w:start w:val="1"/>
-      <w:numFmt w:val="bullet"/>
-      <w:lvlText w:val="o"/>
-      <w:lvlJc w:val="left"/>
-      <w:pPr>
-        <w:tabs>
-          <w:tab w:val="num" w:pos="1440"/>
-        </w:tabs>
-        <w:ind w:left="1440" w:hanging="360"/>
-      </w:pPr>
-      <w:rPr>
-        <w:rFonts w:ascii="Courier New" w:hAnsi="Courier New" w:hint="default"/>
-        <w:sz w:val="20"/>
-      </w:rPr>
-    </w:lvl>
-    <w:lvl w:ilvl="2" w:tentative="1">
-      <w:start w:val="1"/>
-      <w:numFmt w:val="bullet"/>
-      <w:lvlText w:val=""/>
-      <w:lvlJc w:val="left"/>
-      <w:pPr>
-        <w:tabs>
-          <w:tab w:val="num" w:pos="2160"/>
-        </w:tabs>
-        <w:ind w:left="2160" w:hanging="360"/>
-      </w:pPr>
-      <w:rPr>
-        <w:rFonts w:ascii="Wingdings" w:hAnsi="Wingdings" w:hint="default"/>
-        <w:sz w:val="20"/>
-      </w:rPr>
-    </w:lvl>
-    <w:lvl w:ilvl="3" w:tentative="1">
-      <w:start w:val="1"/>
-      <w:numFmt w:val="bullet"/>
-      <w:lvlText w:val=""/>
-      <w:lvlJc w:val="left"/>
-      <w:pPr>
-        <w:tabs>
-          <w:tab w:val="num" w:pos="2880"/>
-        </w:tabs>
-        <w:ind w:left="2880" w:hanging="360"/>
-      </w:pPr>
-      <w:rPr>
-        <w:rFonts w:ascii="Wingdings" w:hAnsi="Wingdings" w:hint="default"/>
-        <w:sz w:val="20"/>
-      </w:rPr>
-    </w:lvl>
-    <w:lvl w:ilvl="4" w:tentative="1">
-      <w:start w:val="1"/>
-      <w:numFmt w:val="bullet"/>
-      <w:lvlText w:val=""/>
-      <w:lvlJc w:val="left"/>
-      <w:pPr>
-        <w:tabs>
-          <w:tab w:val="num" w:pos="3600"/>
-        </w:tabs>
-        <w:ind w:left="3600" w:hanging="360"/>
-      </w:pPr>
-      <w:rPr>
-        <w:rFonts w:ascii="Wingdings" w:hAnsi="Wingdings" w:hint="default"/>
-        <w:sz w:val="20"/>
-      </w:rPr>
-    </w:lvl>
-    <w:lvl w:ilvl="5" w:tentative="1">
-      <w:start w:val="1"/>
-      <w:numFmt w:val="bullet"/>
-      <w:lvlText w:val=""/>
-      <w:lvlJc w:val="left"/>
-      <w:pPr>
-        <w:tabs>
-          <w:tab w:val="num" w:pos="4320"/>
-        </w:tabs>
-        <w:ind w:left="4320" w:hanging="360"/>
-      </w:pPr>
-      <w:rPr>
-        <w:rFonts w:ascii="Wingdings" w:hAnsi="Wingdings" w:hint="default"/>
-        <w:sz w:val="20"/>
-      </w:rPr>
-    </w:lvl>
-    <w:lvl w:ilvl="6" w:tentative="1">
-      <w:start w:val="1"/>
-      <w:numFmt w:val="bullet"/>
-      <w:lvlText w:val=""/>
-      <w:lvlJc w:val="left"/>
-      <w:pPr>
-        <w:tabs>
-          <w:tab w:val="num" w:pos="5040"/>
-        </w:tabs>
-        <w:ind w:left="5040" w:hanging="360"/>
-      </w:pPr>
-      <w:rPr>
-        <w:rFonts w:ascii="Wingdings" w:hAnsi="Wingdings" w:hint="default"/>
-        <w:sz w:val="20"/>
-      </w:rPr>
-    </w:lvl>
-    <w:lvl w:ilvl="7" w:tentative="1">
-      <w:start w:val="1"/>
-      <w:numFmt w:val="bullet"/>
-      <w:lvlText w:val=""/>
-      <w:lvlJc w:val="left"/>
-      <w:pPr>
-        <w:tabs>
-          <w:tab w:val="num" w:pos="5760"/>
-        </w:tabs>
-        <w:ind w:left="5760" w:hanging="360"/>
-      </w:pPr>
-      <w:rPr>
-        <w:rFonts w:ascii="Wingdings" w:hAnsi="Wingdings" w:hint="default"/>
-        <w:sz w:val="20"/>
-      </w:rPr>
-    </w:lvl>
-    <w:lvl w:ilvl="8" w:tentative="1">
-      <w:start w:val="1"/>
-      <w:numFmt w:val="bullet"/>
-      <w:lvlText w:val=""/>
-      <w:lvlJc w:val="left"/>
-      <w:pPr>
-        <w:tabs>
-          <w:tab w:val="num" w:pos="6480"/>
-        </w:tabs>
-        <w:ind w:left="6480" w:hanging="360"/>
-      </w:pPr>
-      <w:rPr>
-        <w:rFonts w:ascii="Wingdings" w:hAnsi="Wingdings" w:hint="default"/>
-        <w:sz w:val="20"/>
-      </w:rPr>
-    </w:lvl>
-  </w:abstractNum>
-  <w:abstractNum w:abstractNumId="38" w15:restartNumberingAfterBreak="0">
-    <w:nsid w:val="4D835046"/>
-    <w:multiLevelType w:val="multilevel"/>
-    <w:tmpl w:val="C52238B4"/>
-    <w:lvl w:ilvl="0">
-      <w:start w:val="1"/>
-      <w:numFmt w:val="bullet"/>
-      <w:lvlText w:val=""/>
-      <w:lvlJc w:val="left"/>
-      <w:pPr>
-        <w:tabs>
-          <w:tab w:val="num" w:pos="720"/>
-        </w:tabs>
-        <w:ind w:left="720" w:hanging="360"/>
-      </w:pPr>
-      <w:rPr>
-        <w:rFonts w:ascii="Symbol" w:hAnsi="Symbol" w:hint="default"/>
-        <w:sz w:val="20"/>
-      </w:rPr>
-    </w:lvl>
-    <w:lvl w:ilvl="1">
-      <w:start w:val="1"/>
-      <w:numFmt w:val="bullet"/>
-      <w:lvlText w:val="o"/>
-      <w:lvlJc w:val="left"/>
-      <w:pPr>
-        <w:tabs>
-          <w:tab w:val="num" w:pos="1440"/>
-        </w:tabs>
-        <w:ind w:left="1440" w:hanging="360"/>
-      </w:pPr>
-      <w:rPr>
-        <w:rFonts w:ascii="Courier New" w:hAnsi="Courier New" w:hint="default"/>
-        <w:sz w:val="20"/>
-      </w:rPr>
-    </w:lvl>
-    <w:lvl w:ilvl="2" w:tentative="1">
-      <w:start w:val="1"/>
-      <w:numFmt w:val="bullet"/>
-      <w:lvlText w:val=""/>
-      <w:lvlJc w:val="left"/>
-      <w:pPr>
-        <w:tabs>
-          <w:tab w:val="num" w:pos="2160"/>
-        </w:tabs>
-        <w:ind w:left="2160" w:hanging="360"/>
-      </w:pPr>
-      <w:rPr>
-        <w:rFonts w:ascii="Wingdings" w:hAnsi="Wingdings" w:hint="default"/>
-        <w:sz w:val="20"/>
-      </w:rPr>
-    </w:lvl>
-    <w:lvl w:ilvl="3" w:tentative="1">
-      <w:start w:val="1"/>
-      <w:numFmt w:val="bullet"/>
-      <w:lvlText w:val=""/>
-      <w:lvlJc w:val="left"/>
-      <w:pPr>
-        <w:tabs>
-          <w:tab w:val="num" w:pos="2880"/>
-        </w:tabs>
-        <w:ind w:left="2880" w:hanging="360"/>
-      </w:pPr>
-      <w:rPr>
-        <w:rFonts w:ascii="Wingdings" w:hAnsi="Wingdings" w:hint="default"/>
-        <w:sz w:val="20"/>
-      </w:rPr>
-    </w:lvl>
-    <w:lvl w:ilvl="4" w:tentative="1">
-      <w:start w:val="1"/>
-      <w:numFmt w:val="bullet"/>
-      <w:lvlText w:val=""/>
-      <w:lvlJc w:val="left"/>
-      <w:pPr>
-        <w:tabs>
-          <w:tab w:val="num" w:pos="3600"/>
-        </w:tabs>
-        <w:ind w:left="3600" w:hanging="360"/>
-      </w:pPr>
-      <w:rPr>
-        <w:rFonts w:ascii="Wingdings" w:hAnsi="Wingdings" w:hint="default"/>
-        <w:sz w:val="20"/>
-      </w:rPr>
-    </w:lvl>
-    <w:lvl w:ilvl="5" w:tentative="1">
-      <w:start w:val="1"/>
-      <w:numFmt w:val="bullet"/>
-      <w:lvlText w:val=""/>
-      <w:lvlJc w:val="left"/>
-      <w:pPr>
-        <w:tabs>
-          <w:tab w:val="num" w:pos="4320"/>
-        </w:tabs>
-        <w:ind w:left="4320" w:hanging="360"/>
-      </w:pPr>
-      <w:rPr>
-        <w:rFonts w:ascii="Wingdings" w:hAnsi="Wingdings" w:hint="default"/>
-        <w:sz w:val="20"/>
-      </w:rPr>
-    </w:lvl>
-    <w:lvl w:ilvl="6" w:tentative="1">
-      <w:start w:val="1"/>
-      <w:numFmt w:val="bullet"/>
-      <w:lvlText w:val=""/>
-      <w:lvlJc w:val="left"/>
-      <w:pPr>
-        <w:tabs>
-          <w:tab w:val="num" w:pos="5040"/>
-        </w:tabs>
-        <w:ind w:left="5040" w:hanging="360"/>
-      </w:pPr>
-      <w:rPr>
-        <w:rFonts w:ascii="Wingdings" w:hAnsi="Wingdings" w:hint="default"/>
-        <w:sz w:val="20"/>
-      </w:rPr>
-    </w:lvl>
-    <w:lvl w:ilvl="7" w:tentative="1">
-      <w:start w:val="1"/>
-      <w:numFmt w:val="bullet"/>
-      <w:lvlText w:val=""/>
-      <w:lvlJc w:val="left"/>
-      <w:pPr>
-        <w:tabs>
-          <w:tab w:val="num" w:pos="5760"/>
-        </w:tabs>
-        <w:ind w:left="5760" w:hanging="360"/>
-      </w:pPr>
-      <w:rPr>
-        <w:rFonts w:ascii="Wingdings" w:hAnsi="Wingdings" w:hint="default"/>
-        <w:sz w:val="20"/>
-      </w:rPr>
-    </w:lvl>
-    <w:lvl w:ilvl="8" w:tentative="1">
-      <w:start w:val="1"/>
-      <w:numFmt w:val="bullet"/>
-      <w:lvlText w:val=""/>
-      <w:lvlJc w:val="left"/>
-      <w:pPr>
-        <w:tabs>
-          <w:tab w:val="num" w:pos="6480"/>
-        </w:tabs>
-        <w:ind w:left="6480" w:hanging="360"/>
-      </w:pPr>
-      <w:rPr>
-        <w:rFonts w:ascii="Wingdings" w:hAnsi="Wingdings" w:hint="default"/>
-        <w:sz w:val="20"/>
-      </w:rPr>
-    </w:lvl>
-  </w:abstractNum>
-  <w:abstractNum w:abstractNumId="39" w15:restartNumberingAfterBreak="0">
-    <w:nsid w:val="4DD10AB2"/>
-    <w:multiLevelType w:val="multilevel"/>
-    <w:tmpl w:val="04A4492C"/>
-    <w:lvl w:ilvl="0">
-      <w:start w:val="1"/>
-      <w:numFmt w:val="decimal"/>
-      <w:lvlText w:val="%1."/>
-      <w:lvlJc w:val="left"/>
-      <w:pPr>
-        <w:tabs>
-          <w:tab w:val="num" w:pos="720"/>
-        </w:tabs>
-        <w:ind w:left="720" w:hanging="360"/>
-      </w:pPr>
-    </w:lvl>
-    <w:lvl w:ilvl="1" w:tentative="1">
-      <w:start w:val="1"/>
-      <w:numFmt w:val="decimal"/>
-      <w:lvlText w:val="%2."/>
-      <w:lvlJc w:val="left"/>
-      <w:pPr>
-        <w:tabs>
-          <w:tab w:val="num" w:pos="1440"/>
-        </w:tabs>
-        <w:ind w:left="1440" w:hanging="360"/>
-      </w:pPr>
-    </w:lvl>
-    <w:lvl w:ilvl="2" w:tentative="1">
-      <w:start w:val="1"/>
-      <w:numFmt w:val="decimal"/>
-      <w:lvlText w:val="%3."/>
-      <w:lvlJc w:val="left"/>
-      <w:pPr>
-        <w:tabs>
-          <w:tab w:val="num" w:pos="2160"/>
-        </w:tabs>
-        <w:ind w:left="2160" w:hanging="360"/>
-      </w:pPr>
-    </w:lvl>
-    <w:lvl w:ilvl="3" w:tentative="1">
-      <w:start w:val="1"/>
-      <w:numFmt w:val="decimal"/>
-      <w:lvlText w:val="%4."/>
-      <w:lvlJc w:val="left"/>
-      <w:pPr>
-        <w:tabs>
-          <w:tab w:val="num" w:pos="2880"/>
-        </w:tabs>
-        <w:ind w:left="2880" w:hanging="360"/>
-      </w:pPr>
-    </w:lvl>
-    <w:lvl w:ilvl="4" w:tentative="1">
-      <w:start w:val="1"/>
-      <w:numFmt w:val="decimal"/>
-      <w:lvlText w:val="%5."/>
-      <w:lvlJc w:val="left"/>
-      <w:pPr>
-        <w:tabs>
-          <w:tab w:val="num" w:pos="3600"/>
-        </w:tabs>
-        <w:ind w:left="3600" w:hanging="360"/>
-      </w:pPr>
-    </w:lvl>
-    <w:lvl w:ilvl="5" w:tentative="1">
-      <w:start w:val="1"/>
-      <w:numFmt w:val="decimal"/>
-      <w:lvlText w:val="%6."/>
-      <w:lvlJc w:val="left"/>
-      <w:pPr>
-        <w:tabs>
-          <w:tab w:val="num" w:pos="4320"/>
-        </w:tabs>
-        <w:ind w:left="4320" w:hanging="360"/>
-      </w:pPr>
-    </w:lvl>
-    <w:lvl w:ilvl="6" w:tentative="1">
-      <w:start w:val="1"/>
-      <w:numFmt w:val="decimal"/>
-      <w:lvlText w:val="%7."/>
-      <w:lvlJc w:val="left"/>
-      <w:pPr>
-        <w:tabs>
-          <w:tab w:val="num" w:pos="5040"/>
-        </w:tabs>
-        <w:ind w:left="5040" w:hanging="360"/>
-      </w:pPr>
-    </w:lvl>
-    <w:lvl w:ilvl="7" w:tentative="1">
-      <w:start w:val="1"/>
-      <w:numFmt w:val="decimal"/>
-      <w:lvlText w:val="%8."/>
-      <w:lvlJc w:val="left"/>
-      <w:pPr>
-        <w:tabs>
-          <w:tab w:val="num" w:pos="5760"/>
-        </w:tabs>
-        <w:ind w:left="5760" w:hanging="360"/>
-      </w:pPr>
-    </w:lvl>
-    <w:lvl w:ilvl="8" w:tentative="1">
-      <w:start w:val="1"/>
-      <w:numFmt w:val="decimal"/>
-      <w:lvlText w:val="%9."/>
-      <w:lvlJc w:val="left"/>
-      <w:pPr>
-        <w:tabs>
-          <w:tab w:val="num" w:pos="6480"/>
-        </w:tabs>
-        <w:ind w:left="6480" w:hanging="360"/>
-      </w:pPr>
-    </w:lvl>
-  </w:abstractNum>
-  <w:abstractNum w:abstractNumId="40" w15:restartNumberingAfterBreak="0">
+  <w:abstractNum w:abstractNumId="17" w15:restartNumberingAfterBreak="0">
     <w:nsid w:val="4F036F5B"/>
     <w:multiLevelType w:val="multilevel"/>
     <w:tmpl w:val="7EF601D2"/>
@@ -18301,7 +15370,7 @@
       </w:rPr>
     </w:lvl>
   </w:abstractNum>
-  <w:abstractNum w:abstractNumId="41" w15:restartNumberingAfterBreak="0">
+  <w:abstractNum w:abstractNumId="18" w15:restartNumberingAfterBreak="0">
     <w:nsid w:val="508A7445"/>
     <w:multiLevelType w:val="multilevel"/>
     <w:tmpl w:val="B9BE6104"/>
@@ -18450,454 +15519,7 @@
       </w:rPr>
     </w:lvl>
   </w:abstractNum>
-  <w:abstractNum w:abstractNumId="42" w15:restartNumberingAfterBreak="0">
-    <w:nsid w:val="51EA335D"/>
-    <w:multiLevelType w:val="multilevel"/>
-    <w:tmpl w:val="9A64965A"/>
-    <w:lvl w:ilvl="0">
-      <w:start w:val="1"/>
-      <w:numFmt w:val="bullet"/>
-      <w:lvlText w:val=""/>
-      <w:lvlJc w:val="left"/>
-      <w:pPr>
-        <w:tabs>
-          <w:tab w:val="num" w:pos="1068"/>
-        </w:tabs>
-        <w:ind w:left="1068" w:hanging="360"/>
-      </w:pPr>
-      <w:rPr>
-        <w:rFonts w:ascii="Symbol" w:hAnsi="Symbol" w:hint="default"/>
-        <w:sz w:val="20"/>
-      </w:rPr>
-    </w:lvl>
-    <w:lvl w:ilvl="1">
-      <w:start w:val="1"/>
-      <w:numFmt w:val="bullet"/>
-      <w:lvlText w:val="o"/>
-      <w:lvlJc w:val="left"/>
-      <w:pPr>
-        <w:tabs>
-          <w:tab w:val="num" w:pos="1788"/>
-        </w:tabs>
-        <w:ind w:left="1788" w:hanging="360"/>
-      </w:pPr>
-      <w:rPr>
-        <w:rFonts w:ascii="Courier New" w:hAnsi="Courier New" w:hint="default"/>
-        <w:sz w:val="20"/>
-      </w:rPr>
-    </w:lvl>
-    <w:lvl w:ilvl="2" w:tentative="1">
-      <w:start w:val="1"/>
-      <w:numFmt w:val="bullet"/>
-      <w:lvlText w:val=""/>
-      <w:lvlJc w:val="left"/>
-      <w:pPr>
-        <w:tabs>
-          <w:tab w:val="num" w:pos="2508"/>
-        </w:tabs>
-        <w:ind w:left="2508" w:hanging="360"/>
-      </w:pPr>
-      <w:rPr>
-        <w:rFonts w:ascii="Wingdings" w:hAnsi="Wingdings" w:hint="default"/>
-        <w:sz w:val="20"/>
-      </w:rPr>
-    </w:lvl>
-    <w:lvl w:ilvl="3" w:tentative="1">
-      <w:start w:val="1"/>
-      <w:numFmt w:val="bullet"/>
-      <w:lvlText w:val=""/>
-      <w:lvlJc w:val="left"/>
-      <w:pPr>
-        <w:tabs>
-          <w:tab w:val="num" w:pos="3228"/>
-        </w:tabs>
-        <w:ind w:left="3228" w:hanging="360"/>
-      </w:pPr>
-      <w:rPr>
-        <w:rFonts w:ascii="Wingdings" w:hAnsi="Wingdings" w:hint="default"/>
-        <w:sz w:val="20"/>
-      </w:rPr>
-    </w:lvl>
-    <w:lvl w:ilvl="4" w:tentative="1">
-      <w:start w:val="1"/>
-      <w:numFmt w:val="bullet"/>
-      <w:lvlText w:val=""/>
-      <w:lvlJc w:val="left"/>
-      <w:pPr>
-        <w:tabs>
-          <w:tab w:val="num" w:pos="3948"/>
-        </w:tabs>
-        <w:ind w:left="3948" w:hanging="360"/>
-      </w:pPr>
-      <w:rPr>
-        <w:rFonts w:ascii="Wingdings" w:hAnsi="Wingdings" w:hint="default"/>
-        <w:sz w:val="20"/>
-      </w:rPr>
-    </w:lvl>
-    <w:lvl w:ilvl="5" w:tentative="1">
-      <w:start w:val="1"/>
-      <w:numFmt w:val="bullet"/>
-      <w:lvlText w:val=""/>
-      <w:lvlJc w:val="left"/>
-      <w:pPr>
-        <w:tabs>
-          <w:tab w:val="num" w:pos="4668"/>
-        </w:tabs>
-        <w:ind w:left="4668" w:hanging="360"/>
-      </w:pPr>
-      <w:rPr>
-        <w:rFonts w:ascii="Wingdings" w:hAnsi="Wingdings" w:hint="default"/>
-        <w:sz w:val="20"/>
-      </w:rPr>
-    </w:lvl>
-    <w:lvl w:ilvl="6" w:tentative="1">
-      <w:start w:val="1"/>
-      <w:numFmt w:val="bullet"/>
-      <w:lvlText w:val=""/>
-      <w:lvlJc w:val="left"/>
-      <w:pPr>
-        <w:tabs>
-          <w:tab w:val="num" w:pos="5388"/>
-        </w:tabs>
-        <w:ind w:left="5388" w:hanging="360"/>
-      </w:pPr>
-      <w:rPr>
-        <w:rFonts w:ascii="Wingdings" w:hAnsi="Wingdings" w:hint="default"/>
-        <w:sz w:val="20"/>
-      </w:rPr>
-    </w:lvl>
-    <w:lvl w:ilvl="7" w:tentative="1">
-      <w:start w:val="1"/>
-      <w:numFmt w:val="bullet"/>
-      <w:lvlText w:val=""/>
-      <w:lvlJc w:val="left"/>
-      <w:pPr>
-        <w:tabs>
-          <w:tab w:val="num" w:pos="6108"/>
-        </w:tabs>
-        <w:ind w:left="6108" w:hanging="360"/>
-      </w:pPr>
-      <w:rPr>
-        <w:rFonts w:ascii="Wingdings" w:hAnsi="Wingdings" w:hint="default"/>
-        <w:sz w:val="20"/>
-      </w:rPr>
-    </w:lvl>
-    <w:lvl w:ilvl="8" w:tentative="1">
-      <w:start w:val="1"/>
-      <w:numFmt w:val="bullet"/>
-      <w:lvlText w:val=""/>
-      <w:lvlJc w:val="left"/>
-      <w:pPr>
-        <w:tabs>
-          <w:tab w:val="num" w:pos="6828"/>
-        </w:tabs>
-        <w:ind w:left="6828" w:hanging="360"/>
-      </w:pPr>
-      <w:rPr>
-        <w:rFonts w:ascii="Wingdings" w:hAnsi="Wingdings" w:hint="default"/>
-        <w:sz w:val="20"/>
-      </w:rPr>
-    </w:lvl>
-  </w:abstractNum>
-  <w:abstractNum w:abstractNumId="43" w15:restartNumberingAfterBreak="0">
-    <w:nsid w:val="55975598"/>
-    <w:multiLevelType w:val="multilevel"/>
-    <w:tmpl w:val="01AEABF6"/>
-    <w:lvl w:ilvl="0">
-      <w:start w:val="1"/>
-      <w:numFmt w:val="bullet"/>
-      <w:lvlText w:val=""/>
-      <w:lvlJc w:val="left"/>
-      <w:pPr>
-        <w:tabs>
-          <w:tab w:val="num" w:pos="720"/>
-        </w:tabs>
-        <w:ind w:left="720" w:hanging="360"/>
-      </w:pPr>
-      <w:rPr>
-        <w:rFonts w:ascii="Symbol" w:hAnsi="Symbol" w:hint="default"/>
-        <w:sz w:val="20"/>
-      </w:rPr>
-    </w:lvl>
-    <w:lvl w:ilvl="1">
-      <w:start w:val="1"/>
-      <w:numFmt w:val="bullet"/>
-      <w:lvlText w:val="o"/>
-      <w:lvlJc w:val="left"/>
-      <w:pPr>
-        <w:tabs>
-          <w:tab w:val="num" w:pos="1440"/>
-        </w:tabs>
-        <w:ind w:left="1440" w:hanging="360"/>
-      </w:pPr>
-      <w:rPr>
-        <w:rFonts w:ascii="Courier New" w:hAnsi="Courier New" w:hint="default"/>
-        <w:sz w:val="20"/>
-      </w:rPr>
-    </w:lvl>
-    <w:lvl w:ilvl="2" w:tentative="1">
-      <w:start w:val="1"/>
-      <w:numFmt w:val="bullet"/>
-      <w:lvlText w:val=""/>
-      <w:lvlJc w:val="left"/>
-      <w:pPr>
-        <w:tabs>
-          <w:tab w:val="num" w:pos="2160"/>
-        </w:tabs>
-        <w:ind w:left="2160" w:hanging="360"/>
-      </w:pPr>
-      <w:rPr>
-        <w:rFonts w:ascii="Wingdings" w:hAnsi="Wingdings" w:hint="default"/>
-        <w:sz w:val="20"/>
-      </w:rPr>
-    </w:lvl>
-    <w:lvl w:ilvl="3" w:tentative="1">
-      <w:start w:val="1"/>
-      <w:numFmt w:val="bullet"/>
-      <w:lvlText w:val=""/>
-      <w:lvlJc w:val="left"/>
-      <w:pPr>
-        <w:tabs>
-          <w:tab w:val="num" w:pos="2880"/>
-        </w:tabs>
-        <w:ind w:left="2880" w:hanging="360"/>
-      </w:pPr>
-      <w:rPr>
-        <w:rFonts w:ascii="Wingdings" w:hAnsi="Wingdings" w:hint="default"/>
-        <w:sz w:val="20"/>
-      </w:rPr>
-    </w:lvl>
-    <w:lvl w:ilvl="4" w:tentative="1">
-      <w:start w:val="1"/>
-      <w:numFmt w:val="bullet"/>
-      <w:lvlText w:val=""/>
-      <w:lvlJc w:val="left"/>
-      <w:pPr>
-        <w:tabs>
-          <w:tab w:val="num" w:pos="3600"/>
-        </w:tabs>
-        <w:ind w:left="3600" w:hanging="360"/>
-      </w:pPr>
-      <w:rPr>
-        <w:rFonts w:ascii="Wingdings" w:hAnsi="Wingdings" w:hint="default"/>
-        <w:sz w:val="20"/>
-      </w:rPr>
-    </w:lvl>
-    <w:lvl w:ilvl="5" w:tentative="1">
-      <w:start w:val="1"/>
-      <w:numFmt w:val="bullet"/>
-      <w:lvlText w:val=""/>
-      <w:lvlJc w:val="left"/>
-      <w:pPr>
-        <w:tabs>
-          <w:tab w:val="num" w:pos="4320"/>
-        </w:tabs>
-        <w:ind w:left="4320" w:hanging="360"/>
-      </w:pPr>
-      <w:rPr>
-        <w:rFonts w:ascii="Wingdings" w:hAnsi="Wingdings" w:hint="default"/>
-        <w:sz w:val="20"/>
-      </w:rPr>
-    </w:lvl>
-    <w:lvl w:ilvl="6" w:tentative="1">
-      <w:start w:val="1"/>
-      <w:numFmt w:val="bullet"/>
-      <w:lvlText w:val=""/>
-      <w:lvlJc w:val="left"/>
-      <w:pPr>
-        <w:tabs>
-          <w:tab w:val="num" w:pos="5040"/>
-        </w:tabs>
-        <w:ind w:left="5040" w:hanging="360"/>
-      </w:pPr>
-      <w:rPr>
-        <w:rFonts w:ascii="Wingdings" w:hAnsi="Wingdings" w:hint="default"/>
-        <w:sz w:val="20"/>
-      </w:rPr>
-    </w:lvl>
-    <w:lvl w:ilvl="7" w:tentative="1">
-      <w:start w:val="1"/>
-      <w:numFmt w:val="bullet"/>
-      <w:lvlText w:val=""/>
-      <w:lvlJc w:val="left"/>
-      <w:pPr>
-        <w:tabs>
-          <w:tab w:val="num" w:pos="5760"/>
-        </w:tabs>
-        <w:ind w:left="5760" w:hanging="360"/>
-      </w:pPr>
-      <w:rPr>
-        <w:rFonts w:ascii="Wingdings" w:hAnsi="Wingdings" w:hint="default"/>
-        <w:sz w:val="20"/>
-      </w:rPr>
-    </w:lvl>
-    <w:lvl w:ilvl="8" w:tentative="1">
-      <w:start w:val="1"/>
-      <w:numFmt w:val="bullet"/>
-      <w:lvlText w:val=""/>
-      <w:lvlJc w:val="left"/>
-      <w:pPr>
-        <w:tabs>
-          <w:tab w:val="num" w:pos="6480"/>
-        </w:tabs>
-        <w:ind w:left="6480" w:hanging="360"/>
-      </w:pPr>
-      <w:rPr>
-        <w:rFonts w:ascii="Wingdings" w:hAnsi="Wingdings" w:hint="default"/>
-        <w:sz w:val="20"/>
-      </w:rPr>
-    </w:lvl>
-  </w:abstractNum>
-  <w:abstractNum w:abstractNumId="44" w15:restartNumberingAfterBreak="0">
-    <w:nsid w:val="5E261D26"/>
-    <w:multiLevelType w:val="multilevel"/>
-    <w:tmpl w:val="0080762E"/>
-    <w:lvl w:ilvl="0">
-      <w:start w:val="1"/>
-      <w:numFmt w:val="bullet"/>
-      <w:lvlText w:val=""/>
-      <w:lvlJc w:val="left"/>
-      <w:pPr>
-        <w:tabs>
-          <w:tab w:val="num" w:pos="720"/>
-        </w:tabs>
-        <w:ind w:left="720" w:hanging="360"/>
-      </w:pPr>
-      <w:rPr>
-        <w:rFonts w:ascii="Symbol" w:hAnsi="Symbol" w:hint="default"/>
-        <w:sz w:val="20"/>
-      </w:rPr>
-    </w:lvl>
-    <w:lvl w:ilvl="1">
-      <w:start w:val="1"/>
-      <w:numFmt w:val="bullet"/>
-      <w:lvlText w:val="o"/>
-      <w:lvlJc w:val="left"/>
-      <w:pPr>
-        <w:tabs>
-          <w:tab w:val="num" w:pos="1440"/>
-        </w:tabs>
-        <w:ind w:left="1440" w:hanging="360"/>
-      </w:pPr>
-      <w:rPr>
-        <w:rFonts w:ascii="Courier New" w:hAnsi="Courier New" w:hint="default"/>
-        <w:sz w:val="20"/>
-      </w:rPr>
-    </w:lvl>
-    <w:lvl w:ilvl="2" w:tentative="1">
-      <w:start w:val="1"/>
-      <w:numFmt w:val="bullet"/>
-      <w:lvlText w:val=""/>
-      <w:lvlJc w:val="left"/>
-      <w:pPr>
-        <w:tabs>
-          <w:tab w:val="num" w:pos="2160"/>
-        </w:tabs>
-        <w:ind w:left="2160" w:hanging="360"/>
-      </w:pPr>
-      <w:rPr>
-        <w:rFonts w:ascii="Wingdings" w:hAnsi="Wingdings" w:hint="default"/>
-        <w:sz w:val="20"/>
-      </w:rPr>
-    </w:lvl>
-    <w:lvl w:ilvl="3" w:tentative="1">
-      <w:start w:val="1"/>
-      <w:numFmt w:val="bullet"/>
-      <w:lvlText w:val=""/>
-      <w:lvlJc w:val="left"/>
-      <w:pPr>
-        <w:tabs>
-          <w:tab w:val="num" w:pos="2880"/>
-        </w:tabs>
-        <w:ind w:left="2880" w:hanging="360"/>
-      </w:pPr>
-      <w:rPr>
-        <w:rFonts w:ascii="Wingdings" w:hAnsi="Wingdings" w:hint="default"/>
-        <w:sz w:val="20"/>
-      </w:rPr>
-    </w:lvl>
-    <w:lvl w:ilvl="4" w:tentative="1">
-      <w:start w:val="1"/>
-      <w:numFmt w:val="bullet"/>
-      <w:lvlText w:val=""/>
-      <w:lvlJc w:val="left"/>
-      <w:pPr>
-        <w:tabs>
-          <w:tab w:val="num" w:pos="3600"/>
-        </w:tabs>
-        <w:ind w:left="3600" w:hanging="360"/>
-      </w:pPr>
-      <w:rPr>
-        <w:rFonts w:ascii="Wingdings" w:hAnsi="Wingdings" w:hint="default"/>
-        <w:sz w:val="20"/>
-      </w:rPr>
-    </w:lvl>
-    <w:lvl w:ilvl="5" w:tentative="1">
-      <w:start w:val="1"/>
-      <w:numFmt w:val="bullet"/>
-      <w:lvlText w:val=""/>
-      <w:lvlJc w:val="left"/>
-      <w:pPr>
-        <w:tabs>
-          <w:tab w:val="num" w:pos="4320"/>
-        </w:tabs>
-        <w:ind w:left="4320" w:hanging="360"/>
-      </w:pPr>
-      <w:rPr>
-        <w:rFonts w:ascii="Wingdings" w:hAnsi="Wingdings" w:hint="default"/>
-        <w:sz w:val="20"/>
-      </w:rPr>
-    </w:lvl>
-    <w:lvl w:ilvl="6" w:tentative="1">
-      <w:start w:val="1"/>
-      <w:numFmt w:val="bullet"/>
-      <w:lvlText w:val=""/>
-      <w:lvlJc w:val="left"/>
-      <w:pPr>
-        <w:tabs>
-          <w:tab w:val="num" w:pos="5040"/>
-        </w:tabs>
-        <w:ind w:left="5040" w:hanging="360"/>
-      </w:pPr>
-      <w:rPr>
-        <w:rFonts w:ascii="Wingdings" w:hAnsi="Wingdings" w:hint="default"/>
-        <w:sz w:val="20"/>
-      </w:rPr>
-    </w:lvl>
-    <w:lvl w:ilvl="7" w:tentative="1">
-      <w:start w:val="1"/>
-      <w:numFmt w:val="bullet"/>
-      <w:lvlText w:val=""/>
-      <w:lvlJc w:val="left"/>
-      <w:pPr>
-        <w:tabs>
-          <w:tab w:val="num" w:pos="5760"/>
-        </w:tabs>
-        <w:ind w:left="5760" w:hanging="360"/>
-      </w:pPr>
-      <w:rPr>
-        <w:rFonts w:ascii="Wingdings" w:hAnsi="Wingdings" w:hint="default"/>
-        <w:sz w:val="20"/>
-      </w:rPr>
-    </w:lvl>
-    <w:lvl w:ilvl="8" w:tentative="1">
-      <w:start w:val="1"/>
-      <w:numFmt w:val="bullet"/>
-      <w:lvlText w:val=""/>
-      <w:lvlJc w:val="left"/>
-      <w:pPr>
-        <w:tabs>
-          <w:tab w:val="num" w:pos="6480"/>
-        </w:tabs>
-        <w:ind w:left="6480" w:hanging="360"/>
-      </w:pPr>
-      <w:rPr>
-        <w:rFonts w:ascii="Wingdings" w:hAnsi="Wingdings" w:hint="default"/>
-        <w:sz w:val="20"/>
-      </w:rPr>
-    </w:lvl>
-  </w:abstractNum>
-  <w:abstractNum w:abstractNumId="45" w15:restartNumberingAfterBreak="0">
+  <w:abstractNum w:abstractNumId="19" w15:restartNumberingAfterBreak="0">
     <w:nsid w:val="63D05FF6"/>
     <w:multiLevelType w:val="multilevel"/>
     <w:tmpl w:val="30800B02"/>
@@ -19046,7 +15668,7 @@
       </w:rPr>
     </w:lvl>
   </w:abstractNum>
-  <w:abstractNum w:abstractNumId="46" w15:restartNumberingAfterBreak="0">
+  <w:abstractNum w:abstractNumId="20" w15:restartNumberingAfterBreak="0">
     <w:nsid w:val="65390300"/>
     <w:multiLevelType w:val="multilevel"/>
     <w:tmpl w:val="88D022F6"/>
@@ -19159,454 +15781,7 @@
       </w:pPr>
     </w:lvl>
   </w:abstractNum>
-  <w:abstractNum w:abstractNumId="47" w15:restartNumberingAfterBreak="0">
-    <w:nsid w:val="65442271"/>
-    <w:multiLevelType w:val="multilevel"/>
-    <w:tmpl w:val="098468B4"/>
-    <w:lvl w:ilvl="0">
-      <w:start w:val="1"/>
-      <w:numFmt w:val="bullet"/>
-      <w:lvlText w:val=""/>
-      <w:lvlJc w:val="left"/>
-      <w:pPr>
-        <w:tabs>
-          <w:tab w:val="num" w:pos="720"/>
-        </w:tabs>
-        <w:ind w:left="720" w:hanging="360"/>
-      </w:pPr>
-      <w:rPr>
-        <w:rFonts w:ascii="Symbol" w:hAnsi="Symbol" w:hint="default"/>
-        <w:sz w:val="20"/>
-      </w:rPr>
-    </w:lvl>
-    <w:lvl w:ilvl="1">
-      <w:start w:val="1"/>
-      <w:numFmt w:val="bullet"/>
-      <w:lvlText w:val="o"/>
-      <w:lvlJc w:val="left"/>
-      <w:pPr>
-        <w:tabs>
-          <w:tab w:val="num" w:pos="1440"/>
-        </w:tabs>
-        <w:ind w:left="1440" w:hanging="360"/>
-      </w:pPr>
-      <w:rPr>
-        <w:rFonts w:ascii="Courier New" w:hAnsi="Courier New" w:hint="default"/>
-        <w:sz w:val="20"/>
-      </w:rPr>
-    </w:lvl>
-    <w:lvl w:ilvl="2" w:tentative="1">
-      <w:start w:val="1"/>
-      <w:numFmt w:val="bullet"/>
-      <w:lvlText w:val=""/>
-      <w:lvlJc w:val="left"/>
-      <w:pPr>
-        <w:tabs>
-          <w:tab w:val="num" w:pos="2160"/>
-        </w:tabs>
-        <w:ind w:left="2160" w:hanging="360"/>
-      </w:pPr>
-      <w:rPr>
-        <w:rFonts w:ascii="Wingdings" w:hAnsi="Wingdings" w:hint="default"/>
-        <w:sz w:val="20"/>
-      </w:rPr>
-    </w:lvl>
-    <w:lvl w:ilvl="3" w:tentative="1">
-      <w:start w:val="1"/>
-      <w:numFmt w:val="bullet"/>
-      <w:lvlText w:val=""/>
-      <w:lvlJc w:val="left"/>
-      <w:pPr>
-        <w:tabs>
-          <w:tab w:val="num" w:pos="2880"/>
-        </w:tabs>
-        <w:ind w:left="2880" w:hanging="360"/>
-      </w:pPr>
-      <w:rPr>
-        <w:rFonts w:ascii="Wingdings" w:hAnsi="Wingdings" w:hint="default"/>
-        <w:sz w:val="20"/>
-      </w:rPr>
-    </w:lvl>
-    <w:lvl w:ilvl="4" w:tentative="1">
-      <w:start w:val="1"/>
-      <w:numFmt w:val="bullet"/>
-      <w:lvlText w:val=""/>
-      <w:lvlJc w:val="left"/>
-      <w:pPr>
-        <w:tabs>
-          <w:tab w:val="num" w:pos="3600"/>
-        </w:tabs>
-        <w:ind w:left="3600" w:hanging="360"/>
-      </w:pPr>
-      <w:rPr>
-        <w:rFonts w:ascii="Wingdings" w:hAnsi="Wingdings" w:hint="default"/>
-        <w:sz w:val="20"/>
-      </w:rPr>
-    </w:lvl>
-    <w:lvl w:ilvl="5" w:tentative="1">
-      <w:start w:val="1"/>
-      <w:numFmt w:val="bullet"/>
-      <w:lvlText w:val=""/>
-      <w:lvlJc w:val="left"/>
-      <w:pPr>
-        <w:tabs>
-          <w:tab w:val="num" w:pos="4320"/>
-        </w:tabs>
-        <w:ind w:left="4320" w:hanging="360"/>
-      </w:pPr>
-      <w:rPr>
-        <w:rFonts w:ascii="Wingdings" w:hAnsi="Wingdings" w:hint="default"/>
-        <w:sz w:val="20"/>
-      </w:rPr>
-    </w:lvl>
-    <w:lvl w:ilvl="6" w:tentative="1">
-      <w:start w:val="1"/>
-      <w:numFmt w:val="bullet"/>
-      <w:lvlText w:val=""/>
-      <w:lvlJc w:val="left"/>
-      <w:pPr>
-        <w:tabs>
-          <w:tab w:val="num" w:pos="5040"/>
-        </w:tabs>
-        <w:ind w:left="5040" w:hanging="360"/>
-      </w:pPr>
-      <w:rPr>
-        <w:rFonts w:ascii="Wingdings" w:hAnsi="Wingdings" w:hint="default"/>
-        <w:sz w:val="20"/>
-      </w:rPr>
-    </w:lvl>
-    <w:lvl w:ilvl="7" w:tentative="1">
-      <w:start w:val="1"/>
-      <w:numFmt w:val="bullet"/>
-      <w:lvlText w:val=""/>
-      <w:lvlJc w:val="left"/>
-      <w:pPr>
-        <w:tabs>
-          <w:tab w:val="num" w:pos="5760"/>
-        </w:tabs>
-        <w:ind w:left="5760" w:hanging="360"/>
-      </w:pPr>
-      <w:rPr>
-        <w:rFonts w:ascii="Wingdings" w:hAnsi="Wingdings" w:hint="default"/>
-        <w:sz w:val="20"/>
-      </w:rPr>
-    </w:lvl>
-    <w:lvl w:ilvl="8" w:tentative="1">
-      <w:start w:val="1"/>
-      <w:numFmt w:val="bullet"/>
-      <w:lvlText w:val=""/>
-      <w:lvlJc w:val="left"/>
-      <w:pPr>
-        <w:tabs>
-          <w:tab w:val="num" w:pos="6480"/>
-        </w:tabs>
-        <w:ind w:left="6480" w:hanging="360"/>
-      </w:pPr>
-      <w:rPr>
-        <w:rFonts w:ascii="Wingdings" w:hAnsi="Wingdings" w:hint="default"/>
-        <w:sz w:val="20"/>
-      </w:rPr>
-    </w:lvl>
-  </w:abstractNum>
-  <w:abstractNum w:abstractNumId="48" w15:restartNumberingAfterBreak="0">
-    <w:nsid w:val="680B2BB1"/>
-    <w:multiLevelType w:val="multilevel"/>
-    <w:tmpl w:val="CD360CDC"/>
-    <w:lvl w:ilvl="0">
-      <w:start w:val="1"/>
-      <w:numFmt w:val="bullet"/>
-      <w:lvlText w:val=""/>
-      <w:lvlJc w:val="left"/>
-      <w:pPr>
-        <w:tabs>
-          <w:tab w:val="num" w:pos="720"/>
-        </w:tabs>
-        <w:ind w:left="720" w:hanging="360"/>
-      </w:pPr>
-      <w:rPr>
-        <w:rFonts w:ascii="Symbol" w:hAnsi="Symbol" w:hint="default"/>
-        <w:sz w:val="20"/>
-      </w:rPr>
-    </w:lvl>
-    <w:lvl w:ilvl="1">
-      <w:start w:val="1"/>
-      <w:numFmt w:val="bullet"/>
-      <w:lvlText w:val="o"/>
-      <w:lvlJc w:val="left"/>
-      <w:pPr>
-        <w:tabs>
-          <w:tab w:val="num" w:pos="1440"/>
-        </w:tabs>
-        <w:ind w:left="1440" w:hanging="360"/>
-      </w:pPr>
-      <w:rPr>
-        <w:rFonts w:ascii="Courier New" w:hAnsi="Courier New" w:hint="default"/>
-        <w:sz w:val="20"/>
-      </w:rPr>
-    </w:lvl>
-    <w:lvl w:ilvl="2" w:tentative="1">
-      <w:start w:val="1"/>
-      <w:numFmt w:val="bullet"/>
-      <w:lvlText w:val=""/>
-      <w:lvlJc w:val="left"/>
-      <w:pPr>
-        <w:tabs>
-          <w:tab w:val="num" w:pos="2160"/>
-        </w:tabs>
-        <w:ind w:left="2160" w:hanging="360"/>
-      </w:pPr>
-      <w:rPr>
-        <w:rFonts w:ascii="Wingdings" w:hAnsi="Wingdings" w:hint="default"/>
-        <w:sz w:val="20"/>
-      </w:rPr>
-    </w:lvl>
-    <w:lvl w:ilvl="3" w:tentative="1">
-      <w:start w:val="1"/>
-      <w:numFmt w:val="bullet"/>
-      <w:lvlText w:val=""/>
-      <w:lvlJc w:val="left"/>
-      <w:pPr>
-        <w:tabs>
-          <w:tab w:val="num" w:pos="2880"/>
-        </w:tabs>
-        <w:ind w:left="2880" w:hanging="360"/>
-      </w:pPr>
-      <w:rPr>
-        <w:rFonts w:ascii="Wingdings" w:hAnsi="Wingdings" w:hint="default"/>
-        <w:sz w:val="20"/>
-      </w:rPr>
-    </w:lvl>
-    <w:lvl w:ilvl="4" w:tentative="1">
-      <w:start w:val="1"/>
-      <w:numFmt w:val="bullet"/>
-      <w:lvlText w:val=""/>
-      <w:lvlJc w:val="left"/>
-      <w:pPr>
-        <w:tabs>
-          <w:tab w:val="num" w:pos="3600"/>
-        </w:tabs>
-        <w:ind w:left="3600" w:hanging="360"/>
-      </w:pPr>
-      <w:rPr>
-        <w:rFonts w:ascii="Wingdings" w:hAnsi="Wingdings" w:hint="default"/>
-        <w:sz w:val="20"/>
-      </w:rPr>
-    </w:lvl>
-    <w:lvl w:ilvl="5" w:tentative="1">
-      <w:start w:val="1"/>
-      <w:numFmt w:val="bullet"/>
-      <w:lvlText w:val=""/>
-      <w:lvlJc w:val="left"/>
-      <w:pPr>
-        <w:tabs>
-          <w:tab w:val="num" w:pos="4320"/>
-        </w:tabs>
-        <w:ind w:left="4320" w:hanging="360"/>
-      </w:pPr>
-      <w:rPr>
-        <w:rFonts w:ascii="Wingdings" w:hAnsi="Wingdings" w:hint="default"/>
-        <w:sz w:val="20"/>
-      </w:rPr>
-    </w:lvl>
-    <w:lvl w:ilvl="6" w:tentative="1">
-      <w:start w:val="1"/>
-      <w:numFmt w:val="bullet"/>
-      <w:lvlText w:val=""/>
-      <w:lvlJc w:val="left"/>
-      <w:pPr>
-        <w:tabs>
-          <w:tab w:val="num" w:pos="5040"/>
-        </w:tabs>
-        <w:ind w:left="5040" w:hanging="360"/>
-      </w:pPr>
-      <w:rPr>
-        <w:rFonts w:ascii="Wingdings" w:hAnsi="Wingdings" w:hint="default"/>
-        <w:sz w:val="20"/>
-      </w:rPr>
-    </w:lvl>
-    <w:lvl w:ilvl="7" w:tentative="1">
-      <w:start w:val="1"/>
-      <w:numFmt w:val="bullet"/>
-      <w:lvlText w:val=""/>
-      <w:lvlJc w:val="left"/>
-      <w:pPr>
-        <w:tabs>
-          <w:tab w:val="num" w:pos="5760"/>
-        </w:tabs>
-        <w:ind w:left="5760" w:hanging="360"/>
-      </w:pPr>
-      <w:rPr>
-        <w:rFonts w:ascii="Wingdings" w:hAnsi="Wingdings" w:hint="default"/>
-        <w:sz w:val="20"/>
-      </w:rPr>
-    </w:lvl>
-    <w:lvl w:ilvl="8" w:tentative="1">
-      <w:start w:val="1"/>
-      <w:numFmt w:val="bullet"/>
-      <w:lvlText w:val=""/>
-      <w:lvlJc w:val="left"/>
-      <w:pPr>
-        <w:tabs>
-          <w:tab w:val="num" w:pos="6480"/>
-        </w:tabs>
-        <w:ind w:left="6480" w:hanging="360"/>
-      </w:pPr>
-      <w:rPr>
-        <w:rFonts w:ascii="Wingdings" w:hAnsi="Wingdings" w:hint="default"/>
-        <w:sz w:val="20"/>
-      </w:rPr>
-    </w:lvl>
-  </w:abstractNum>
-  <w:abstractNum w:abstractNumId="49" w15:restartNumberingAfterBreak="0">
-    <w:nsid w:val="68D033D8"/>
-    <w:multiLevelType w:val="multilevel"/>
-    <w:tmpl w:val="588A36FE"/>
-    <w:lvl w:ilvl="0">
-      <w:start w:val="1"/>
-      <w:numFmt w:val="bullet"/>
-      <w:lvlText w:val=""/>
-      <w:lvlJc w:val="left"/>
-      <w:pPr>
-        <w:tabs>
-          <w:tab w:val="num" w:pos="720"/>
-        </w:tabs>
-        <w:ind w:left="720" w:hanging="360"/>
-      </w:pPr>
-      <w:rPr>
-        <w:rFonts w:ascii="Symbol" w:hAnsi="Symbol" w:hint="default"/>
-        <w:sz w:val="20"/>
-      </w:rPr>
-    </w:lvl>
-    <w:lvl w:ilvl="1">
-      <w:start w:val="1"/>
-      <w:numFmt w:val="bullet"/>
-      <w:lvlText w:val="o"/>
-      <w:lvlJc w:val="left"/>
-      <w:pPr>
-        <w:tabs>
-          <w:tab w:val="num" w:pos="1440"/>
-        </w:tabs>
-        <w:ind w:left="1440" w:hanging="360"/>
-      </w:pPr>
-      <w:rPr>
-        <w:rFonts w:ascii="Courier New" w:hAnsi="Courier New" w:hint="default"/>
-        <w:sz w:val="20"/>
-      </w:rPr>
-    </w:lvl>
-    <w:lvl w:ilvl="2" w:tentative="1">
-      <w:start w:val="1"/>
-      <w:numFmt w:val="bullet"/>
-      <w:lvlText w:val=""/>
-      <w:lvlJc w:val="left"/>
-      <w:pPr>
-        <w:tabs>
-          <w:tab w:val="num" w:pos="2160"/>
-        </w:tabs>
-        <w:ind w:left="2160" w:hanging="360"/>
-      </w:pPr>
-      <w:rPr>
-        <w:rFonts w:ascii="Wingdings" w:hAnsi="Wingdings" w:hint="default"/>
-        <w:sz w:val="20"/>
-      </w:rPr>
-    </w:lvl>
-    <w:lvl w:ilvl="3" w:tentative="1">
-      <w:start w:val="1"/>
-      <w:numFmt w:val="bullet"/>
-      <w:lvlText w:val=""/>
-      <w:lvlJc w:val="left"/>
-      <w:pPr>
-        <w:tabs>
-          <w:tab w:val="num" w:pos="2880"/>
-        </w:tabs>
-        <w:ind w:left="2880" w:hanging="360"/>
-      </w:pPr>
-      <w:rPr>
-        <w:rFonts w:ascii="Wingdings" w:hAnsi="Wingdings" w:hint="default"/>
-        <w:sz w:val="20"/>
-      </w:rPr>
-    </w:lvl>
-    <w:lvl w:ilvl="4" w:tentative="1">
-      <w:start w:val="1"/>
-      <w:numFmt w:val="bullet"/>
-      <w:lvlText w:val=""/>
-      <w:lvlJc w:val="left"/>
-      <w:pPr>
-        <w:tabs>
-          <w:tab w:val="num" w:pos="3600"/>
-        </w:tabs>
-        <w:ind w:left="3600" w:hanging="360"/>
-      </w:pPr>
-      <w:rPr>
-        <w:rFonts w:ascii="Wingdings" w:hAnsi="Wingdings" w:hint="default"/>
-        <w:sz w:val="20"/>
-      </w:rPr>
-    </w:lvl>
-    <w:lvl w:ilvl="5" w:tentative="1">
-      <w:start w:val="1"/>
-      <w:numFmt w:val="bullet"/>
-      <w:lvlText w:val=""/>
-      <w:lvlJc w:val="left"/>
-      <w:pPr>
-        <w:tabs>
-          <w:tab w:val="num" w:pos="4320"/>
-        </w:tabs>
-        <w:ind w:left="4320" w:hanging="360"/>
-      </w:pPr>
-      <w:rPr>
-        <w:rFonts w:ascii="Wingdings" w:hAnsi="Wingdings" w:hint="default"/>
-        <w:sz w:val="20"/>
-      </w:rPr>
-    </w:lvl>
-    <w:lvl w:ilvl="6" w:tentative="1">
-      <w:start w:val="1"/>
-      <w:numFmt w:val="bullet"/>
-      <w:lvlText w:val=""/>
-      <w:lvlJc w:val="left"/>
-      <w:pPr>
-        <w:tabs>
-          <w:tab w:val="num" w:pos="5040"/>
-        </w:tabs>
-        <w:ind w:left="5040" w:hanging="360"/>
-      </w:pPr>
-      <w:rPr>
-        <w:rFonts w:ascii="Wingdings" w:hAnsi="Wingdings" w:hint="default"/>
-        <w:sz w:val="20"/>
-      </w:rPr>
-    </w:lvl>
-    <w:lvl w:ilvl="7" w:tentative="1">
-      <w:start w:val="1"/>
-      <w:numFmt w:val="bullet"/>
-      <w:lvlText w:val=""/>
-      <w:lvlJc w:val="left"/>
-      <w:pPr>
-        <w:tabs>
-          <w:tab w:val="num" w:pos="5760"/>
-        </w:tabs>
-        <w:ind w:left="5760" w:hanging="360"/>
-      </w:pPr>
-      <w:rPr>
-        <w:rFonts w:ascii="Wingdings" w:hAnsi="Wingdings" w:hint="default"/>
-        <w:sz w:val="20"/>
-      </w:rPr>
-    </w:lvl>
-    <w:lvl w:ilvl="8" w:tentative="1">
-      <w:start w:val="1"/>
-      <w:numFmt w:val="bullet"/>
-      <w:lvlText w:val=""/>
-      <w:lvlJc w:val="left"/>
-      <w:pPr>
-        <w:tabs>
-          <w:tab w:val="num" w:pos="6480"/>
-        </w:tabs>
-        <w:ind w:left="6480" w:hanging="360"/>
-      </w:pPr>
-      <w:rPr>
-        <w:rFonts w:ascii="Wingdings" w:hAnsi="Wingdings" w:hint="default"/>
-        <w:sz w:val="20"/>
-      </w:rPr>
-    </w:lvl>
-  </w:abstractNum>
-  <w:abstractNum w:abstractNumId="50" w15:restartNumberingAfterBreak="0">
+  <w:abstractNum w:abstractNumId="21" w15:restartNumberingAfterBreak="0">
     <w:nsid w:val="6B002A2D"/>
     <w:multiLevelType w:val="multilevel"/>
     <w:tmpl w:val="9A64965A"/>
@@ -19755,305 +15930,7 @@
       </w:rPr>
     </w:lvl>
   </w:abstractNum>
-  <w:abstractNum w:abstractNumId="51" w15:restartNumberingAfterBreak="0">
-    <w:nsid w:val="6C2C1954"/>
-    <w:multiLevelType w:val="multilevel"/>
-    <w:tmpl w:val="E47A992C"/>
-    <w:lvl w:ilvl="0">
-      <w:start w:val="1"/>
-      <w:numFmt w:val="bullet"/>
-      <w:lvlText w:val=""/>
-      <w:lvlJc w:val="left"/>
-      <w:pPr>
-        <w:tabs>
-          <w:tab w:val="num" w:pos="720"/>
-        </w:tabs>
-        <w:ind w:left="720" w:hanging="360"/>
-      </w:pPr>
-      <w:rPr>
-        <w:rFonts w:ascii="Symbol" w:hAnsi="Symbol" w:hint="default"/>
-        <w:sz w:val="20"/>
-      </w:rPr>
-    </w:lvl>
-    <w:lvl w:ilvl="1" w:tentative="1">
-      <w:start w:val="1"/>
-      <w:numFmt w:val="bullet"/>
-      <w:lvlText w:val="o"/>
-      <w:lvlJc w:val="left"/>
-      <w:pPr>
-        <w:tabs>
-          <w:tab w:val="num" w:pos="1440"/>
-        </w:tabs>
-        <w:ind w:left="1440" w:hanging="360"/>
-      </w:pPr>
-      <w:rPr>
-        <w:rFonts w:ascii="Courier New" w:hAnsi="Courier New" w:hint="default"/>
-        <w:sz w:val="20"/>
-      </w:rPr>
-    </w:lvl>
-    <w:lvl w:ilvl="2" w:tentative="1">
-      <w:start w:val="1"/>
-      <w:numFmt w:val="bullet"/>
-      <w:lvlText w:val=""/>
-      <w:lvlJc w:val="left"/>
-      <w:pPr>
-        <w:tabs>
-          <w:tab w:val="num" w:pos="2160"/>
-        </w:tabs>
-        <w:ind w:left="2160" w:hanging="360"/>
-      </w:pPr>
-      <w:rPr>
-        <w:rFonts w:ascii="Wingdings" w:hAnsi="Wingdings" w:hint="default"/>
-        <w:sz w:val="20"/>
-      </w:rPr>
-    </w:lvl>
-    <w:lvl w:ilvl="3" w:tentative="1">
-      <w:start w:val="1"/>
-      <w:numFmt w:val="bullet"/>
-      <w:lvlText w:val=""/>
-      <w:lvlJc w:val="left"/>
-      <w:pPr>
-        <w:tabs>
-          <w:tab w:val="num" w:pos="2880"/>
-        </w:tabs>
-        <w:ind w:left="2880" w:hanging="360"/>
-      </w:pPr>
-      <w:rPr>
-        <w:rFonts w:ascii="Wingdings" w:hAnsi="Wingdings" w:hint="default"/>
-        <w:sz w:val="20"/>
-      </w:rPr>
-    </w:lvl>
-    <w:lvl w:ilvl="4" w:tentative="1">
-      <w:start w:val="1"/>
-      <w:numFmt w:val="bullet"/>
-      <w:lvlText w:val=""/>
-      <w:lvlJc w:val="left"/>
-      <w:pPr>
-        <w:tabs>
-          <w:tab w:val="num" w:pos="3600"/>
-        </w:tabs>
-        <w:ind w:left="3600" w:hanging="360"/>
-      </w:pPr>
-      <w:rPr>
-        <w:rFonts w:ascii="Wingdings" w:hAnsi="Wingdings" w:hint="default"/>
-        <w:sz w:val="20"/>
-      </w:rPr>
-    </w:lvl>
-    <w:lvl w:ilvl="5" w:tentative="1">
-      <w:start w:val="1"/>
-      <w:numFmt w:val="bullet"/>
-      <w:lvlText w:val=""/>
-      <w:lvlJc w:val="left"/>
-      <w:pPr>
-        <w:tabs>
-          <w:tab w:val="num" w:pos="4320"/>
-        </w:tabs>
-        <w:ind w:left="4320" w:hanging="360"/>
-      </w:pPr>
-      <w:rPr>
-        <w:rFonts w:ascii="Wingdings" w:hAnsi="Wingdings" w:hint="default"/>
-        <w:sz w:val="20"/>
-      </w:rPr>
-    </w:lvl>
-    <w:lvl w:ilvl="6" w:tentative="1">
-      <w:start w:val="1"/>
-      <w:numFmt w:val="bullet"/>
-      <w:lvlText w:val=""/>
-      <w:lvlJc w:val="left"/>
-      <w:pPr>
-        <w:tabs>
-          <w:tab w:val="num" w:pos="5040"/>
-        </w:tabs>
-        <w:ind w:left="5040" w:hanging="360"/>
-      </w:pPr>
-      <w:rPr>
-        <w:rFonts w:ascii="Wingdings" w:hAnsi="Wingdings" w:hint="default"/>
-        <w:sz w:val="20"/>
-      </w:rPr>
-    </w:lvl>
-    <w:lvl w:ilvl="7" w:tentative="1">
-      <w:start w:val="1"/>
-      <w:numFmt w:val="bullet"/>
-      <w:lvlText w:val=""/>
-      <w:lvlJc w:val="left"/>
-      <w:pPr>
-        <w:tabs>
-          <w:tab w:val="num" w:pos="5760"/>
-        </w:tabs>
-        <w:ind w:left="5760" w:hanging="360"/>
-      </w:pPr>
-      <w:rPr>
-        <w:rFonts w:ascii="Wingdings" w:hAnsi="Wingdings" w:hint="default"/>
-        <w:sz w:val="20"/>
-      </w:rPr>
-    </w:lvl>
-    <w:lvl w:ilvl="8" w:tentative="1">
-      <w:start w:val="1"/>
-      <w:numFmt w:val="bullet"/>
-      <w:lvlText w:val=""/>
-      <w:lvlJc w:val="left"/>
-      <w:pPr>
-        <w:tabs>
-          <w:tab w:val="num" w:pos="6480"/>
-        </w:tabs>
-        <w:ind w:left="6480" w:hanging="360"/>
-      </w:pPr>
-      <w:rPr>
-        <w:rFonts w:ascii="Wingdings" w:hAnsi="Wingdings" w:hint="default"/>
-        <w:sz w:val="20"/>
-      </w:rPr>
-    </w:lvl>
-  </w:abstractNum>
-  <w:abstractNum w:abstractNumId="52" w15:restartNumberingAfterBreak="0">
-    <w:nsid w:val="6CD570EB"/>
-    <w:multiLevelType w:val="multilevel"/>
-    <w:tmpl w:val="6C184212"/>
-    <w:lvl w:ilvl="0">
-      <w:start w:val="1"/>
-      <w:numFmt w:val="bullet"/>
-      <w:lvlText w:val=""/>
-      <w:lvlJc w:val="left"/>
-      <w:pPr>
-        <w:tabs>
-          <w:tab w:val="num" w:pos="720"/>
-        </w:tabs>
-        <w:ind w:left="720" w:hanging="360"/>
-      </w:pPr>
-      <w:rPr>
-        <w:rFonts w:ascii="Symbol" w:hAnsi="Symbol" w:hint="default"/>
-        <w:sz w:val="20"/>
-      </w:rPr>
-    </w:lvl>
-    <w:lvl w:ilvl="1">
-      <w:start w:val="1"/>
-      <w:numFmt w:val="bullet"/>
-      <w:lvlText w:val="o"/>
-      <w:lvlJc w:val="left"/>
-      <w:pPr>
-        <w:tabs>
-          <w:tab w:val="num" w:pos="1440"/>
-        </w:tabs>
-        <w:ind w:left="1440" w:hanging="360"/>
-      </w:pPr>
-      <w:rPr>
-        <w:rFonts w:ascii="Courier New" w:hAnsi="Courier New" w:hint="default"/>
-        <w:sz w:val="20"/>
-      </w:rPr>
-    </w:lvl>
-    <w:lvl w:ilvl="2" w:tentative="1">
-      <w:start w:val="1"/>
-      <w:numFmt w:val="bullet"/>
-      <w:lvlText w:val=""/>
-      <w:lvlJc w:val="left"/>
-      <w:pPr>
-        <w:tabs>
-          <w:tab w:val="num" w:pos="2160"/>
-        </w:tabs>
-        <w:ind w:left="2160" w:hanging="360"/>
-      </w:pPr>
-      <w:rPr>
-        <w:rFonts w:ascii="Wingdings" w:hAnsi="Wingdings" w:hint="default"/>
-        <w:sz w:val="20"/>
-      </w:rPr>
-    </w:lvl>
-    <w:lvl w:ilvl="3" w:tentative="1">
-      <w:start w:val="1"/>
-      <w:numFmt w:val="bullet"/>
-      <w:lvlText w:val=""/>
-      <w:lvlJc w:val="left"/>
-      <w:pPr>
-        <w:tabs>
-          <w:tab w:val="num" w:pos="2880"/>
-        </w:tabs>
-        <w:ind w:left="2880" w:hanging="360"/>
-      </w:pPr>
-      <w:rPr>
-        <w:rFonts w:ascii="Wingdings" w:hAnsi="Wingdings" w:hint="default"/>
-        <w:sz w:val="20"/>
-      </w:rPr>
-    </w:lvl>
-    <w:lvl w:ilvl="4" w:tentative="1">
-      <w:start w:val="1"/>
-      <w:numFmt w:val="bullet"/>
-      <w:lvlText w:val=""/>
-      <w:lvlJc w:val="left"/>
-      <w:pPr>
-        <w:tabs>
-          <w:tab w:val="num" w:pos="3600"/>
-        </w:tabs>
-        <w:ind w:left="3600" w:hanging="360"/>
-      </w:pPr>
-      <w:rPr>
-        <w:rFonts w:ascii="Wingdings" w:hAnsi="Wingdings" w:hint="default"/>
-        <w:sz w:val="20"/>
-      </w:rPr>
-    </w:lvl>
-    <w:lvl w:ilvl="5" w:tentative="1">
-      <w:start w:val="1"/>
-      <w:numFmt w:val="bullet"/>
-      <w:lvlText w:val=""/>
-      <w:lvlJc w:val="left"/>
-      <w:pPr>
-        <w:tabs>
-          <w:tab w:val="num" w:pos="4320"/>
-        </w:tabs>
-        <w:ind w:left="4320" w:hanging="360"/>
-      </w:pPr>
-      <w:rPr>
-        <w:rFonts w:ascii="Wingdings" w:hAnsi="Wingdings" w:hint="default"/>
-        <w:sz w:val="20"/>
-      </w:rPr>
-    </w:lvl>
-    <w:lvl w:ilvl="6" w:tentative="1">
-      <w:start w:val="1"/>
-      <w:numFmt w:val="bullet"/>
-      <w:lvlText w:val=""/>
-      <w:lvlJc w:val="left"/>
-      <w:pPr>
-        <w:tabs>
-          <w:tab w:val="num" w:pos="5040"/>
-        </w:tabs>
-        <w:ind w:left="5040" w:hanging="360"/>
-      </w:pPr>
-      <w:rPr>
-        <w:rFonts w:ascii="Wingdings" w:hAnsi="Wingdings" w:hint="default"/>
-        <w:sz w:val="20"/>
-      </w:rPr>
-    </w:lvl>
-    <w:lvl w:ilvl="7" w:tentative="1">
-      <w:start w:val="1"/>
-      <w:numFmt w:val="bullet"/>
-      <w:lvlText w:val=""/>
-      <w:lvlJc w:val="left"/>
-      <w:pPr>
-        <w:tabs>
-          <w:tab w:val="num" w:pos="5760"/>
-        </w:tabs>
-        <w:ind w:left="5760" w:hanging="360"/>
-      </w:pPr>
-      <w:rPr>
-        <w:rFonts w:ascii="Wingdings" w:hAnsi="Wingdings" w:hint="default"/>
-        <w:sz w:val="20"/>
-      </w:rPr>
-    </w:lvl>
-    <w:lvl w:ilvl="8" w:tentative="1">
-      <w:start w:val="1"/>
-      <w:numFmt w:val="bullet"/>
-      <w:lvlText w:val=""/>
-      <w:lvlJc w:val="left"/>
-      <w:pPr>
-        <w:tabs>
-          <w:tab w:val="num" w:pos="6480"/>
-        </w:tabs>
-        <w:ind w:left="6480" w:hanging="360"/>
-      </w:pPr>
-      <w:rPr>
-        <w:rFonts w:ascii="Wingdings" w:hAnsi="Wingdings" w:hint="default"/>
-        <w:sz w:val="20"/>
-      </w:rPr>
-    </w:lvl>
-  </w:abstractNum>
-  <w:abstractNum w:abstractNumId="53" w15:restartNumberingAfterBreak="0">
+  <w:abstractNum w:abstractNumId="22" w15:restartNumberingAfterBreak="0">
     <w:nsid w:val="6E4E696A"/>
     <w:multiLevelType w:val="hybridMultilevel"/>
     <w:tmpl w:val="9AF06E98"/>
@@ -20166,7 +16043,7 @@
       </w:rPr>
     </w:lvl>
   </w:abstractNum>
-  <w:abstractNum w:abstractNumId="54" w15:restartNumberingAfterBreak="0">
+  <w:abstractNum w:abstractNumId="23" w15:restartNumberingAfterBreak="0">
     <w:nsid w:val="6F210D15"/>
     <w:multiLevelType w:val="multilevel"/>
     <w:tmpl w:val="29E8F710"/>
@@ -20315,156 +16192,7 @@
       </w:rPr>
     </w:lvl>
   </w:abstractNum>
-  <w:abstractNum w:abstractNumId="55" w15:restartNumberingAfterBreak="0">
-    <w:nsid w:val="75465ABB"/>
-    <w:multiLevelType w:val="multilevel"/>
-    <w:tmpl w:val="DDCC775A"/>
-    <w:lvl w:ilvl="0">
-      <w:start w:val="1"/>
-      <w:numFmt w:val="bullet"/>
-      <w:lvlText w:val=""/>
-      <w:lvlJc w:val="left"/>
-      <w:pPr>
-        <w:tabs>
-          <w:tab w:val="num" w:pos="720"/>
-        </w:tabs>
-        <w:ind w:left="720" w:hanging="360"/>
-      </w:pPr>
-      <w:rPr>
-        <w:rFonts w:ascii="Symbol" w:hAnsi="Symbol" w:hint="default"/>
-        <w:sz w:val="20"/>
-      </w:rPr>
-    </w:lvl>
-    <w:lvl w:ilvl="1">
-      <w:start w:val="1"/>
-      <w:numFmt w:val="bullet"/>
-      <w:lvlText w:val="o"/>
-      <w:lvlJc w:val="left"/>
-      <w:pPr>
-        <w:tabs>
-          <w:tab w:val="num" w:pos="1440"/>
-        </w:tabs>
-        <w:ind w:left="1440" w:hanging="360"/>
-      </w:pPr>
-      <w:rPr>
-        <w:rFonts w:ascii="Courier New" w:hAnsi="Courier New" w:hint="default"/>
-        <w:sz w:val="20"/>
-      </w:rPr>
-    </w:lvl>
-    <w:lvl w:ilvl="2" w:tentative="1">
-      <w:start w:val="1"/>
-      <w:numFmt w:val="bullet"/>
-      <w:lvlText w:val=""/>
-      <w:lvlJc w:val="left"/>
-      <w:pPr>
-        <w:tabs>
-          <w:tab w:val="num" w:pos="2160"/>
-        </w:tabs>
-        <w:ind w:left="2160" w:hanging="360"/>
-      </w:pPr>
-      <w:rPr>
-        <w:rFonts w:ascii="Wingdings" w:hAnsi="Wingdings" w:hint="default"/>
-        <w:sz w:val="20"/>
-      </w:rPr>
-    </w:lvl>
-    <w:lvl w:ilvl="3" w:tentative="1">
-      <w:start w:val="1"/>
-      <w:numFmt w:val="bullet"/>
-      <w:lvlText w:val=""/>
-      <w:lvlJc w:val="left"/>
-      <w:pPr>
-        <w:tabs>
-          <w:tab w:val="num" w:pos="2880"/>
-        </w:tabs>
-        <w:ind w:left="2880" w:hanging="360"/>
-      </w:pPr>
-      <w:rPr>
-        <w:rFonts w:ascii="Wingdings" w:hAnsi="Wingdings" w:hint="default"/>
-        <w:sz w:val="20"/>
-      </w:rPr>
-    </w:lvl>
-    <w:lvl w:ilvl="4" w:tentative="1">
-      <w:start w:val="1"/>
-      <w:numFmt w:val="bullet"/>
-      <w:lvlText w:val=""/>
-      <w:lvlJc w:val="left"/>
-      <w:pPr>
-        <w:tabs>
-          <w:tab w:val="num" w:pos="3600"/>
-        </w:tabs>
-        <w:ind w:left="3600" w:hanging="360"/>
-      </w:pPr>
-      <w:rPr>
-        <w:rFonts w:ascii="Wingdings" w:hAnsi="Wingdings" w:hint="default"/>
-        <w:sz w:val="20"/>
-      </w:rPr>
-    </w:lvl>
-    <w:lvl w:ilvl="5" w:tentative="1">
-      <w:start w:val="1"/>
-      <w:numFmt w:val="bullet"/>
-      <w:lvlText w:val=""/>
-      <w:lvlJc w:val="left"/>
-      <w:pPr>
-        <w:tabs>
-          <w:tab w:val="num" w:pos="4320"/>
-        </w:tabs>
-        <w:ind w:left="4320" w:hanging="360"/>
-      </w:pPr>
-      <w:rPr>
-        <w:rFonts w:ascii="Wingdings" w:hAnsi="Wingdings" w:hint="default"/>
-        <w:sz w:val="20"/>
-      </w:rPr>
-    </w:lvl>
-    <w:lvl w:ilvl="6" w:tentative="1">
-      <w:start w:val="1"/>
-      <w:numFmt w:val="bullet"/>
-      <w:lvlText w:val=""/>
-      <w:lvlJc w:val="left"/>
-      <w:pPr>
-        <w:tabs>
-          <w:tab w:val="num" w:pos="5040"/>
-        </w:tabs>
-        <w:ind w:left="5040" w:hanging="360"/>
-      </w:pPr>
-      <w:rPr>
-        <w:rFonts w:ascii="Wingdings" w:hAnsi="Wingdings" w:hint="default"/>
-        <w:sz w:val="20"/>
-      </w:rPr>
-    </w:lvl>
-    <w:lvl w:ilvl="7" w:tentative="1">
-      <w:start w:val="1"/>
-      <w:numFmt w:val="bullet"/>
-      <w:lvlText w:val=""/>
-      <w:lvlJc w:val="left"/>
-      <w:pPr>
-        <w:tabs>
-          <w:tab w:val="num" w:pos="5760"/>
-        </w:tabs>
-        <w:ind w:left="5760" w:hanging="360"/>
-      </w:pPr>
-      <w:rPr>
-        <w:rFonts w:ascii="Wingdings" w:hAnsi="Wingdings" w:hint="default"/>
-        <w:sz w:val="20"/>
-      </w:rPr>
-    </w:lvl>
-    <w:lvl w:ilvl="8" w:tentative="1">
-      <w:start w:val="1"/>
-      <w:numFmt w:val="bullet"/>
-      <w:lvlText w:val=""/>
-      <w:lvlJc w:val="left"/>
-      <w:pPr>
-        <w:tabs>
-          <w:tab w:val="num" w:pos="6480"/>
-        </w:tabs>
-        <w:ind w:left="6480" w:hanging="360"/>
-      </w:pPr>
-      <w:rPr>
-        <w:rFonts w:ascii="Wingdings" w:hAnsi="Wingdings" w:hint="default"/>
-        <w:sz w:val="20"/>
-      </w:rPr>
-    </w:lvl>
-  </w:abstractNum>
-  <w:abstractNum w:abstractNumId="56" w15:restartNumberingAfterBreak="0">
+  <w:abstractNum w:abstractNumId="24" w15:restartNumberingAfterBreak="0">
     <w:nsid w:val="788F5FA8"/>
     <w:multiLevelType w:val="multilevel"/>
     <w:tmpl w:val="F9FA8D8A"/>
@@ -20613,636 +16341,82 @@
       </w:rPr>
     </w:lvl>
   </w:abstractNum>
-  <w:abstractNum w:abstractNumId="57" w15:restartNumberingAfterBreak="0">
-    <w:nsid w:val="7B222314"/>
-    <w:multiLevelType w:val="multilevel"/>
-    <w:tmpl w:val="C704A00C"/>
-    <w:lvl w:ilvl="0">
-      <w:start w:val="1"/>
-      <w:numFmt w:val="bullet"/>
-      <w:lvlText w:val=""/>
-      <w:lvlJc w:val="left"/>
-      <w:pPr>
-        <w:tabs>
-          <w:tab w:val="num" w:pos="720"/>
-        </w:tabs>
-        <w:ind w:left="720" w:hanging="360"/>
-      </w:pPr>
-      <w:rPr>
-        <w:rFonts w:ascii="Symbol" w:hAnsi="Symbol" w:hint="default"/>
-        <w:sz w:val="20"/>
-      </w:rPr>
-    </w:lvl>
-    <w:lvl w:ilvl="1">
-      <w:start w:val="1"/>
-      <w:numFmt w:val="bullet"/>
-      <w:lvlText w:val="o"/>
-      <w:lvlJc w:val="left"/>
-      <w:pPr>
-        <w:tabs>
-          <w:tab w:val="num" w:pos="1440"/>
-        </w:tabs>
-        <w:ind w:left="1440" w:hanging="360"/>
-      </w:pPr>
-      <w:rPr>
-        <w:rFonts w:ascii="Courier New" w:hAnsi="Courier New" w:hint="default"/>
-        <w:sz w:val="20"/>
-      </w:rPr>
-    </w:lvl>
-    <w:lvl w:ilvl="2" w:tentative="1">
-      <w:start w:val="1"/>
-      <w:numFmt w:val="bullet"/>
-      <w:lvlText w:val=""/>
-      <w:lvlJc w:val="left"/>
-      <w:pPr>
-        <w:tabs>
-          <w:tab w:val="num" w:pos="2160"/>
-        </w:tabs>
-        <w:ind w:left="2160" w:hanging="360"/>
-      </w:pPr>
-      <w:rPr>
-        <w:rFonts w:ascii="Wingdings" w:hAnsi="Wingdings" w:hint="default"/>
-        <w:sz w:val="20"/>
-      </w:rPr>
-    </w:lvl>
-    <w:lvl w:ilvl="3" w:tentative="1">
-      <w:start w:val="1"/>
-      <w:numFmt w:val="bullet"/>
-      <w:lvlText w:val=""/>
-      <w:lvlJc w:val="left"/>
-      <w:pPr>
-        <w:tabs>
-          <w:tab w:val="num" w:pos="2880"/>
-        </w:tabs>
-        <w:ind w:left="2880" w:hanging="360"/>
-      </w:pPr>
-      <w:rPr>
-        <w:rFonts w:ascii="Wingdings" w:hAnsi="Wingdings" w:hint="default"/>
-        <w:sz w:val="20"/>
-      </w:rPr>
-    </w:lvl>
-    <w:lvl w:ilvl="4" w:tentative="1">
-      <w:start w:val="1"/>
-      <w:numFmt w:val="bullet"/>
-      <w:lvlText w:val=""/>
-      <w:lvlJc w:val="left"/>
-      <w:pPr>
-        <w:tabs>
-          <w:tab w:val="num" w:pos="3600"/>
-        </w:tabs>
-        <w:ind w:left="3600" w:hanging="360"/>
-      </w:pPr>
-      <w:rPr>
-        <w:rFonts w:ascii="Wingdings" w:hAnsi="Wingdings" w:hint="default"/>
-        <w:sz w:val="20"/>
-      </w:rPr>
-    </w:lvl>
-    <w:lvl w:ilvl="5" w:tentative="1">
-      <w:start w:val="1"/>
-      <w:numFmt w:val="bullet"/>
-      <w:lvlText w:val=""/>
-      <w:lvlJc w:val="left"/>
-      <w:pPr>
-        <w:tabs>
-          <w:tab w:val="num" w:pos="4320"/>
-        </w:tabs>
-        <w:ind w:left="4320" w:hanging="360"/>
-      </w:pPr>
-      <w:rPr>
-        <w:rFonts w:ascii="Wingdings" w:hAnsi="Wingdings" w:hint="default"/>
-        <w:sz w:val="20"/>
-      </w:rPr>
-    </w:lvl>
-    <w:lvl w:ilvl="6" w:tentative="1">
-      <w:start w:val="1"/>
-      <w:numFmt w:val="bullet"/>
-      <w:lvlText w:val=""/>
-      <w:lvlJc w:val="left"/>
-      <w:pPr>
-        <w:tabs>
-          <w:tab w:val="num" w:pos="5040"/>
-        </w:tabs>
-        <w:ind w:left="5040" w:hanging="360"/>
-      </w:pPr>
-      <w:rPr>
-        <w:rFonts w:ascii="Wingdings" w:hAnsi="Wingdings" w:hint="default"/>
-        <w:sz w:val="20"/>
-      </w:rPr>
-    </w:lvl>
-    <w:lvl w:ilvl="7" w:tentative="1">
-      <w:start w:val="1"/>
-      <w:numFmt w:val="bullet"/>
-      <w:lvlText w:val=""/>
-      <w:lvlJc w:val="left"/>
-      <w:pPr>
-        <w:tabs>
-          <w:tab w:val="num" w:pos="5760"/>
-        </w:tabs>
-        <w:ind w:left="5760" w:hanging="360"/>
-      </w:pPr>
-      <w:rPr>
-        <w:rFonts w:ascii="Wingdings" w:hAnsi="Wingdings" w:hint="default"/>
-        <w:sz w:val="20"/>
-      </w:rPr>
-    </w:lvl>
-    <w:lvl w:ilvl="8" w:tentative="1">
-      <w:start w:val="1"/>
-      <w:numFmt w:val="bullet"/>
-      <w:lvlText w:val=""/>
-      <w:lvlJc w:val="left"/>
-      <w:pPr>
-        <w:tabs>
-          <w:tab w:val="num" w:pos="6480"/>
-        </w:tabs>
-        <w:ind w:left="6480" w:hanging="360"/>
-      </w:pPr>
-      <w:rPr>
-        <w:rFonts w:ascii="Wingdings" w:hAnsi="Wingdings" w:hint="default"/>
-        <w:sz w:val="20"/>
-      </w:rPr>
-    </w:lvl>
-  </w:abstractNum>
-  <w:abstractNum w:abstractNumId="58" w15:restartNumberingAfterBreak="0">
-    <w:nsid w:val="7B7A4B39"/>
-    <w:multiLevelType w:val="multilevel"/>
-    <w:tmpl w:val="2C925FC6"/>
-    <w:lvl w:ilvl="0">
-      <w:start w:val="1"/>
-      <w:numFmt w:val="bullet"/>
-      <w:lvlText w:val=""/>
-      <w:lvlJc w:val="left"/>
-      <w:pPr>
-        <w:tabs>
-          <w:tab w:val="num" w:pos="720"/>
-        </w:tabs>
-        <w:ind w:left="720" w:hanging="360"/>
-      </w:pPr>
-      <w:rPr>
-        <w:rFonts w:ascii="Symbol" w:hAnsi="Symbol" w:hint="default"/>
-        <w:sz w:val="20"/>
-      </w:rPr>
-    </w:lvl>
-    <w:lvl w:ilvl="1" w:tentative="1">
-      <w:start w:val="1"/>
-      <w:numFmt w:val="bullet"/>
-      <w:lvlText w:val="o"/>
-      <w:lvlJc w:val="left"/>
-      <w:pPr>
-        <w:tabs>
-          <w:tab w:val="num" w:pos="1440"/>
-        </w:tabs>
-        <w:ind w:left="1440" w:hanging="360"/>
-      </w:pPr>
-      <w:rPr>
-        <w:rFonts w:ascii="Courier New" w:hAnsi="Courier New" w:hint="default"/>
-        <w:sz w:val="20"/>
-      </w:rPr>
-    </w:lvl>
-    <w:lvl w:ilvl="2" w:tentative="1">
-      <w:start w:val="1"/>
-      <w:numFmt w:val="bullet"/>
-      <w:lvlText w:val=""/>
-      <w:lvlJc w:val="left"/>
-      <w:pPr>
-        <w:tabs>
-          <w:tab w:val="num" w:pos="2160"/>
-        </w:tabs>
-        <w:ind w:left="2160" w:hanging="360"/>
-      </w:pPr>
-      <w:rPr>
-        <w:rFonts w:ascii="Wingdings" w:hAnsi="Wingdings" w:hint="default"/>
-        <w:sz w:val="20"/>
-      </w:rPr>
-    </w:lvl>
-    <w:lvl w:ilvl="3" w:tentative="1">
-      <w:start w:val="1"/>
-      <w:numFmt w:val="bullet"/>
-      <w:lvlText w:val=""/>
-      <w:lvlJc w:val="left"/>
-      <w:pPr>
-        <w:tabs>
-          <w:tab w:val="num" w:pos="2880"/>
-        </w:tabs>
-        <w:ind w:left="2880" w:hanging="360"/>
-      </w:pPr>
-      <w:rPr>
-        <w:rFonts w:ascii="Wingdings" w:hAnsi="Wingdings" w:hint="default"/>
-        <w:sz w:val="20"/>
-      </w:rPr>
-    </w:lvl>
-    <w:lvl w:ilvl="4" w:tentative="1">
-      <w:start w:val="1"/>
-      <w:numFmt w:val="bullet"/>
-      <w:lvlText w:val=""/>
-      <w:lvlJc w:val="left"/>
-      <w:pPr>
-        <w:tabs>
-          <w:tab w:val="num" w:pos="3600"/>
-        </w:tabs>
-        <w:ind w:left="3600" w:hanging="360"/>
-      </w:pPr>
-      <w:rPr>
-        <w:rFonts w:ascii="Wingdings" w:hAnsi="Wingdings" w:hint="default"/>
-        <w:sz w:val="20"/>
-      </w:rPr>
-    </w:lvl>
-    <w:lvl w:ilvl="5" w:tentative="1">
-      <w:start w:val="1"/>
-      <w:numFmt w:val="bullet"/>
-      <w:lvlText w:val=""/>
-      <w:lvlJc w:val="left"/>
-      <w:pPr>
-        <w:tabs>
-          <w:tab w:val="num" w:pos="4320"/>
-        </w:tabs>
-        <w:ind w:left="4320" w:hanging="360"/>
-      </w:pPr>
-      <w:rPr>
-        <w:rFonts w:ascii="Wingdings" w:hAnsi="Wingdings" w:hint="default"/>
-        <w:sz w:val="20"/>
-      </w:rPr>
-    </w:lvl>
-    <w:lvl w:ilvl="6" w:tentative="1">
-      <w:start w:val="1"/>
-      <w:numFmt w:val="bullet"/>
-      <w:lvlText w:val=""/>
-      <w:lvlJc w:val="left"/>
-      <w:pPr>
-        <w:tabs>
-          <w:tab w:val="num" w:pos="5040"/>
-        </w:tabs>
-        <w:ind w:left="5040" w:hanging="360"/>
-      </w:pPr>
-      <w:rPr>
-        <w:rFonts w:ascii="Wingdings" w:hAnsi="Wingdings" w:hint="default"/>
-        <w:sz w:val="20"/>
-      </w:rPr>
-    </w:lvl>
-    <w:lvl w:ilvl="7" w:tentative="1">
-      <w:start w:val="1"/>
-      <w:numFmt w:val="bullet"/>
-      <w:lvlText w:val=""/>
-      <w:lvlJc w:val="left"/>
-      <w:pPr>
-        <w:tabs>
-          <w:tab w:val="num" w:pos="5760"/>
-        </w:tabs>
-        <w:ind w:left="5760" w:hanging="360"/>
-      </w:pPr>
-      <w:rPr>
-        <w:rFonts w:ascii="Wingdings" w:hAnsi="Wingdings" w:hint="default"/>
-        <w:sz w:val="20"/>
-      </w:rPr>
-    </w:lvl>
-    <w:lvl w:ilvl="8" w:tentative="1">
-      <w:start w:val="1"/>
-      <w:numFmt w:val="bullet"/>
-      <w:lvlText w:val=""/>
-      <w:lvlJc w:val="left"/>
-      <w:pPr>
-        <w:tabs>
-          <w:tab w:val="num" w:pos="6480"/>
-        </w:tabs>
-        <w:ind w:left="6480" w:hanging="360"/>
-      </w:pPr>
-      <w:rPr>
-        <w:rFonts w:ascii="Wingdings" w:hAnsi="Wingdings" w:hint="default"/>
-        <w:sz w:val="20"/>
-      </w:rPr>
-    </w:lvl>
-  </w:abstractNum>
-  <w:abstractNum w:abstractNumId="59" w15:restartNumberingAfterBreak="0">
-    <w:nsid w:val="7D2F48CA"/>
-    <w:multiLevelType w:val="multilevel"/>
-    <w:tmpl w:val="431016B2"/>
-    <w:lvl w:ilvl="0">
-      <w:start w:val="1"/>
-      <w:numFmt w:val="bullet"/>
-      <w:lvlText w:val=""/>
-      <w:lvlJc w:val="left"/>
-      <w:pPr>
-        <w:tabs>
-          <w:tab w:val="num" w:pos="720"/>
-        </w:tabs>
-        <w:ind w:left="720" w:hanging="360"/>
-      </w:pPr>
-      <w:rPr>
-        <w:rFonts w:ascii="Symbol" w:hAnsi="Symbol" w:hint="default"/>
-        <w:sz w:val="20"/>
-      </w:rPr>
-    </w:lvl>
-    <w:lvl w:ilvl="1">
-      <w:start w:val="1"/>
-      <w:numFmt w:val="bullet"/>
-      <w:lvlText w:val="o"/>
-      <w:lvlJc w:val="left"/>
-      <w:pPr>
-        <w:tabs>
-          <w:tab w:val="num" w:pos="1440"/>
-        </w:tabs>
-        <w:ind w:left="1440" w:hanging="360"/>
-      </w:pPr>
-      <w:rPr>
-        <w:rFonts w:ascii="Courier New" w:hAnsi="Courier New" w:hint="default"/>
-        <w:sz w:val="20"/>
-      </w:rPr>
-    </w:lvl>
-    <w:lvl w:ilvl="2" w:tentative="1">
-      <w:start w:val="1"/>
-      <w:numFmt w:val="bullet"/>
-      <w:lvlText w:val=""/>
-      <w:lvlJc w:val="left"/>
-      <w:pPr>
-        <w:tabs>
-          <w:tab w:val="num" w:pos="2160"/>
-        </w:tabs>
-        <w:ind w:left="2160" w:hanging="360"/>
-      </w:pPr>
-      <w:rPr>
-        <w:rFonts w:ascii="Wingdings" w:hAnsi="Wingdings" w:hint="default"/>
-        <w:sz w:val="20"/>
-      </w:rPr>
-    </w:lvl>
-    <w:lvl w:ilvl="3" w:tentative="1">
-      <w:start w:val="1"/>
-      <w:numFmt w:val="bullet"/>
-      <w:lvlText w:val=""/>
-      <w:lvlJc w:val="left"/>
-      <w:pPr>
-        <w:tabs>
-          <w:tab w:val="num" w:pos="2880"/>
-        </w:tabs>
-        <w:ind w:left="2880" w:hanging="360"/>
-      </w:pPr>
-      <w:rPr>
-        <w:rFonts w:ascii="Wingdings" w:hAnsi="Wingdings" w:hint="default"/>
-        <w:sz w:val="20"/>
-      </w:rPr>
-    </w:lvl>
-    <w:lvl w:ilvl="4" w:tentative="1">
-      <w:start w:val="1"/>
-      <w:numFmt w:val="bullet"/>
-      <w:lvlText w:val=""/>
-      <w:lvlJc w:val="left"/>
-      <w:pPr>
-        <w:tabs>
-          <w:tab w:val="num" w:pos="3600"/>
-        </w:tabs>
-        <w:ind w:left="3600" w:hanging="360"/>
-      </w:pPr>
-      <w:rPr>
-        <w:rFonts w:ascii="Wingdings" w:hAnsi="Wingdings" w:hint="default"/>
-        <w:sz w:val="20"/>
-      </w:rPr>
-    </w:lvl>
-    <w:lvl w:ilvl="5" w:tentative="1">
-      <w:start w:val="1"/>
-      <w:numFmt w:val="bullet"/>
-      <w:lvlText w:val=""/>
-      <w:lvlJc w:val="left"/>
-      <w:pPr>
-        <w:tabs>
-          <w:tab w:val="num" w:pos="4320"/>
-        </w:tabs>
-        <w:ind w:left="4320" w:hanging="360"/>
-      </w:pPr>
-      <w:rPr>
-        <w:rFonts w:ascii="Wingdings" w:hAnsi="Wingdings" w:hint="default"/>
-        <w:sz w:val="20"/>
-      </w:rPr>
-    </w:lvl>
-    <w:lvl w:ilvl="6" w:tentative="1">
-      <w:start w:val="1"/>
-      <w:numFmt w:val="bullet"/>
-      <w:lvlText w:val=""/>
-      <w:lvlJc w:val="left"/>
-      <w:pPr>
-        <w:tabs>
-          <w:tab w:val="num" w:pos="5040"/>
-        </w:tabs>
-        <w:ind w:left="5040" w:hanging="360"/>
-      </w:pPr>
-      <w:rPr>
-        <w:rFonts w:ascii="Wingdings" w:hAnsi="Wingdings" w:hint="default"/>
-        <w:sz w:val="20"/>
-      </w:rPr>
-    </w:lvl>
-    <w:lvl w:ilvl="7" w:tentative="1">
-      <w:start w:val="1"/>
-      <w:numFmt w:val="bullet"/>
-      <w:lvlText w:val=""/>
-      <w:lvlJc w:val="left"/>
-      <w:pPr>
-        <w:tabs>
-          <w:tab w:val="num" w:pos="5760"/>
-        </w:tabs>
-        <w:ind w:left="5760" w:hanging="360"/>
-      </w:pPr>
-      <w:rPr>
-        <w:rFonts w:ascii="Wingdings" w:hAnsi="Wingdings" w:hint="default"/>
-        <w:sz w:val="20"/>
-      </w:rPr>
-    </w:lvl>
-    <w:lvl w:ilvl="8" w:tentative="1">
-      <w:start w:val="1"/>
-      <w:numFmt w:val="bullet"/>
-      <w:lvlText w:val=""/>
-      <w:lvlJc w:val="left"/>
-      <w:pPr>
-        <w:tabs>
-          <w:tab w:val="num" w:pos="6480"/>
-        </w:tabs>
-        <w:ind w:left="6480" w:hanging="360"/>
-      </w:pPr>
-      <w:rPr>
-        <w:rFonts w:ascii="Wingdings" w:hAnsi="Wingdings" w:hint="default"/>
-        <w:sz w:val="20"/>
-      </w:rPr>
-    </w:lvl>
-  </w:abstractNum>
   <w:num w:numId="1" w16cid:durableId="492722429">
+    <w:abstractNumId w:val="11"/>
+  </w:num>
+  <w:num w:numId="2" w16cid:durableId="1438794615">
+    <w:abstractNumId w:val="22"/>
+  </w:num>
+  <w:num w:numId="3" w16cid:durableId="453594011">
+    <w:abstractNumId w:val="12"/>
+  </w:num>
+  <w:num w:numId="4" w16cid:durableId="1840341614">
+    <w:abstractNumId w:val="14"/>
+  </w:num>
+  <w:num w:numId="5" w16cid:durableId="770395309">
+    <w:abstractNumId w:val="13"/>
+  </w:num>
+  <w:num w:numId="6" w16cid:durableId="572007627">
+    <w:abstractNumId w:val="18"/>
+  </w:num>
+  <w:num w:numId="7" w16cid:durableId="1585216147">
+    <w:abstractNumId w:val="16"/>
+  </w:num>
+  <w:num w:numId="8" w16cid:durableId="1414358423">
+    <w:abstractNumId w:val="21"/>
+  </w:num>
+  <w:num w:numId="9" w16cid:durableId="1033848697">
+    <w:abstractNumId w:val="8"/>
+  </w:num>
+  <w:num w:numId="10" w16cid:durableId="1133449818">
+    <w:abstractNumId w:val="9"/>
+  </w:num>
+  <w:num w:numId="11" w16cid:durableId="1442069109">
+    <w:abstractNumId w:val="15"/>
+  </w:num>
+  <w:num w:numId="12" w16cid:durableId="618728208">
+    <w:abstractNumId w:val="19"/>
+  </w:num>
+  <w:num w:numId="13" w16cid:durableId="1769933491">
+    <w:abstractNumId w:val="0"/>
+  </w:num>
+  <w:num w:numId="14" w16cid:durableId="1750729531">
+    <w:abstractNumId w:val="4"/>
+  </w:num>
+  <w:num w:numId="15" w16cid:durableId="279724322">
+    <w:abstractNumId w:val="5"/>
+  </w:num>
+  <w:num w:numId="16" w16cid:durableId="1334719894">
+    <w:abstractNumId w:val="1"/>
+  </w:num>
+  <w:num w:numId="17" w16cid:durableId="212353832">
+    <w:abstractNumId w:val="2"/>
+  </w:num>
+  <w:num w:numId="18" w16cid:durableId="1512069631">
+    <w:abstractNumId w:val="7"/>
+  </w:num>
+  <w:num w:numId="19" w16cid:durableId="282033551">
+    <w:abstractNumId w:val="17"/>
+  </w:num>
+  <w:num w:numId="20" w16cid:durableId="1717000344">
+    <w:abstractNumId w:val="6"/>
+  </w:num>
+  <w:num w:numId="21" w16cid:durableId="1130587619">
+    <w:abstractNumId w:val="24"/>
+  </w:num>
+  <w:num w:numId="22" w16cid:durableId="1810706882">
     <w:abstractNumId w:val="23"/>
   </w:num>
-  <w:num w:numId="2" w16cid:durableId="1713336383">
-    <w:abstractNumId w:val="23"/>
-  </w:num>
-  <w:num w:numId="3" w16cid:durableId="1438794615">
-    <w:abstractNumId w:val="53"/>
-  </w:num>
-  <w:num w:numId="4" w16cid:durableId="453594011">
-    <w:abstractNumId w:val="27"/>
-  </w:num>
-  <w:num w:numId="5" w16cid:durableId="1840341614">
-    <w:abstractNumId w:val="31"/>
-  </w:num>
-  <w:num w:numId="6" w16cid:durableId="770395309">
-    <w:abstractNumId w:val="28"/>
-  </w:num>
-  <w:num w:numId="7" w16cid:durableId="572007627">
-    <w:abstractNumId w:val="41"/>
-  </w:num>
-  <w:num w:numId="8" w16cid:durableId="969164200">
-    <w:abstractNumId w:val="6"/>
-  </w:num>
-  <w:num w:numId="9" w16cid:durableId="1648240626">
-    <w:abstractNumId w:val="58"/>
-  </w:num>
-  <w:num w:numId="10" w16cid:durableId="1212225880">
-    <w:abstractNumId w:val="15"/>
-  </w:num>
-  <w:num w:numId="11" w16cid:durableId="1406226608">
-    <w:abstractNumId w:val="51"/>
-  </w:num>
-  <w:num w:numId="12" w16cid:durableId="665477434">
-    <w:abstractNumId w:val="25"/>
-  </w:num>
-  <w:num w:numId="13" w16cid:durableId="642077459">
-    <w:abstractNumId w:val="22"/>
-  </w:num>
-  <w:num w:numId="14" w16cid:durableId="243492783">
-    <w:abstractNumId w:val="29"/>
-  </w:num>
-  <w:num w:numId="15" w16cid:durableId="456341959">
-    <w:abstractNumId w:val="47"/>
-  </w:num>
-  <w:num w:numId="16" w16cid:durableId="1851869829">
-    <w:abstractNumId w:val="37"/>
-  </w:num>
-  <w:num w:numId="17" w16cid:durableId="994526251">
-    <w:abstractNumId w:val="4"/>
-  </w:num>
-  <w:num w:numId="18" w16cid:durableId="1391273859">
-    <w:abstractNumId w:val="48"/>
-  </w:num>
-  <w:num w:numId="19" w16cid:durableId="2070765614">
-    <w:abstractNumId w:val="59"/>
-  </w:num>
-  <w:num w:numId="20" w16cid:durableId="474300023">
-    <w:abstractNumId w:val="0"/>
-  </w:num>
-  <w:num w:numId="21" w16cid:durableId="2128574126">
+  <w:num w:numId="23" w16cid:durableId="1019312578">
     <w:abstractNumId w:val="3"/>
   </w:num>
-  <w:num w:numId="22" w16cid:durableId="1728334914">
-    <w:abstractNumId w:val="26"/>
-  </w:num>
-  <w:num w:numId="23" w16cid:durableId="1164199694">
-    <w:abstractNumId w:val="35"/>
-  </w:num>
-  <w:num w:numId="24" w16cid:durableId="1632588227">
-    <w:abstractNumId w:val="11"/>
-  </w:num>
-  <w:num w:numId="25" w16cid:durableId="443114169">
-    <w:abstractNumId w:val="49"/>
-  </w:num>
-  <w:num w:numId="26" w16cid:durableId="1125537516">
-    <w:abstractNumId w:val="13"/>
-  </w:num>
-  <w:num w:numId="27" w16cid:durableId="576942819">
-    <w:abstractNumId w:val="44"/>
-  </w:num>
-  <w:num w:numId="28" w16cid:durableId="1574005867">
-    <w:abstractNumId w:val="38"/>
-  </w:num>
-  <w:num w:numId="29" w16cid:durableId="561596563">
-    <w:abstractNumId w:val="5"/>
-  </w:num>
-  <w:num w:numId="30" w16cid:durableId="1189761851">
-    <w:abstractNumId w:val="57"/>
-  </w:num>
-  <w:num w:numId="31" w16cid:durableId="976421118">
-    <w:abstractNumId w:val="32"/>
-  </w:num>
-  <w:num w:numId="32" w16cid:durableId="266735200">
-    <w:abstractNumId w:val="30"/>
-  </w:num>
-  <w:num w:numId="33" w16cid:durableId="1585216147">
-    <w:abstractNumId w:val="36"/>
-  </w:num>
-  <w:num w:numId="34" w16cid:durableId="1244953053">
-    <w:abstractNumId w:val="19"/>
-  </w:num>
-  <w:num w:numId="35" w16cid:durableId="395977005">
-    <w:abstractNumId w:val="55"/>
-  </w:num>
-  <w:num w:numId="36" w16cid:durableId="1414358423">
-    <w:abstractNumId w:val="50"/>
-  </w:num>
-  <w:num w:numId="37" w16cid:durableId="1537162125">
-    <w:abstractNumId w:val="8"/>
-  </w:num>
-  <w:num w:numId="38" w16cid:durableId="1290550226">
-    <w:abstractNumId w:val="43"/>
-  </w:num>
-  <w:num w:numId="39" w16cid:durableId="443160695">
-    <w:abstractNumId w:val="24"/>
-  </w:num>
-  <w:num w:numId="40" w16cid:durableId="1231383082">
-    <w:abstractNumId w:val="33"/>
-  </w:num>
-  <w:num w:numId="41" w16cid:durableId="1561162542">
-    <w:abstractNumId w:val="16"/>
-  </w:num>
-  <w:num w:numId="42" w16cid:durableId="150221513">
-    <w:abstractNumId w:val="52"/>
-  </w:num>
-  <w:num w:numId="43" w16cid:durableId="1033848697">
-    <w:abstractNumId w:val="18"/>
-  </w:num>
-  <w:num w:numId="44" w16cid:durableId="1133449818">
+  <w:num w:numId="24" w16cid:durableId="1418359545">
     <w:abstractNumId w:val="20"/>
   </w:num>
-  <w:num w:numId="45" w16cid:durableId="1442069109">
-    <w:abstractNumId w:val="34"/>
-  </w:num>
-  <w:num w:numId="46" w16cid:durableId="618728208">
-    <w:abstractNumId w:val="45"/>
-  </w:num>
-  <w:num w:numId="47" w16cid:durableId="1769933491">
-    <w:abstractNumId w:val="1"/>
-  </w:num>
-  <w:num w:numId="48" w16cid:durableId="1750729531">
+  <w:num w:numId="25" w16cid:durableId="2061663224">
     <w:abstractNumId w:val="10"/>
   </w:num>
-  <w:num w:numId="49" w16cid:durableId="279724322">
-    <w:abstractNumId w:val="12"/>
-  </w:num>
-  <w:num w:numId="50" w16cid:durableId="996300740">
-    <w:abstractNumId w:val="42"/>
-  </w:num>
-  <w:num w:numId="51" w16cid:durableId="1334719894">
-    <w:abstractNumId w:val="2"/>
-  </w:num>
-  <w:num w:numId="52" w16cid:durableId="212353832">
-    <w:abstractNumId w:val="7"/>
-  </w:num>
-  <w:num w:numId="53" w16cid:durableId="1512069631">
-    <w:abstractNumId w:val="17"/>
-  </w:num>
-  <w:num w:numId="54" w16cid:durableId="282033551">
-    <w:abstractNumId w:val="40"/>
-  </w:num>
-  <w:num w:numId="55" w16cid:durableId="1717000344">
-    <w:abstractNumId w:val="14"/>
-  </w:num>
-  <w:num w:numId="56" w16cid:durableId="1130587619">
-    <w:abstractNumId w:val="56"/>
-  </w:num>
-  <w:num w:numId="57" w16cid:durableId="1810706882">
-    <w:abstractNumId w:val="54"/>
-  </w:num>
-  <w:num w:numId="58" w16cid:durableId="1019312578">
-    <w:abstractNumId w:val="9"/>
-  </w:num>
-  <w:num w:numId="59" w16cid:durableId="1418359545">
-    <w:abstractNumId w:val="46"/>
-  </w:num>
-  <w:num w:numId="60" w16cid:durableId="1298562097">
-    <w:abstractNumId w:val="39"/>
-  </w:num>
-  <w:num w:numId="61" w16cid:durableId="2061663224">
-    <w:abstractNumId w:val="21"/>
-  </w:num>
+  <w:numIdMacAtCleanup w:val="25"/>
 </w:numbering>
 </file>
 
